--- a/docs/quizzes/05_quiz_quarto.docx
+++ b/docs/quizzes/05_quiz_quarto.docx
@@ -31,7 +31,7 @@
         <w:pStyle w:val="Date"/>
       </w:pPr>
       <w:r>
-        <w:t xml:space="preserve">2026-07-05</w:t>
+        <w:t xml:space="preserve">2026-08-27</w:t>
       </w:r>
     </w:p>
     <w:bookmarkStart w:id="10" w:name="quiz-05-quarto-and-markdown-reports"/>
@@ -57,7 +57,7 @@
         <w:pStyle w:val="FirstParagraph"/>
       </w:pPr>
       <w:r>
-        <w:t xml:space="preserve">Answer all 10 questions. This quiz covers the three parts of a</w:t>
+        <w:t xml:space="preserve">Answer all 28 questions. This quiz covers why we write analyses as Quarto documents instead of scripts, the anatomy of a</w:t>
       </w:r>
       <w:r>
         <w:t xml:space="preserve"> </w:t>
@@ -72,7 +72,7 @@
         <w:t xml:space="preserve"> </w:t>
       </w:r>
       <w:r>
-        <w:t xml:space="preserve">file (YAML, Markdown, code chunks), chunk options, inline code, and rendering.</w:t>
+        <w:t xml:space="preserve">file (YAML, Markdown, code chunks), chunk options, inline code, and rendering to Word/HTML/PowerPoint — using the leaf sunny/shady report from class as the running example.</w:t>
       </w:r>
     </w:p>
     <w:p>
@@ -90,7 +90,7 @@
         <w:t xml:space="preserve"> </w:t>
       </w:r>
       <w:r>
-        <w:t xml:space="preserve">10 questions × 1 point = 10 points total. Partial credit is available on code questions.</w:t>
+        <w:t xml:space="preserve">28 questions × 1 point = 28 points total. Partial credit is available on code and troubleshooting questions.</w:t>
       </w:r>
     </w:p>
     <w:p>
@@ -102,22 +102,47 @@
     </w:p>
     <w:bookmarkEnd w:id="9"/>
     <w:bookmarkEnd w:id="10"/>
-    <w:bookmarkStart w:id="12" w:name="question-1-true-false"/>
+    <w:bookmarkStart w:id="11" w:name="part-a-general-knowledge-concepts"/>
     <w:p>
       <w:pPr>
         <w:pStyle w:val="Heading1"/>
       </w:pPr>
       <w:r>
-        <w:t xml:space="preserve">Question 1 · True / False</w:t>
-      </w:r>
-    </w:p>
-    <w:bookmarkStart w:id="11" w:name="Xd6ede2b7902f4331bacbfab4eaafdb69acdfa70"/>
+        <w:t xml:space="preserve">Part A — General Knowledge &amp; Concepts</w:t>
+      </w:r>
+    </w:p>
+    <w:bookmarkEnd w:id="11"/>
+    <w:bookmarkStart w:id="13" w:name="question-1-multiple-choice"/>
+    <w:p>
+      <w:pPr>
+        <w:pStyle w:val="Heading1"/>
+      </w:pPr>
+      <w:r>
+        <w:t xml:space="preserve">Question 1 · Multiple choice</w:t>
+      </w:r>
+    </w:p>
+    <w:bookmarkStart w:id="12" w:name="X13ed98dea57512376ba2bec6bd72b79c40d6666"/>
     <w:p>
       <w:pPr>
         <w:pStyle w:val="Heading3"/>
       </w:pPr>
       <w:r>
-        <w:t xml:space="preserve">A Quarto document computes its numbers and figures every time you Render, so they can never disagree with the code.</w:t>
+        <w:t xml:space="preserve">The YAML front matter at the top of a</w:t>
+      </w:r>
+      <w:r>
+        <w:t xml:space="preserve"> </w:t>
+      </w:r>
+      <w:r>
+        <w:rPr>
+          <w:rStyle w:val="VerbatimChar"/>
+        </w:rPr>
+        <w:t xml:space="preserve">.qmd</w:t>
+      </w:r>
+      <w:r>
+        <w:t xml:space="preserve"> </w:t>
+      </w:r>
+      <w:r>
+        <w:t xml:space="preserve">file is best described as:</w:t>
       </w:r>
     </w:p>
     <w:p>
@@ -128,7 +153,34 @@
         <w:rPr>
           <w:rStyle w:val="VerbatimChar"/>
         </w:rPr>
-        <w:t xml:space="preserve">TRUE        FALSE</w:t>
+        <w:t xml:space="preserve">A)  A code chunk that runs first</w:t>
+      </w:r>
+      <w:r>
+        <w:br/>
+      </w:r>
+      <w:r>
+        <w:rPr>
+          <w:rStyle w:val="VerbatimChar"/>
+        </w:rPr>
+        <w:t xml:space="preserve">B)  The "recipe" — settings like title, author, and output format</w:t>
+      </w:r>
+      <w:r>
+        <w:br/>
+      </w:r>
+      <w:r>
+        <w:rPr>
+          <w:rStyle w:val="VerbatimChar"/>
+        </w:rPr>
+        <w:t xml:space="preserve">C)  A place to write your discussion section</w:t>
+      </w:r>
+      <w:r>
+        <w:br/>
+      </w:r>
+      <w:r>
+        <w:rPr>
+          <w:rStyle w:val="VerbatimChar"/>
+        </w:rPr>
+        <w:t xml:space="preserve">D)  Optional decoration with no effect on rendering</w:t>
       </w:r>
     </w:p>
     <w:p>
@@ -151,24 +203,36 @@
         </w:pict>
       </w:r>
     </w:p>
-    <w:bookmarkEnd w:id="11"/>
     <w:bookmarkEnd w:id="12"/>
-    <w:bookmarkStart w:id="14" w:name="question-2-multiple-choice"/>
+    <w:bookmarkEnd w:id="13"/>
+    <w:bookmarkStart w:id="15" w:name="question-2-true-false"/>
     <w:p>
       <w:pPr>
         <w:pStyle w:val="Heading1"/>
       </w:pPr>
       <w:r>
-        <w:t xml:space="preserve">Question 2 · Multiple choice</w:t>
-      </w:r>
-    </w:p>
-    <w:bookmarkStart w:id="13" w:name="X7234fe63f057565f18e5a7bf4e5cd792349a310"/>
+        <w:t xml:space="preserve">Question 2 · True / False</w:t>
+      </w:r>
+    </w:p>
+    <w:bookmarkStart w:id="14" w:name="X1a4c4845474919f9341fcb3fac703fcf4f80e23"/>
     <w:p>
       <w:pPr>
         <w:pStyle w:val="Heading3"/>
       </w:pPr>
       <w:r>
-        <w:t xml:space="preserve">Which YAML line makes the document render to a Word file?</w:t>
+        <w:t xml:space="preserve">YAML indentation is space-sensitive, so tabs and spaces can be mixed freely as long as things</w:t>
+      </w:r>
+      <w:r>
+        <w:t xml:space="preserve"> </w:t>
+      </w:r>
+      <w:r>
+        <w:t xml:space="preserve">“look”</w:t>
+      </w:r>
+      <w:r>
+        <w:t xml:space="preserve"> </w:t>
+      </w:r>
+      <w:r>
+        <w:t xml:space="preserve">lined up.</w:t>
       </w:r>
     </w:p>
     <w:p>
@@ -179,34 +243,7 @@
         <w:rPr>
           <w:rStyle w:val="VerbatimChar"/>
         </w:rPr>
-        <w:t xml:space="preserve">A)  output: word</w:t>
-      </w:r>
-      <w:r>
-        <w:br/>
-      </w:r>
-      <w:r>
-        <w:rPr>
-          <w:rStyle w:val="VerbatimChar"/>
-        </w:rPr>
-        <w:t xml:space="preserve">B)  format: docx</w:t>
-      </w:r>
-      <w:r>
-        <w:br/>
-      </w:r>
-      <w:r>
-        <w:rPr>
-          <w:rStyle w:val="VerbatimChar"/>
-        </w:rPr>
-        <w:t xml:space="preserve">C)  type: word_document</w:t>
-      </w:r>
-      <w:r>
-        <w:br/>
-      </w:r>
-      <w:r>
-        <w:rPr>
-          <w:rStyle w:val="VerbatimChar"/>
-        </w:rPr>
-        <w:t xml:space="preserve">D)  render: docx</w:t>
+        <w:t xml:space="preserve">TRUE        FALSE</w:t>
       </w:r>
     </w:p>
     <w:p>
@@ -229,24 +266,24 @@
         </w:pict>
       </w:r>
     </w:p>
-    <w:bookmarkEnd w:id="13"/>
     <w:bookmarkEnd w:id="14"/>
-    <w:bookmarkStart w:id="16" w:name="question-3-matching-chunk-options"/>
+    <w:bookmarkEnd w:id="15"/>
+    <w:bookmarkStart w:id="17" w:name="question-3-short-answer"/>
     <w:p>
       <w:pPr>
         <w:pStyle w:val="Heading1"/>
       </w:pPr>
       <w:r>
-        <w:t xml:space="preserve">Question 3 · Matching — chunk options</w:t>
-      </w:r>
-    </w:p>
-    <w:bookmarkStart w:id="15" w:name="Xeeb2bfc4b4f0db054ae500bcf1a703cb8e35114"/>
+        <w:t xml:space="preserve">Question 3 · Short answer</w:t>
+      </w:r>
+    </w:p>
+    <w:bookmarkStart w:id="16" w:name="Xc0b798f7b83a01a5ab866c647674e86966d3ad0"/>
     <w:p>
       <w:pPr>
         <w:pStyle w:val="Heading3"/>
       </w:pPr>
       <w:r>
-        <w:t xml:space="preserve">Match each</w:t>
+        <w:t xml:space="preserve">Name the three ingredients that make up every</w:t>
       </w:r>
       <w:r>
         <w:t xml:space="preserve"> </w:t>
@@ -255,90 +292,19 @@
         <w:rPr>
           <w:rStyle w:val="VerbatimChar"/>
         </w:rPr>
-        <w:t xml:space="preserve">#|</w:t>
-      </w:r>
-      <w:r>
-        <w:t xml:space="preserve"> </w:t>
-      </w:r>
-      <w:r>
-        <w:t xml:space="preserve">chunk option to its effect. Write the letter next to each item.</w:t>
+        <w:t xml:space="preserve">.qmd</w:t>
+      </w:r>
+      <w:r>
+        <w:t xml:space="preserve"> </w:t>
+      </w:r>
+      <w:r>
+        <w:t xml:space="preserve">file, top to bottom.</w:t>
       </w:r>
     </w:p>
     <w:p>
       <w:pPr>
         <w:pStyle w:val="SourceCode"/>
       </w:pPr>
-      <w:r>
-        <w:rPr>
-          <w:rStyle w:val="VerbatimChar"/>
-        </w:rPr>
-        <w:t xml:space="preserve">1.  echo: false      ___</w:t>
-      </w:r>
-      <w:r>
-        <w:br/>
-      </w:r>
-      <w:r>
-        <w:rPr>
-          <w:rStyle w:val="VerbatimChar"/>
-        </w:rPr>
-        <w:t xml:space="preserve">2.  eval: false      ___</w:t>
-      </w:r>
-      <w:r>
-        <w:br/>
-      </w:r>
-      <w:r>
-        <w:rPr>
-          <w:rStyle w:val="VerbatimChar"/>
-        </w:rPr>
-        <w:t xml:space="preserve">3.  warning: false   ___</w:t>
-      </w:r>
-      <w:r>
-        <w:br/>
-      </w:r>
-      <w:r>
-        <w:rPr>
-          <w:rStyle w:val="VerbatimChar"/>
-        </w:rPr>
-        <w:t xml:space="preserve">4.  message: false   ___</w:t>
-      </w:r>
-    </w:p>
-    <w:p>
-      <w:pPr>
-        <w:pStyle w:val="SourceCode"/>
-      </w:pPr>
-      <w:r>
-        <w:rPr>
-          <w:rStyle w:val="VerbatimChar"/>
-        </w:rPr>
-        <w:t xml:space="preserve">A.  Show the code but do NOT run it</w:t>
-      </w:r>
-      <w:r>
-        <w:br/>
-      </w:r>
-      <w:r>
-        <w:rPr>
-          <w:rStyle w:val="VerbatimChar"/>
-        </w:rPr>
-        <w:t xml:space="preserve">B.  Hide warning messages</w:t>
-      </w:r>
-      <w:r>
-        <w:br/>
-      </w:r>
-      <w:r>
-        <w:rPr>
-          <w:rStyle w:val="VerbatimChar"/>
-        </w:rPr>
-        <w:t xml:space="preserve">C.  Hide the code, keep the output</w:t>
-      </w:r>
-      <w:r>
-        <w:br/>
-      </w:r>
-      <w:r>
-        <w:rPr>
-          <w:rStyle w:val="VerbatimChar"/>
-        </w:rPr>
-        <w:t xml:space="preserve">D.  Hide package start-up messages</w:t>
-      </w:r>
     </w:p>
     <w:p>
       <w:r>
@@ -347,36 +313,70 @@
         </w:pict>
       </w:r>
     </w:p>
-    <w:bookmarkEnd w:id="15"/>
     <w:bookmarkEnd w:id="16"/>
-    <w:bookmarkStart w:id="18" w:name="question-4-predict-the-output"/>
+    <w:bookmarkEnd w:id="17"/>
+    <w:bookmarkStart w:id="19" w:name="question-4-multiple-choice"/>
     <w:p>
       <w:pPr>
         <w:pStyle w:val="Heading1"/>
       </w:pPr>
       <w:r>
-        <w:t xml:space="preserve">Question 4 · Predict the output</w:t>
-      </w:r>
-    </w:p>
-    <w:bookmarkStart w:id="17" w:name="X8a553888e77de4ce335078ad2e08d1a9502422f"/>
+        <w:t xml:space="preserve">Question 4 · Multiple choice</w:t>
+      </w:r>
+    </w:p>
+    <w:bookmarkStart w:id="18" w:name="Xcfbd1cb6e0c444e1def18e937b8db054fa40250"/>
     <w:p>
       <w:pPr>
         <w:pStyle w:val="Heading3"/>
       </w:pPr>
       <w:r>
-        <w:t xml:space="preserve">A chunk contains</w:t>
-      </w:r>
-      <w:r>
-        <w:t xml:space="preserve"> </w:t>
-      </w:r>
+        <w:t xml:space="preserve">Which fence correctly opens a chunk that should run as R code?</w:t>
+      </w:r>
+    </w:p>
+    <w:p>
+      <w:pPr>
+        <w:pStyle w:val="SourceCode"/>
+      </w:pPr>
       <w:r>
         <w:rPr>
           <w:rStyle w:val="VerbatimChar"/>
         </w:rPr>
-        <w:t xml:space="preserve">mean(c(4, 3, 5, 8))</w:t>
-      </w:r>
-      <w:r>
-        <w:t xml:space="preserve">. What number appears in the rendered document?</w:t>
+        <w:t xml:space="preserve">A)  ### {r}</w:t>
+      </w:r>
+      <w:r>
+        <w:br/>
+      </w:r>
+      <w:r>
+        <w:rPr>
+          <w:rStyle w:val="VerbatimChar"/>
+        </w:rPr>
+        <w:t xml:space="preserve">B)  ```{r}</w:t>
+      </w:r>
+      <w:r>
+        <w:br/>
+      </w:r>
+      <w:r>
+        <w:rPr>
+          <w:rStyle w:val="VerbatimChar"/>
+        </w:rPr>
+        <w:t xml:space="preserve">C)  [[r]]</w:t>
+      </w:r>
+      <w:r>
+        <w:br/>
+      </w:r>
+      <w:r>
+        <w:rPr>
+          <w:rStyle w:val="VerbatimChar"/>
+        </w:rPr>
+        <w:t xml:space="preserve">D)  &lt;r&gt;</w:t>
+      </w:r>
+    </w:p>
+    <w:p>
+      <w:pPr>
+        <w:pStyle w:val="FirstParagraph"/>
+      </w:pPr>
+      <w:r>
+        <w:t xml:space="preserve">Your answer:</w:t>
       </w:r>
     </w:p>
     <w:p>
@@ -391,45 +391,24 @@
         </w:pict>
       </w:r>
     </w:p>
-    <w:bookmarkEnd w:id="17"/>
     <w:bookmarkEnd w:id="18"/>
-    <w:bookmarkStart w:id="20" w:name="question-5-short-code-write-yaml"/>
+    <w:bookmarkEnd w:id="19"/>
+    <w:bookmarkStart w:id="21" w:name="question-5-short-answer"/>
     <w:p>
       <w:pPr>
         <w:pStyle w:val="Heading1"/>
       </w:pPr>
       <w:r>
-        <w:t xml:space="preserve">Question 5 · Short code — write YAML</w:t>
-      </w:r>
-    </w:p>
-    <w:bookmarkStart w:id="19" w:name="X762d26bd25a32eced109a22cd82bb9a955770fb"/>
+        <w:t xml:space="preserve">Question 5 · Short answer</w:t>
+      </w:r>
+    </w:p>
+    <w:bookmarkStart w:id="20" w:name="X9c24a1a7a34b824962e2fba3cc120d57d9192a5"/>
     <w:p>
       <w:pPr>
         <w:pStyle w:val="Heading3"/>
       </w:pPr>
       <w:r>
-        <w:t xml:space="preserve">Write a YAML front-matter block that sets a title of</w:t>
-      </w:r>
-      <w:r>
-        <w:t xml:space="preserve"> </w:t>
-      </w:r>
-      <w:r>
-        <w:t xml:space="preserve">“Leaf Report”</w:t>
-      </w:r>
-      <w:r>
-        <w:t xml:space="preserve">, your name as author,</w:t>
-      </w:r>
-      <w:r>
-        <w:t xml:space="preserve"> </w:t>
-      </w:r>
-      <w:r>
-        <w:rPr>
-          <w:rStyle w:val="VerbatimChar"/>
-        </w:rPr>
-        <w:t xml:space="preserve">date: today</w:t>
-      </w:r>
-      <w:r>
-        <w:t xml:space="preserve">, and renders to a Word document with a table of contents and numbered sections.</w:t>
+        <w:t xml:space="preserve">What is the syntax for dropping a live R value into a sentence (inline code), and why is it better than typing the number by hand?</w:t>
       </w:r>
     </w:p>
     <w:p>
@@ -444,36 +423,71 @@
         </w:pict>
       </w:r>
     </w:p>
-    <w:bookmarkEnd w:id="19"/>
     <w:bookmarkEnd w:id="20"/>
-    <w:bookmarkStart w:id="22" w:name="X6312ef99af5f0e6cb582d3b723c7833184087d2"/>
+    <w:bookmarkEnd w:id="21"/>
+    <w:bookmarkStart w:id="23" w:name="question-6-matching-vocabulary"/>
     <w:p>
       <w:pPr>
         <w:pStyle w:val="Heading1"/>
       </w:pPr>
       <w:r>
-        <w:t xml:space="preserve">Question 6 · Find the error — duplicate labels</w:t>
-      </w:r>
-    </w:p>
-    <w:bookmarkStart w:id="21" w:name="X0ea54ab8b65dc6187242c7e729b3188505ab9b0"/>
+        <w:t xml:space="preserve">Question 6 · Matching — vocabulary</w:t>
+      </w:r>
+    </w:p>
+    <w:bookmarkStart w:id="22" w:name="X6ec3caa7ba74363e83101e4ab5aa77b404cc7b4"/>
     <w:p>
       <w:pPr>
         <w:pStyle w:val="Heading3"/>
       </w:pPr>
       <w:r>
-        <w:t xml:space="preserve">This document fails to render with</w:t>
-      </w:r>
-      <w:r>
-        <w:t xml:space="preserve"> </w:t>
-      </w:r>
+        <w:t xml:space="preserve">Match each term to its definition. Write the letter next to each item.</w:t>
+      </w:r>
+    </w:p>
+    <w:p>
+      <w:pPr>
+        <w:pStyle w:val="SourceCode"/>
+      </w:pPr>
       <w:r>
         <w:rPr>
           <w:rStyle w:val="VerbatimChar"/>
         </w:rPr>
-        <w:t xml:space="preserve">Error: Duplicate chunk label 'plot'</w:t>
-      </w:r>
-      <w:r>
-        <w:t xml:space="preserve">. What is wrong and how do you fix it?</w:t>
+        <w:t xml:space="preserve">1.  YAML             ___</w:t>
+      </w:r>
+      <w:r>
+        <w:br/>
+      </w:r>
+      <w:r>
+        <w:rPr>
+          <w:rStyle w:val="VerbatimChar"/>
+        </w:rPr>
+        <w:t xml:space="preserve">2.  Markdown         ___</w:t>
+      </w:r>
+      <w:r>
+        <w:br/>
+      </w:r>
+      <w:r>
+        <w:rPr>
+          <w:rStyle w:val="VerbatimChar"/>
+        </w:rPr>
+        <w:t xml:space="preserve">3.  Code chunk       ___</w:t>
+      </w:r>
+      <w:r>
+        <w:br/>
+      </w:r>
+      <w:r>
+        <w:rPr>
+          <w:rStyle w:val="VerbatimChar"/>
+        </w:rPr>
+        <w:t xml:space="preserve">4.  Chunk label      ___</w:t>
+      </w:r>
+      <w:r>
+        <w:br/>
+      </w:r>
+      <w:r>
+        <w:rPr>
+          <w:rStyle w:val="VerbatimChar"/>
+        </w:rPr>
+        <w:t xml:space="preserve">5.  Render           ___</w:t>
       </w:r>
     </w:p>
     <w:p>
@@ -482,53 +496,46 @@
       </w:pPr>
       <w:r>
         <w:rPr>
-          <w:rStyle w:val="CommentTok"/>
-        </w:rPr>
-        <w:t xml:space="preserve">#| label: plot</w:t>
+          <w:rStyle w:val="VerbatimChar"/>
+        </w:rPr>
+        <w:t xml:space="preserve">A.  The action that turns a .qmd file into a finished document</w:t>
       </w:r>
       <w:r>
         <w:br/>
       </w:r>
       <w:r>
         <w:rPr>
-          <w:rStyle w:val="NormalTok"/>
-        </w:rPr>
-        <w:t xml:space="preserve">tree_box_plot</w:t>
+          <w:rStyle w:val="VerbatimChar"/>
+        </w:rPr>
+        <w:t xml:space="preserve">B.  A fenced block of R that runs and shows its output</w:t>
       </w:r>
       <w:r>
         <w:br/>
       </w:r>
       <w:r>
+        <w:rPr>
+          <w:rStyle w:val="VerbatimChar"/>
+        </w:rPr>
+        <w:t xml:space="preserve">C.  A tidy key: value settings block at the top of the file, fenced by ---</w:t>
+      </w:r>
+      <w:r>
         <w:br/>
       </w:r>
       <w:r>
         <w:rPr>
-          <w:rStyle w:val="CommentTok"/>
-        </w:rPr>
-        <w:t xml:space="preserve">#| label: plot</w:t>
+          <w:rStyle w:val="VerbatimChar"/>
+        </w:rPr>
+        <w:t xml:space="preserve">D.  A unique name given to a chunk so errors are easy to trace</w:t>
       </w:r>
       <w:r>
         <w:br/>
       </w:r>
       <w:r>
         <w:rPr>
-          <w:rStyle w:val="NormalTok"/>
-        </w:rPr>
-        <w:t xml:space="preserve">tree_mean_se_plot</w:t>
-      </w:r>
-    </w:p>
-    <w:p>
-      <w:pPr>
-        <w:pStyle w:val="FirstParagraph"/>
-      </w:pPr>
-      <w:r>
-        <w:t xml:space="preserve">Your fix and explanation:</w:t>
-      </w:r>
-    </w:p>
-    <w:p>
-      <w:pPr>
-        <w:pStyle w:val="SourceCode"/>
-      </w:pPr>
+          <w:rStyle w:val="VerbatimChar"/>
+        </w:rPr>
+        <w:t xml:space="preserve">E.  Plain-text symbols (#, *, -) that become formatted headings, bold text, and bullets</w:t>
+      </w:r>
     </w:p>
     <w:p>
       <w:r>
@@ -537,24 +544,24 @@
         </w:pict>
       </w:r>
     </w:p>
-    <w:bookmarkEnd w:id="21"/>
     <w:bookmarkEnd w:id="22"/>
-    <w:bookmarkStart w:id="24" w:name="question-7-short-code-inline-code"/>
+    <w:bookmarkEnd w:id="23"/>
+    <w:bookmarkStart w:id="25" w:name="question-7-multiple-choice"/>
     <w:p>
       <w:pPr>
         <w:pStyle w:val="Heading1"/>
       </w:pPr>
       <w:r>
-        <w:t xml:space="preserve">Question 7 · Short code — inline code</w:t>
-      </w:r>
-    </w:p>
-    <w:bookmarkStart w:id="23" w:name="Xfdfc3ec20d32a62ee905bf9f66156ea9fc64262"/>
+        <w:t xml:space="preserve">Question 7 · Multiple choice</w:t>
+      </w:r>
+    </w:p>
+    <w:bookmarkStart w:id="24" w:name="Xc9567fa048b16d7e9a39c239be727a52a1b15a2"/>
     <w:p>
       <w:pPr>
         <w:pStyle w:val="Heading3"/>
       </w:pPr>
       <w:r>
-        <w:t xml:space="preserve">Write the Markdown sentence that uses inline R code to insert the value of</w:t>
+        <w:t xml:space="preserve">The keyboard shortcut to render a</w:t>
       </w:r>
       <w:r>
         <w:t xml:space="preserve"> </w:t>
@@ -563,19 +570,59 @@
         <w:rPr>
           <w:rStyle w:val="VerbatimChar"/>
         </w:rPr>
-        <w:t xml:space="preserve">mean_shady</w:t>
-      </w:r>
-      <w:r>
-        <w:t xml:space="preserve"> </w:t>
-      </w:r>
-      <w:r>
-        <w:t xml:space="preserve">into:</w:t>
-      </w:r>
-      <w:r>
-        <w:t xml:space="preserve"> </w:t>
-      </w:r>
-      <w:r>
-        <w:t xml:space="preserve">“Shady leaves averaged ___ g.”</w:t>
+        <w:t xml:space="preserve">.qmd</w:t>
+      </w:r>
+      <w:r>
+        <w:t xml:space="preserve"> </w:t>
+      </w:r>
+      <w:r>
+        <w:t xml:space="preserve">document in Positron is:</w:t>
+      </w:r>
+    </w:p>
+    <w:p>
+      <w:pPr>
+        <w:pStyle w:val="SourceCode"/>
+      </w:pPr>
+      <w:r>
+        <w:rPr>
+          <w:rStyle w:val="VerbatimChar"/>
+        </w:rPr>
+        <w:t xml:space="preserve">A)  Ctrl/Cmd + S</w:t>
+      </w:r>
+      <w:r>
+        <w:br/>
+      </w:r>
+      <w:r>
+        <w:rPr>
+          <w:rStyle w:val="VerbatimChar"/>
+        </w:rPr>
+        <w:t xml:space="preserve">B)  Ctrl/Cmd + Enter</w:t>
+      </w:r>
+      <w:r>
+        <w:br/>
+      </w:r>
+      <w:r>
+        <w:rPr>
+          <w:rStyle w:val="VerbatimChar"/>
+        </w:rPr>
+        <w:t xml:space="preserve">C)  Ctrl/Cmd + Shift + K</w:t>
+      </w:r>
+      <w:r>
+        <w:br/>
+      </w:r>
+      <w:r>
+        <w:rPr>
+          <w:rStyle w:val="VerbatimChar"/>
+        </w:rPr>
+        <w:t xml:space="preserve">D)  Ctrl/Cmd + Alt + I</w:t>
+      </w:r>
+    </w:p>
+    <w:p>
+      <w:pPr>
+        <w:pStyle w:val="FirstParagraph"/>
+      </w:pPr>
+      <w:r>
+        <w:t xml:space="preserve">Your answer:</w:t>
       </w:r>
     </w:p>
     <w:p>
@@ -590,24 +637,61 @@
         </w:pict>
       </w:r>
     </w:p>
-    <w:bookmarkEnd w:id="23"/>
     <w:bookmarkEnd w:id="24"/>
-    <w:bookmarkStart w:id="26" w:name="Xaa2cdad7eb636acd2cd3fcee5c8a1355b742ebf"/>
+    <w:bookmarkEnd w:id="25"/>
+    <w:bookmarkStart w:id="26" w:name="part-b-predict-the-output"/>
     <w:p>
       <w:pPr>
         <w:pStyle w:val="Heading1"/>
       </w:pPr>
       <w:r>
-        <w:t xml:space="preserve">Question 8 · Multiple choice — why name chunks?</w:t>
-      </w:r>
-    </w:p>
-    <w:bookmarkStart w:id="25" w:name="why-give-each-code-chunk-a-unique-label"/>
+        <w:t xml:space="preserve">Part B — Predict the Output</w:t>
+      </w:r>
+    </w:p>
+    <w:bookmarkEnd w:id="26"/>
+    <w:bookmarkStart w:id="28" w:name="question-8-predict-the-output"/>
+    <w:p>
+      <w:pPr>
+        <w:pStyle w:val="Heading1"/>
+      </w:pPr>
+      <w:r>
+        <w:t xml:space="preserve">Question 8 · Predict the output</w:t>
+      </w:r>
+    </w:p>
+    <w:bookmarkStart w:id="27" w:name="X290e9de9836a6fc4d60e044f05cc1ea7b31f457"/>
     <w:p>
       <w:pPr>
         <w:pStyle w:val="Heading3"/>
       </w:pPr>
       <w:r>
-        <w:t xml:space="preserve">Why give each code chunk a unique label?</w:t>
+        <w:t xml:space="preserve">This chunk has</w:t>
+      </w:r>
+      <w:r>
+        <w:t xml:space="preserve"> </w:t>
+      </w:r>
+      <w:r>
+        <w:rPr>
+          <w:rStyle w:val="VerbatimChar"/>
+        </w:rPr>
+        <w:t xml:space="preserve">echo: false</w:t>
+      </w:r>
+      <w:r>
+        <w:t xml:space="preserve"> </w:t>
+      </w:r>
+      <w:r>
+        <w:t xml:space="preserve">and</w:t>
+      </w:r>
+      <w:r>
+        <w:t xml:space="preserve"> </w:t>
+      </w:r>
+      <w:r>
+        <w:rPr>
+          <w:rStyle w:val="VerbatimChar"/>
+        </w:rPr>
+        <w:t xml:space="preserve">eval: true</w:t>
+      </w:r>
+      <w:r>
+        <w:t xml:space="preserve">. What appears in the rendered document — the code, the result, both, or neither?</w:t>
       </w:r>
     </w:p>
     <w:p>
@@ -616,36 +700,93 @@
       </w:pPr>
       <w:r>
         <w:rPr>
-          <w:rStyle w:val="VerbatimChar"/>
-        </w:rPr>
-        <w:t xml:space="preserve">A)  It makes the file render faster</w:t>
+          <w:rStyle w:val="CommentTok"/>
+        </w:rPr>
+        <w:t xml:space="preserve">#| echo: false</w:t>
       </w:r>
       <w:r>
         <w:br/>
       </w:r>
       <w:r>
         <w:rPr>
-          <w:rStyle w:val="VerbatimChar"/>
-        </w:rPr>
-        <w:t xml:space="preserve">B)  If rendering fails, the error names the chunk that broke</w:t>
+          <w:rStyle w:val="CommentTok"/>
+        </w:rPr>
+        <w:t xml:space="preserve">#| eval: true</w:t>
       </w:r>
       <w:r>
         <w:br/>
       </w:r>
       <w:r>
         <w:rPr>
-          <w:rStyle w:val="VerbatimChar"/>
-        </w:rPr>
-        <w:t xml:space="preserve">C)  It is required or the file will not open</w:t>
-      </w:r>
-      <w:r>
-        <w:br/>
-      </w:r>
-      <w:r>
-        <w:rPr>
-          <w:rStyle w:val="VerbatimChar"/>
-        </w:rPr>
-        <w:t xml:space="preserve">D)  It changes the plot colors</w:t>
+          <w:rStyle w:val="FunctionTok"/>
+        </w:rPr>
+        <w:t xml:space="preserve">mean</w:t>
+      </w:r>
+      <w:r>
+        <w:rPr>
+          <w:rStyle w:val="NormalTok"/>
+        </w:rPr>
+        <w:t xml:space="preserve">(</w:t>
+      </w:r>
+      <w:r>
+        <w:rPr>
+          <w:rStyle w:val="FunctionTok"/>
+        </w:rPr>
+        <w:t xml:space="preserve">c</w:t>
+      </w:r>
+      <w:r>
+        <w:rPr>
+          <w:rStyle w:val="NormalTok"/>
+        </w:rPr>
+        <w:t xml:space="preserve">(</w:t>
+      </w:r>
+      <w:r>
+        <w:rPr>
+          <w:rStyle w:val="DecValTok"/>
+        </w:rPr>
+        <w:t xml:space="preserve">4</w:t>
+      </w:r>
+      <w:r>
+        <w:rPr>
+          <w:rStyle w:val="NormalTok"/>
+        </w:rPr>
+        <w:t xml:space="preserve">, </w:t>
+      </w:r>
+      <w:r>
+        <w:rPr>
+          <w:rStyle w:val="DecValTok"/>
+        </w:rPr>
+        <w:t xml:space="preserve">3</w:t>
+      </w:r>
+      <w:r>
+        <w:rPr>
+          <w:rStyle w:val="NormalTok"/>
+        </w:rPr>
+        <w:t xml:space="preserve">, </w:t>
+      </w:r>
+      <w:r>
+        <w:rPr>
+          <w:rStyle w:val="DecValTok"/>
+        </w:rPr>
+        <w:t xml:space="preserve">5</w:t>
+      </w:r>
+      <w:r>
+        <w:rPr>
+          <w:rStyle w:val="NormalTok"/>
+        </w:rPr>
+        <w:t xml:space="preserve">, </w:t>
+      </w:r>
+      <w:r>
+        <w:rPr>
+          <w:rStyle w:val="DecValTok"/>
+        </w:rPr>
+        <w:t xml:space="preserve">7</w:t>
+      </w:r>
+      <w:r>
+        <w:rPr>
+          <w:rStyle w:val="NormalTok"/>
+        </w:rPr>
+        <w:t xml:space="preserve">))</w:t>
       </w:r>
     </w:p>
     <w:p>
@@ -668,24 +809,24 @@
         </w:pict>
       </w:r>
     </w:p>
-    <w:bookmarkEnd w:id="25"/>
-    <w:bookmarkEnd w:id="26"/>
-    <w:bookmarkStart w:id="28" w:name="question-9-true-false"/>
+    <w:bookmarkEnd w:id="27"/>
+    <w:bookmarkEnd w:id="28"/>
+    <w:bookmarkStart w:id="30" w:name="question-9-predict-the-output"/>
     <w:p>
       <w:pPr>
         <w:pStyle w:val="Heading1"/>
       </w:pPr>
       <w:r>
-        <w:t xml:space="preserve">Question 9 · True / False</w:t>
-      </w:r>
-    </w:p>
-    <w:bookmarkStart w:id="27" w:name="Xc3830e33dd77001c97680743078efb54a790f62"/>
+        <w:t xml:space="preserve">Question 9 · Predict the output</w:t>
+      </w:r>
+    </w:p>
+    <w:bookmarkStart w:id="29" w:name="X664ae5f94739489fb14d35dcd947b7555d21676"/>
     <w:p>
       <w:pPr>
         <w:pStyle w:val="Heading3"/>
       </w:pPr>
       <w:r>
-        <w:t xml:space="preserve">YAML is space-sensitive: you should indent with spaces, never tabs.</w:t>
+        <w:t xml:space="preserve">Describe exactly what this Markdown renders as (which line is a heading, which are bullets, what is bold).</w:t>
       </w:r>
     </w:p>
     <w:p>
@@ -694,9 +835,54 @@
       </w:pPr>
       <w:r>
         <w:rPr>
-          <w:rStyle w:val="VerbatimChar"/>
-        </w:rPr>
-        <w:t xml:space="preserve">TRUE        FALSE</w:t>
+          <w:rStyle w:val="FunctionTok"/>
+        </w:rPr>
+        <w:t xml:space="preserve"># Introduction</w:t>
+      </w:r>
+      <w:r>
+        <w:br/>
+      </w:r>
+      <w:r>
+        <w:br/>
+      </w:r>
+      <w:r>
+        <w:rPr>
+          <w:rStyle w:val="NormalTok"/>
+        </w:rPr>
+        <w:t xml:space="preserve">We measured leaf weight on the **sunny** and **shady** sides of a tree.</w:t>
+      </w:r>
+      <w:r>
+        <w:br/>
+      </w:r>
+      <w:r>
+        <w:br/>
+      </w:r>
+      <w:r>
+        <w:rPr>
+          <w:rStyle w:val="SpecialStringTok"/>
+        </w:rPr>
+        <w:t xml:space="preserve">- </w:t>
+      </w:r>
+      <w:r>
+        <w:rPr>
+          <w:rStyle w:val="NormalTok"/>
+        </w:rPr>
+        <w:t xml:space="preserve">Null hypothesis: no difference between sides</w:t>
+      </w:r>
+      <w:r>
+        <w:br/>
+      </w:r>
+      <w:r>
+        <w:rPr>
+          <w:rStyle w:val="SpecialStringTok"/>
+        </w:rPr>
+        <w:t xml:space="preserve">- </w:t>
+      </w:r>
+      <w:r>
+        <w:rPr>
+          <w:rStyle w:val="NormalTok"/>
+        </w:rPr>
+        <w:t xml:space="preserve">Alternate hypothesis: sides differ</w:t>
       </w:r>
     </w:p>
     <w:p>
@@ -719,24 +905,24 @@
         </w:pict>
       </w:r>
     </w:p>
-    <w:bookmarkEnd w:id="27"/>
-    <w:bookmarkEnd w:id="28"/>
-    <w:bookmarkStart w:id="30" w:name="question-10-find-the-error-chunk-order"/>
+    <w:bookmarkEnd w:id="29"/>
+    <w:bookmarkEnd w:id="30"/>
+    <w:bookmarkStart w:id="32" w:name="question-10-predict-the-output"/>
     <w:p>
       <w:pPr>
         <w:pStyle w:val="Heading1"/>
       </w:pPr>
       <w:r>
-        <w:t xml:space="preserve">Question 10 · Find the error — chunk order</w:t>
-      </w:r>
-    </w:p>
-    <w:bookmarkStart w:id="29" w:name="Xbd37d72caaff8ffe64018521af1604c0e9ccfb9"/>
+        <w:t xml:space="preserve">Question 10 · Predict the output</w:t>
+      </w:r>
+    </w:p>
+    <w:bookmarkStart w:id="31" w:name="X239f9c942878d9664066253f78123a37421b0dd"/>
     <w:p>
       <w:pPr>
         <w:pStyle w:val="Heading3"/>
       </w:pPr>
       <w:r>
-        <w:t xml:space="preserve">A report renders in a fresh session and errors because</w:t>
+        <w:t xml:space="preserve">This chunk has</w:t>
       </w:r>
       <w:r>
         <w:t xml:space="preserve"> </w:t>
@@ -745,19 +931,164 @@
         <w:rPr>
           <w:rStyle w:val="VerbatimChar"/>
         </w:rPr>
-        <w:t xml:space="preserve">tree_df</w:t>
-      </w:r>
-      <w:r>
-        <w:t xml:space="preserve"> </w:t>
-      </w:r>
-      <w:r>
-        <w:t xml:space="preserve">“is not found”</w:t>
-      </w:r>
-      <w:r>
-        <w:t xml:space="preserve"> </w:t>
-      </w:r>
-      <w:r>
-        <w:t xml:space="preserve">inside the plotting chunk, even though it works in the console. What is the most likely cause, and how do you fix it?</w:t>
+        <w:t xml:space="preserve">echo: true</w:t>
+      </w:r>
+      <w:r>
+        <w:t xml:space="preserve"> </w:t>
+      </w:r>
+      <w:r>
+        <w:t xml:space="preserve">and</w:t>
+      </w:r>
+      <w:r>
+        <w:t xml:space="preserve"> </w:t>
+      </w:r>
+      <w:r>
+        <w:rPr>
+          <w:rStyle w:val="VerbatimChar"/>
+        </w:rPr>
+        <w:t xml:space="preserve">eval: false</w:t>
+      </w:r>
+      <w:r>
+        <w:t xml:space="preserve">. What shows up in the rendered report?</w:t>
+      </w:r>
+    </w:p>
+    <w:p>
+      <w:pPr>
+        <w:pStyle w:val="SourceCode"/>
+      </w:pPr>
+      <w:r>
+        <w:rPr>
+          <w:rStyle w:val="CommentTok"/>
+        </w:rPr>
+        <w:t xml:space="preserve">#| echo: true</w:t>
+      </w:r>
+      <w:r>
+        <w:br/>
+      </w:r>
+      <w:r>
+        <w:rPr>
+          <w:rStyle w:val="CommentTok"/>
+        </w:rPr>
+        <w:t xml:space="preserve">#| eval: false</w:t>
+      </w:r>
+      <w:r>
+        <w:br/>
+      </w:r>
+      <w:r>
+        <w:rPr>
+          <w:rStyle w:val="NormalTok"/>
+        </w:rPr>
+        <w:t xml:space="preserve">tree_df </w:t>
+      </w:r>
+      <w:r>
+        <w:rPr>
+          <w:rStyle w:val="SpecialCharTok"/>
+        </w:rPr>
+        <w:t xml:space="preserve">%&gt;%</w:t>
+      </w:r>
+      <w:r>
+        <w:br/>
+      </w:r>
+      <w:r>
+        <w:rPr>
+          <w:rStyle w:val="NormalTok"/>
+        </w:rPr>
+        <w:t xml:space="preserve">  </w:t>
+      </w:r>
+      <w:r>
+        <w:rPr>
+          <w:rStyle w:val="FunctionTok"/>
+        </w:rPr>
+        <w:t xml:space="preserve">group_by</w:t>
+      </w:r>
+      <w:r>
+        <w:rPr>
+          <w:rStyle w:val="NormalTok"/>
+        </w:rPr>
+        <w:t xml:space="preserve">(side) </w:t>
+      </w:r>
+      <w:r>
+        <w:rPr>
+          <w:rStyle w:val="SpecialCharTok"/>
+        </w:rPr>
+        <w:t xml:space="preserve">%&gt;%</w:t>
+      </w:r>
+      <w:r>
+        <w:br/>
+      </w:r>
+      <w:r>
+        <w:rPr>
+          <w:rStyle w:val="NormalTok"/>
+        </w:rPr>
+        <w:t xml:space="preserve">  </w:t>
+      </w:r>
+      <w:r>
+        <w:rPr>
+          <w:rStyle w:val="FunctionTok"/>
+        </w:rPr>
+        <w:t xml:space="preserve">summarize</w:t>
+      </w:r>
+      <w:r>
+        <w:rPr>
+          <w:rStyle w:val="NormalTok"/>
+        </w:rPr>
+        <w:t xml:space="preserve">(</w:t>
+      </w:r>
+      <w:r>
+        <w:rPr>
+          <w:rStyle w:val="AttributeTok"/>
+        </w:rPr>
+        <w:t xml:space="preserve">mean_wt =</w:t>
+      </w:r>
+      <w:r>
+        <w:rPr>
+          <w:rStyle w:val="NormalTok"/>
+        </w:rPr>
+        <w:t xml:space="preserve"> </w:t>
+      </w:r>
+      <w:r>
+        <w:rPr>
+          <w:rStyle w:val="FunctionTok"/>
+        </w:rPr>
+        <w:t xml:space="preserve">mean</w:t>
+      </w:r>
+      <w:r>
+        <w:rPr>
+          <w:rStyle w:val="NormalTok"/>
+        </w:rPr>
+        <w:t xml:space="preserve">(weight_g, </w:t>
+      </w:r>
+      <w:r>
+        <w:rPr>
+          <w:rStyle w:val="AttributeTok"/>
+        </w:rPr>
+        <w:t xml:space="preserve">na.rm =</w:t>
+      </w:r>
+      <w:r>
+        <w:rPr>
+          <w:rStyle w:val="NormalTok"/>
+        </w:rPr>
+        <w:t xml:space="preserve"> </w:t>
+      </w:r>
+      <w:r>
+        <w:rPr>
+          <w:rStyle w:val="ConstantTok"/>
+        </w:rPr>
+        <w:t xml:space="preserve">TRUE</w:t>
+      </w:r>
+      <w:r>
+        <w:rPr>
+          <w:rStyle w:val="NormalTok"/>
+        </w:rPr>
+        <w:t xml:space="preserve">))</w:t>
+      </w:r>
+    </w:p>
+    <w:p>
+      <w:pPr>
+        <w:pStyle w:val="FirstParagraph"/>
+      </w:pPr>
+      <w:r>
+        <w:t xml:space="preserve">Your answer:</w:t>
       </w:r>
     </w:p>
     <w:p>
@@ -772,9 +1103,1778 @@
         </w:pict>
       </w:r>
     </w:p>
-    <w:bookmarkEnd w:id="29"/>
-    <w:bookmarkEnd w:id="30"/>
-    <w:bookmarkStart w:id="32" w:name="X19fac04d5a5d6dbca660e85fda058eb10015d87"/>
+    <w:bookmarkEnd w:id="31"/>
+    <w:bookmarkEnd w:id="32"/>
+    <w:bookmarkStart w:id="34" w:name="question-11-predict-the-output"/>
+    <w:p>
+      <w:pPr>
+        <w:pStyle w:val="Heading1"/>
+      </w:pPr>
+      <w:r>
+        <w:t xml:space="preserve">Question 11 · Predict the output</w:t>
+      </w:r>
+    </w:p>
+    <w:bookmarkStart w:id="33" w:name="X848be08cac2071b05aa739aba8a741fbb997191"/>
+    <w:p>
+      <w:pPr>
+        <w:pStyle w:val="Heading3"/>
+      </w:pPr>
+      <w:r>
+        <w:t xml:space="preserve">If</w:t>
+      </w:r>
+      <w:r>
+        <w:t xml:space="preserve"> </w:t>
+      </w:r>
+      <w:r>
+        <w:rPr>
+          <w:rStyle w:val="VerbatimChar"/>
+        </w:rPr>
+        <w:t xml:space="preserve">mean_shady</w:t>
+      </w:r>
+      <w:r>
+        <w:t xml:space="preserve"> </w:t>
+      </w:r>
+      <w:r>
+        <w:t xml:space="preserve">was computed as</w:t>
+      </w:r>
+      <w:r>
+        <w:t xml:space="preserve"> </w:t>
+      </w:r>
+      <w:r>
+        <w:rPr>
+          <w:rStyle w:val="VerbatimChar"/>
+        </w:rPr>
+        <w:t xml:space="preserve">7.8</w:t>
+      </w:r>
+      <w:r>
+        <w:t xml:space="preserve"> </w:t>
+      </w:r>
+      <w:r>
+        <w:t xml:space="preserve">in an earlier chunk, what exact sentence renders from this line?</w:t>
+      </w:r>
+    </w:p>
+    <w:p>
+      <w:pPr>
+        <w:pStyle w:val="SourceCode"/>
+      </w:pPr>
+      <w:r>
+        <w:rPr>
+          <w:rStyle w:val="NormalTok"/>
+        </w:rPr>
+        <w:t xml:space="preserve">Shady-side leaves averaged </w:t>
+      </w:r>
+      <w:r>
+        <w:rPr>
+          <w:rStyle w:val="InformationTok"/>
+        </w:rPr>
+        <w:t xml:space="preserve">`r mean_shady`</w:t>
+      </w:r>
+      <w:r>
+        <w:rPr>
+          <w:rStyle w:val="NormalTok"/>
+        </w:rPr>
+        <w:t xml:space="preserve"> g.</w:t>
+      </w:r>
+    </w:p>
+    <w:p>
+      <w:pPr>
+        <w:pStyle w:val="FirstParagraph"/>
+      </w:pPr>
+      <w:r>
+        <w:t xml:space="preserve">Your answer:</w:t>
+      </w:r>
+    </w:p>
+    <w:p>
+      <w:pPr>
+        <w:pStyle w:val="SourceCode"/>
+      </w:pPr>
+    </w:p>
+    <w:p>
+      <w:r>
+        <w:pict>
+          <v:rect style="width:0;height:1.5pt" o:hralign="center" o:hrstd="t" o:hr="t"/>
+        </w:pict>
+      </w:r>
+    </w:p>
+    <w:bookmarkEnd w:id="33"/>
+    <w:bookmarkEnd w:id="34"/>
+    <w:bookmarkStart w:id="36" w:name="question-12-predict-the-output"/>
+    <w:p>
+      <w:pPr>
+        <w:pStyle w:val="Heading1"/>
+      </w:pPr>
+      <w:r>
+        <w:t xml:space="preserve">Question 12 · Predict the output</w:t>
+      </w:r>
+    </w:p>
+    <w:bookmarkStart w:id="35" w:name="Xb41e993acd8d878a80d434b539d358c650ceda3"/>
+    <w:p>
+      <w:pPr>
+        <w:pStyle w:val="Heading3"/>
+      </w:pPr>
+      <w:r>
+        <w:t xml:space="preserve">Given this YAML, list the features you would see in the rendered Word document.</w:t>
+      </w:r>
+    </w:p>
+    <w:p>
+      <w:pPr>
+        <w:pStyle w:val="SourceCode"/>
+      </w:pPr>
+      <w:r>
+        <w:rPr>
+          <w:rStyle w:val="FunctionTok"/>
+        </w:rPr>
+        <w:t xml:space="preserve">format</w:t>
+      </w:r>
+      <w:r>
+        <w:rPr>
+          <w:rStyle w:val="KeywordTok"/>
+        </w:rPr>
+        <w:t xml:space="preserve">:</w:t>
+      </w:r>
+      <w:r>
+        <w:br/>
+      </w:r>
+      <w:r>
+        <w:rPr>
+          <w:rStyle w:val="AttributeTok"/>
+        </w:rPr>
+        <w:t xml:space="preserve">  </w:t>
+      </w:r>
+      <w:r>
+        <w:rPr>
+          <w:rStyle w:val="FunctionTok"/>
+        </w:rPr>
+        <w:t xml:space="preserve">docx</w:t>
+      </w:r>
+      <w:r>
+        <w:rPr>
+          <w:rStyle w:val="KeywordTok"/>
+        </w:rPr>
+        <w:t xml:space="preserve">:</w:t>
+      </w:r>
+      <w:r>
+        <w:br/>
+      </w:r>
+      <w:r>
+        <w:rPr>
+          <w:rStyle w:val="AttributeTok"/>
+        </w:rPr>
+        <w:t xml:space="preserve">    </w:t>
+      </w:r>
+      <w:r>
+        <w:rPr>
+          <w:rStyle w:val="FunctionTok"/>
+        </w:rPr>
+        <w:t xml:space="preserve">toc</w:t>
+      </w:r>
+      <w:r>
+        <w:rPr>
+          <w:rStyle w:val="KeywordTok"/>
+        </w:rPr>
+        <w:t xml:space="preserve">:</w:t>
+      </w:r>
+      <w:r>
+        <w:rPr>
+          <w:rStyle w:val="AttributeTok"/>
+        </w:rPr>
+        <w:t xml:space="preserve"> </w:t>
+      </w:r>
+      <w:r>
+        <w:rPr>
+          <w:rStyle w:val="CharTok"/>
+        </w:rPr>
+        <w:t xml:space="preserve">true</w:t>
+      </w:r>
+      <w:r>
+        <w:br/>
+      </w:r>
+      <w:r>
+        <w:rPr>
+          <w:rStyle w:val="AttributeTok"/>
+        </w:rPr>
+        <w:t xml:space="preserve">    </w:t>
+      </w:r>
+      <w:r>
+        <w:rPr>
+          <w:rStyle w:val="FunctionTok"/>
+        </w:rPr>
+        <w:t xml:space="preserve">number-sections</w:t>
+      </w:r>
+      <w:r>
+        <w:rPr>
+          <w:rStyle w:val="KeywordTok"/>
+        </w:rPr>
+        <w:t xml:space="preserve">:</w:t>
+      </w:r>
+      <w:r>
+        <w:rPr>
+          <w:rStyle w:val="AttributeTok"/>
+        </w:rPr>
+        <w:t xml:space="preserve"> </w:t>
+      </w:r>
+      <w:r>
+        <w:rPr>
+          <w:rStyle w:val="CharTok"/>
+        </w:rPr>
+        <w:t xml:space="preserve">true</w:t>
+      </w:r>
+      <w:r>
+        <w:br/>
+      </w:r>
+      <w:r>
+        <w:rPr>
+          <w:rStyle w:val="AttributeTok"/>
+        </w:rPr>
+        <w:t xml:space="preserve">    </w:t>
+      </w:r>
+      <w:r>
+        <w:rPr>
+          <w:rStyle w:val="FunctionTok"/>
+        </w:rPr>
+        <w:t xml:space="preserve">fig-width</w:t>
+      </w:r>
+      <w:r>
+        <w:rPr>
+          <w:rStyle w:val="KeywordTok"/>
+        </w:rPr>
+        <w:t xml:space="preserve">:</w:t>
+      </w:r>
+      <w:r>
+        <w:rPr>
+          <w:rStyle w:val="AttributeTok"/>
+        </w:rPr>
+        <w:t xml:space="preserve"> </w:t>
+      </w:r>
+      <w:r>
+        <w:rPr>
+          <w:rStyle w:val="DecValTok"/>
+        </w:rPr>
+        <w:t xml:space="preserve">6</w:t>
+      </w:r>
+      <w:r>
+        <w:br/>
+      </w:r>
+      <w:r>
+        <w:rPr>
+          <w:rStyle w:val="AttributeTok"/>
+        </w:rPr>
+        <w:t xml:space="preserve">    </w:t>
+      </w:r>
+      <w:r>
+        <w:rPr>
+          <w:rStyle w:val="FunctionTok"/>
+        </w:rPr>
+        <w:t xml:space="preserve">fig-height</w:t>
+      </w:r>
+      <w:r>
+        <w:rPr>
+          <w:rStyle w:val="KeywordTok"/>
+        </w:rPr>
+        <w:t xml:space="preserve">:</w:t>
+      </w:r>
+      <w:r>
+        <w:rPr>
+          <w:rStyle w:val="AttributeTok"/>
+        </w:rPr>
+        <w:t xml:space="preserve"> </w:t>
+      </w:r>
+      <w:r>
+        <w:rPr>
+          <w:rStyle w:val="DecValTok"/>
+        </w:rPr>
+        <w:t xml:space="preserve">4</w:t>
+      </w:r>
+    </w:p>
+    <w:p>
+      <w:pPr>
+        <w:pStyle w:val="FirstParagraph"/>
+      </w:pPr>
+      <w:r>
+        <w:t xml:space="preserve">Your answer:</w:t>
+      </w:r>
+    </w:p>
+    <w:p>
+      <w:pPr>
+        <w:pStyle w:val="SourceCode"/>
+      </w:pPr>
+    </w:p>
+    <w:p>
+      <w:r>
+        <w:pict>
+          <v:rect style="width:0;height:1.5pt" o:hralign="center" o:hrstd="t" o:hr="t"/>
+        </w:pict>
+      </w:r>
+    </w:p>
+    <w:bookmarkEnd w:id="35"/>
+    <w:bookmarkEnd w:id="36"/>
+    <w:bookmarkStart w:id="38" w:name="question-13-predict-the-output"/>
+    <w:p>
+      <w:pPr>
+        <w:pStyle w:val="Heading1"/>
+      </w:pPr>
+      <w:r>
+        <w:t xml:space="preserve">Question 13 · Predict the output</w:t>
+      </w:r>
+    </w:p>
+    <w:bookmarkStart w:id="37" w:name="X24b71cc4a73c28f8d63f288813c66cf72affaa0"/>
+    <w:p>
+      <w:pPr>
+        <w:pStyle w:val="Heading3"/>
+      </w:pPr>
+      <w:r>
+        <w:t xml:space="preserve">Given this YAML</w:t>
+      </w:r>
+      <w:r>
+        <w:t xml:space="preserve"> </w:t>
+      </w:r>
+      <w:r>
+        <w:rPr>
+          <w:rStyle w:val="VerbatimChar"/>
+        </w:rPr>
+        <w:t xml:space="preserve">format:</w:t>
+      </w:r>
+      <w:r>
+        <w:t xml:space="preserve"> </w:t>
+      </w:r>
+      <w:r>
+        <w:t xml:space="preserve">block, how many separate output files does pressing Render produce, and what are they?</w:t>
+      </w:r>
+    </w:p>
+    <w:p>
+      <w:pPr>
+        <w:pStyle w:val="SourceCode"/>
+      </w:pPr>
+      <w:r>
+        <w:rPr>
+          <w:rStyle w:val="FunctionTok"/>
+        </w:rPr>
+        <w:t xml:space="preserve">format</w:t>
+      </w:r>
+      <w:r>
+        <w:rPr>
+          <w:rStyle w:val="KeywordTok"/>
+        </w:rPr>
+        <w:t xml:space="preserve">:</w:t>
+      </w:r>
+      <w:r>
+        <w:br/>
+      </w:r>
+      <w:r>
+        <w:rPr>
+          <w:rStyle w:val="AttributeTok"/>
+        </w:rPr>
+        <w:t xml:space="preserve">  </w:t>
+      </w:r>
+      <w:r>
+        <w:rPr>
+          <w:rStyle w:val="FunctionTok"/>
+        </w:rPr>
+        <w:t xml:space="preserve">docx</w:t>
+      </w:r>
+      <w:r>
+        <w:rPr>
+          <w:rStyle w:val="KeywordTok"/>
+        </w:rPr>
+        <w:t xml:space="preserve">:</w:t>
+      </w:r>
+      <w:r>
+        <w:rPr>
+          <w:rStyle w:val="AttributeTok"/>
+        </w:rPr>
+        <w:t xml:space="preserve"> default</w:t>
+      </w:r>
+      <w:r>
+        <w:br/>
+      </w:r>
+      <w:r>
+        <w:rPr>
+          <w:rStyle w:val="AttributeTok"/>
+        </w:rPr>
+        <w:t xml:space="preserve">  </w:t>
+      </w:r>
+      <w:r>
+        <w:rPr>
+          <w:rStyle w:val="FunctionTok"/>
+        </w:rPr>
+        <w:t xml:space="preserve">html</w:t>
+      </w:r>
+      <w:r>
+        <w:rPr>
+          <w:rStyle w:val="KeywordTok"/>
+        </w:rPr>
+        <w:t xml:space="preserve">:</w:t>
+      </w:r>
+      <w:r>
+        <w:rPr>
+          <w:rStyle w:val="AttributeTok"/>
+        </w:rPr>
+        <w:t xml:space="preserve"> default</w:t>
+      </w:r>
+      <w:r>
+        <w:br/>
+      </w:r>
+      <w:r>
+        <w:rPr>
+          <w:rStyle w:val="AttributeTok"/>
+        </w:rPr>
+        <w:t xml:space="preserve">  </w:t>
+      </w:r>
+      <w:r>
+        <w:rPr>
+          <w:rStyle w:val="FunctionTok"/>
+        </w:rPr>
+        <w:t xml:space="preserve">pptx</w:t>
+      </w:r>
+      <w:r>
+        <w:rPr>
+          <w:rStyle w:val="KeywordTok"/>
+        </w:rPr>
+        <w:t xml:space="preserve">:</w:t>
+      </w:r>
+      <w:r>
+        <w:rPr>
+          <w:rStyle w:val="AttributeTok"/>
+        </w:rPr>
+        <w:t xml:space="preserve"> default</w:t>
+      </w:r>
+    </w:p>
+    <w:p>
+      <w:pPr>
+        <w:pStyle w:val="FirstParagraph"/>
+      </w:pPr>
+      <w:r>
+        <w:t xml:space="preserve">Your answer:</w:t>
+      </w:r>
+    </w:p>
+    <w:p>
+      <w:pPr>
+        <w:pStyle w:val="SourceCode"/>
+      </w:pPr>
+    </w:p>
+    <w:p>
+      <w:r>
+        <w:pict>
+          <v:rect style="width:0;height:1.5pt" o:hralign="center" o:hrstd="t" o:hr="t"/>
+        </w:pict>
+      </w:r>
+    </w:p>
+    <w:bookmarkEnd w:id="37"/>
+    <w:bookmarkEnd w:id="38"/>
+    <w:bookmarkStart w:id="40" w:name="question-14-predict-the-output"/>
+    <w:p>
+      <w:pPr>
+        <w:pStyle w:val="Heading1"/>
+      </w:pPr>
+      <w:r>
+        <w:t xml:space="preserve">Question 14 · Predict the output</w:t>
+      </w:r>
+    </w:p>
+    <w:bookmarkStart w:id="39" w:name="X5316643a125c44a1c31a8666d1c94aa7487c843"/>
+    <w:p>
+      <w:pPr>
+        <w:pStyle w:val="Heading3"/>
+      </w:pPr>
+      <w:r>
+        <w:t xml:space="preserve">A figure chunk is labeled</w:t>
+      </w:r>
+      <w:r>
+        <w:t xml:space="preserve"> </w:t>
+      </w:r>
+      <w:r>
+        <w:rPr>
+          <w:rStyle w:val="VerbatimChar"/>
+        </w:rPr>
+        <w:t xml:space="preserve">#| label: leaf-plot</w:t>
+      </w:r>
+      <w:r>
+        <w:t xml:space="preserve"> </w:t>
+      </w:r>
+      <w:r>
+        <w:t xml:space="preserve">(not</w:t>
+      </w:r>
+      <w:r>
+        <w:t xml:space="preserve"> </w:t>
+      </w:r>
+      <w:r>
+        <w:rPr>
+          <w:rStyle w:val="VerbatimChar"/>
+        </w:rPr>
+        <w:t xml:space="preserve">fig-leaf-plot</w:t>
+      </w:r>
+      <w:r>
+        <w:t xml:space="preserve">) and has a</w:t>
+      </w:r>
+      <w:r>
+        <w:t xml:space="preserve"> </w:t>
+      </w:r>
+      <w:r>
+        <w:rPr>
+          <w:rStyle w:val="VerbatimChar"/>
+        </w:rPr>
+        <w:t xml:space="preserve">fig-cap</w:t>
+      </w:r>
+      <w:r>
+        <w:t xml:space="preserve">. In the text you write</w:t>
+      </w:r>
+      <w:r>
+        <w:t xml:space="preserve"> </w:t>
+      </w:r>
+      <w:r>
+        <w:rPr>
+          <w:rStyle w:val="VerbatimChar"/>
+        </w:rPr>
+        <w:t xml:space="preserve">@fig-leaf-plot</w:t>
+      </w:r>
+      <w:r>
+        <w:t xml:space="preserve">. Does this cross-reference work? Why or why not?</w:t>
+      </w:r>
+    </w:p>
+    <w:p>
+      <w:pPr>
+        <w:pStyle w:val="FirstParagraph"/>
+      </w:pPr>
+      <w:r>
+        <w:t xml:space="preserve">Your answer:</w:t>
+      </w:r>
+    </w:p>
+    <w:p>
+      <w:pPr>
+        <w:pStyle w:val="SourceCode"/>
+      </w:pPr>
+    </w:p>
+    <w:p>
+      <w:r>
+        <w:pict>
+          <v:rect style="width:0;height:1.5pt" o:hralign="center" o:hrstd="t" o:hr="t"/>
+        </w:pict>
+      </w:r>
+    </w:p>
+    <w:bookmarkEnd w:id="39"/>
+    <w:bookmarkEnd w:id="40"/>
+    <w:bookmarkStart w:id="41" w:name="part-c-troubleshooting"/>
+    <w:p>
+      <w:pPr>
+        <w:pStyle w:val="Heading1"/>
+      </w:pPr>
+      <w:r>
+        <w:t xml:space="preserve">Part C — Troubleshooting</w:t>
+      </w:r>
+    </w:p>
+    <w:bookmarkEnd w:id="41"/>
+    <w:bookmarkStart w:id="43" w:name="Xfe2a217f851086da427c353f12b411b4585ddaf"/>
+    <w:p>
+      <w:pPr>
+        <w:pStyle w:val="Heading1"/>
+      </w:pPr>
+      <w:r>
+        <w:t xml:space="preserve">Question 15 · Find the error — duplicate labels</w:t>
+      </w:r>
+    </w:p>
+    <w:bookmarkStart w:id="42" w:name="X11138476feeca399e9c2d52de46164198200e40"/>
+    <w:p>
+      <w:pPr>
+        <w:pStyle w:val="Heading3"/>
+      </w:pPr>
+      <w:r>
+        <w:t xml:space="preserve">Render fails with</w:t>
+      </w:r>
+      <w:r>
+        <w:t xml:space="preserve"> </w:t>
+      </w:r>
+      <w:r>
+        <w:rPr>
+          <w:rStyle w:val="VerbatimChar"/>
+        </w:rPr>
+        <w:t xml:space="preserve">ERROR: Duplicate chunk label 'plot'</w:t>
+      </w:r>
+      <w:r>
+        <w:t xml:space="preserve">. What is wrong, and how do you fix it?</w:t>
+      </w:r>
+    </w:p>
+    <w:p>
+      <w:pPr>
+        <w:pStyle w:val="SourceCode"/>
+      </w:pPr>
+      <w:r>
+        <w:rPr>
+          <w:rStyle w:val="CommentTok"/>
+        </w:rPr>
+        <w:t xml:space="preserve">#| label: plot</w:t>
+      </w:r>
+      <w:r>
+        <w:br/>
+      </w:r>
+      <w:r>
+        <w:rPr>
+          <w:rStyle w:val="NormalTok"/>
+        </w:rPr>
+        <w:t xml:space="preserve">tree_box_plot</w:t>
+      </w:r>
+    </w:p>
+    <w:p>
+      <w:pPr>
+        <w:pStyle w:val="SourceCode"/>
+      </w:pPr>
+      <w:r>
+        <w:rPr>
+          <w:rStyle w:val="CommentTok"/>
+        </w:rPr>
+        <w:t xml:space="preserve">#| label: plot</w:t>
+      </w:r>
+      <w:r>
+        <w:br/>
+      </w:r>
+      <w:r>
+        <w:rPr>
+          <w:rStyle w:val="NormalTok"/>
+        </w:rPr>
+        <w:t xml:space="preserve">leaf_mean_se_plot</w:t>
+      </w:r>
+    </w:p>
+    <w:p>
+      <w:pPr>
+        <w:pStyle w:val="FirstParagraph"/>
+      </w:pPr>
+      <w:r>
+        <w:t xml:space="preserve">Your fix:</w:t>
+      </w:r>
+    </w:p>
+    <w:p>
+      <w:pPr>
+        <w:pStyle w:val="SourceCode"/>
+      </w:pPr>
+    </w:p>
+    <w:p>
+      <w:r>
+        <w:pict>
+          <v:rect style="width:0;height:1.5pt" o:hralign="center" o:hrstd="t" o:hr="t"/>
+        </w:pict>
+      </w:r>
+    </w:p>
+    <w:bookmarkEnd w:id="42"/>
+    <w:bookmarkEnd w:id="43"/>
+    <w:bookmarkStart w:id="45" w:name="X64cf5b0581c88da6010715544d4c38728001354"/>
+    <w:p>
+      <w:pPr>
+        <w:pStyle w:val="Heading1"/>
+      </w:pPr>
+      <w:r>
+        <w:t xml:space="preserve">Question 16 · Find the error — YAML won’t parse</w:t>
+      </w:r>
+    </w:p>
+    <w:bookmarkStart w:id="44" w:name="X971d495d32c79945ec0652dcd548c622642a469"/>
+    <w:p>
+      <w:pPr>
+        <w:pStyle w:val="Heading3"/>
+      </w:pPr>
+      <w:r>
+        <w:t xml:space="preserve">This YAML block fails to render. What is wrong?</w:t>
+      </w:r>
+    </w:p>
+    <w:p>
+      <w:pPr>
+        <w:pStyle w:val="SourceCode"/>
+      </w:pPr>
+      <w:r>
+        <w:rPr>
+          <w:rStyle w:val="PreprocessorTok"/>
+        </w:rPr>
+        <w:t xml:space="preserve">---</w:t>
+      </w:r>
+      <w:r>
+        <w:br/>
+      </w:r>
+      <w:r>
+        <w:rPr>
+          <w:rStyle w:val="FunctionTok"/>
+        </w:rPr>
+        <w:t xml:space="preserve">title</w:t>
+      </w:r>
+      <w:r>
+        <w:rPr>
+          <w:rStyle w:val="KeywordTok"/>
+        </w:rPr>
+        <w:t xml:space="preserve">:</w:t>
+      </w:r>
+      <w:r>
+        <w:rPr>
+          <w:rStyle w:val="AttributeTok"/>
+        </w:rPr>
+        <w:t xml:space="preserve"> </w:t>
+      </w:r>
+      <w:r>
+        <w:rPr>
+          <w:rStyle w:val="StringTok"/>
+        </w:rPr>
+        <w:t xml:space="preserve">"Leaf Morphology Report"</w:t>
+      </w:r>
+      <w:r>
+        <w:br/>
+      </w:r>
+      <w:r>
+        <w:rPr>
+          <w:rStyle w:val="FunctionTok"/>
+        </w:rPr>
+        <w:t xml:space="preserve">author</w:t>
+      </w:r>
+      <w:r>
+        <w:rPr>
+          <w:rStyle w:val="KeywordTok"/>
+        </w:rPr>
+        <w:t xml:space="preserve">:</w:t>
+      </w:r>
+      <w:r>
+        <w:rPr>
+          <w:rStyle w:val="AttributeTok"/>
+        </w:rPr>
+        <w:t xml:space="preserve"> </w:t>
+      </w:r>
+      <w:r>
+        <w:rPr>
+          <w:rStyle w:val="StringTok"/>
+        </w:rPr>
+        <w:t xml:space="preserve">"Your Name"</w:t>
+      </w:r>
+      <w:r>
+        <w:br/>
+      </w:r>
+      <w:r>
+        <w:rPr>
+          <w:rStyle w:val="AttributeTok"/>
+        </w:rPr>
+        <w:t xml:space="preserve"> </w:t>
+      </w:r>
+      <w:r>
+        <w:rPr>
+          <w:rStyle w:val="FunctionTok"/>
+        </w:rPr>
+        <w:t xml:space="preserve">date</w:t>
+      </w:r>
+      <w:r>
+        <w:rPr>
+          <w:rStyle w:val="KeywordTok"/>
+        </w:rPr>
+        <w:t xml:space="preserve">:</w:t>
+      </w:r>
+      <w:r>
+        <w:rPr>
+          <w:rStyle w:val="AttributeTok"/>
+        </w:rPr>
+        <w:t xml:space="preserve"> today</w:t>
+      </w:r>
+      <w:r>
+        <w:br/>
+      </w:r>
+      <w:r>
+        <w:rPr>
+          <w:rStyle w:val="FunctionTok"/>
+        </w:rPr>
+        <w:t xml:space="preserve">format</w:t>
+      </w:r>
+      <w:r>
+        <w:rPr>
+          <w:rStyle w:val="KeywordTok"/>
+        </w:rPr>
+        <w:t xml:space="preserve">:</w:t>
+      </w:r>
+      <w:r>
+        <w:rPr>
+          <w:rStyle w:val="AttributeTok"/>
+        </w:rPr>
+        <w:t xml:space="preserve"> docx</w:t>
+      </w:r>
+      <w:r>
+        <w:br/>
+      </w:r>
+      <w:r>
+        <w:rPr>
+          <w:rStyle w:val="PreprocessorTok"/>
+        </w:rPr>
+        <w:t xml:space="preserve">---</w:t>
+      </w:r>
+    </w:p>
+    <w:p>
+      <w:pPr>
+        <w:pStyle w:val="FirstParagraph"/>
+      </w:pPr>
+      <w:r>
+        <w:t xml:space="preserve">Your fix:</w:t>
+      </w:r>
+    </w:p>
+    <w:p>
+      <w:pPr>
+        <w:pStyle w:val="SourceCode"/>
+      </w:pPr>
+    </w:p>
+    <w:p>
+      <w:r>
+        <w:pict>
+          <v:rect style="width:0;height:1.5pt" o:hralign="center" o:hrstd="t" o:hr="t"/>
+        </w:pict>
+      </w:r>
+    </w:p>
+    <w:bookmarkEnd w:id="44"/>
+    <w:bookmarkEnd w:id="45"/>
+    <w:bookmarkStart w:id="47" w:name="X686188af4e5be263e89c99e80c8f9ba644b50c0"/>
+    <w:p>
+      <w:pPr>
+        <w:pStyle w:val="Heading1"/>
+      </w:pPr>
+      <w:r>
+        <w:t xml:space="preserve">Question 17 · Find the error — object not found</w:t>
+      </w:r>
+    </w:p>
+    <w:bookmarkStart w:id="46" w:name="Xdf91bd97c6a3666b2e8bb04bbf76cc8f98ad5fb"/>
+    <w:p>
+      <w:pPr>
+        <w:pStyle w:val="Heading3"/>
+      </w:pPr>
+      <w:r>
+        <w:t xml:space="preserve">This chunk errors with</w:t>
+      </w:r>
+      <w:r>
+        <w:t xml:space="preserve"> </w:t>
+      </w:r>
+      <w:r>
+        <w:rPr>
+          <w:rStyle w:val="VerbatimChar"/>
+        </w:rPr>
+        <w:t xml:space="preserve">object 'tree_df' not found</w:t>
+      </w:r>
+      <w:r>
+        <w:t xml:space="preserve">. What is the most likely cause, and how do you fix it?</w:t>
+      </w:r>
+    </w:p>
+    <w:p>
+      <w:pPr>
+        <w:pStyle w:val="SourceCode"/>
+      </w:pPr>
+      <w:r>
+        <w:rPr>
+          <w:rStyle w:val="CommentTok"/>
+        </w:rPr>
+        <w:t xml:space="preserve">#| label: means</w:t>
+      </w:r>
+      <w:r>
+        <w:br/>
+      </w:r>
+      <w:r>
+        <w:rPr>
+          <w:rStyle w:val="NormalTok"/>
+        </w:rPr>
+        <w:t xml:space="preserve">summary_df </w:t>
+      </w:r>
+      <w:r>
+        <w:rPr>
+          <w:rStyle w:val="OtherTok"/>
+        </w:rPr>
+        <w:t xml:space="preserve">&lt;-</w:t>
+      </w:r>
+      <w:r>
+        <w:rPr>
+          <w:rStyle w:val="NormalTok"/>
+        </w:rPr>
+        <w:t xml:space="preserve"> tree_df </w:t>
+      </w:r>
+      <w:r>
+        <w:rPr>
+          <w:rStyle w:val="SpecialCharTok"/>
+        </w:rPr>
+        <w:t xml:space="preserve">%&gt;%</w:t>
+      </w:r>
+      <w:r>
+        <w:br/>
+      </w:r>
+      <w:r>
+        <w:rPr>
+          <w:rStyle w:val="NormalTok"/>
+        </w:rPr>
+        <w:t xml:space="preserve">  </w:t>
+      </w:r>
+      <w:r>
+        <w:rPr>
+          <w:rStyle w:val="FunctionTok"/>
+        </w:rPr>
+        <w:t xml:space="preserve">group_by</w:t>
+      </w:r>
+      <w:r>
+        <w:rPr>
+          <w:rStyle w:val="NormalTok"/>
+        </w:rPr>
+        <w:t xml:space="preserve">(side) </w:t>
+      </w:r>
+      <w:r>
+        <w:rPr>
+          <w:rStyle w:val="SpecialCharTok"/>
+        </w:rPr>
+        <w:t xml:space="preserve">%&gt;%</w:t>
+      </w:r>
+      <w:r>
+        <w:br/>
+      </w:r>
+      <w:r>
+        <w:rPr>
+          <w:rStyle w:val="NormalTok"/>
+        </w:rPr>
+        <w:t xml:space="preserve">  </w:t>
+      </w:r>
+      <w:r>
+        <w:rPr>
+          <w:rStyle w:val="FunctionTok"/>
+        </w:rPr>
+        <w:t xml:space="preserve">summarize</w:t>
+      </w:r>
+      <w:r>
+        <w:rPr>
+          <w:rStyle w:val="NormalTok"/>
+        </w:rPr>
+        <w:t xml:space="preserve">(</w:t>
+      </w:r>
+      <w:r>
+        <w:rPr>
+          <w:rStyle w:val="AttributeTok"/>
+        </w:rPr>
+        <w:t xml:space="preserve">mean_wt =</w:t>
+      </w:r>
+      <w:r>
+        <w:rPr>
+          <w:rStyle w:val="NormalTok"/>
+        </w:rPr>
+        <w:t xml:space="preserve"> </w:t>
+      </w:r>
+      <w:r>
+        <w:rPr>
+          <w:rStyle w:val="FunctionTok"/>
+        </w:rPr>
+        <w:t xml:space="preserve">mean</w:t>
+      </w:r>
+      <w:r>
+        <w:rPr>
+          <w:rStyle w:val="NormalTok"/>
+        </w:rPr>
+        <w:t xml:space="preserve">(weight_g, </w:t>
+      </w:r>
+      <w:r>
+        <w:rPr>
+          <w:rStyle w:val="AttributeTok"/>
+        </w:rPr>
+        <w:t xml:space="preserve">na.rm =</w:t>
+      </w:r>
+      <w:r>
+        <w:rPr>
+          <w:rStyle w:val="NormalTok"/>
+        </w:rPr>
+        <w:t xml:space="preserve"> </w:t>
+      </w:r>
+      <w:r>
+        <w:rPr>
+          <w:rStyle w:val="ConstantTok"/>
+        </w:rPr>
+        <w:t xml:space="preserve">TRUE</w:t>
+      </w:r>
+      <w:r>
+        <w:rPr>
+          <w:rStyle w:val="NormalTok"/>
+        </w:rPr>
+        <w:t xml:space="preserve">))</w:t>
+      </w:r>
+    </w:p>
+    <w:p>
+      <w:pPr>
+        <w:pStyle w:val="FirstParagraph"/>
+      </w:pPr>
+      <w:r>
+        <w:t xml:space="preserve">Your fix:</w:t>
+      </w:r>
+    </w:p>
+    <w:p>
+      <w:pPr>
+        <w:pStyle w:val="SourceCode"/>
+      </w:pPr>
+    </w:p>
+    <w:p>
+      <w:r>
+        <w:pict>
+          <v:rect style="width:0;height:1.5pt" o:hralign="center" o:hrstd="t" o:hr="t"/>
+        </w:pict>
+      </w:r>
+    </w:p>
+    <w:bookmarkEnd w:id="46"/>
+    <w:bookmarkEnd w:id="47"/>
+    <w:bookmarkStart w:id="49" w:name="X6795090fa32f6bb19752fba9bf854b5284d1ee2"/>
+    <w:p>
+      <w:pPr>
+        <w:pStyle w:val="Heading1"/>
+      </w:pPr>
+      <w:r>
+        <w:t xml:space="preserve">Question 18 · Find the error — missing library</w:t>
+      </w:r>
+    </w:p>
+    <w:bookmarkStart w:id="48" w:name="X1ec22b1fcc57e20929d3fac26d52e5a9b14d87b"/>
+    <w:p>
+      <w:pPr>
+        <w:pStyle w:val="Heading3"/>
+      </w:pPr>
+      <w:r>
+        <w:t xml:space="preserve">This chunk errors with</w:t>
+      </w:r>
+      <w:r>
+        <w:t xml:space="preserve"> </w:t>
+      </w:r>
+      <w:r>
+        <w:rPr>
+          <w:rStyle w:val="VerbatimChar"/>
+        </w:rPr>
+        <w:t xml:space="preserve">could not find function "%&gt;%"</w:t>
+      </w:r>
+      <w:r>
+        <w:t xml:space="preserve">. What is missing, and where should the fix go?</w:t>
+      </w:r>
+    </w:p>
+    <w:p>
+      <w:pPr>
+        <w:pStyle w:val="SourceCode"/>
+      </w:pPr>
+      <w:r>
+        <w:rPr>
+          <w:rStyle w:val="CommentTok"/>
+        </w:rPr>
+        <w:t xml:space="preserve">#| label: wrangle</w:t>
+      </w:r>
+      <w:r>
+        <w:br/>
+      </w:r>
+      <w:r>
+        <w:rPr>
+          <w:rStyle w:val="NormalTok"/>
+        </w:rPr>
+        <w:t xml:space="preserve">tree_df </w:t>
+      </w:r>
+      <w:r>
+        <w:rPr>
+          <w:rStyle w:val="SpecialCharTok"/>
+        </w:rPr>
+        <w:t xml:space="preserve">%&gt;%</w:t>
+      </w:r>
+      <w:r>
+        <w:br/>
+      </w:r>
+      <w:r>
+        <w:rPr>
+          <w:rStyle w:val="NormalTok"/>
+        </w:rPr>
+        <w:t xml:space="preserve">  </w:t>
+      </w:r>
+      <w:r>
+        <w:rPr>
+          <w:rStyle w:val="FunctionTok"/>
+        </w:rPr>
+        <w:t xml:space="preserve">filter</w:t>
+      </w:r>
+      <w:r>
+        <w:rPr>
+          <w:rStyle w:val="NormalTok"/>
+        </w:rPr>
+        <w:t xml:space="preserve">(side </w:t>
+      </w:r>
+      <w:r>
+        <w:rPr>
+          <w:rStyle w:val="SpecialCharTok"/>
+        </w:rPr>
+        <w:t xml:space="preserve">==</w:t>
+      </w:r>
+      <w:r>
+        <w:rPr>
+          <w:rStyle w:val="NormalTok"/>
+        </w:rPr>
+        <w:t xml:space="preserve"> </w:t>
+      </w:r>
+      <w:r>
+        <w:rPr>
+          <w:rStyle w:val="StringTok"/>
+        </w:rPr>
+        <w:t xml:space="preserve">"shady"</w:t>
+      </w:r>
+      <w:r>
+        <w:rPr>
+          <w:rStyle w:val="NormalTok"/>
+        </w:rPr>
+        <w:t xml:space="preserve">)</w:t>
+      </w:r>
+    </w:p>
+    <w:p>
+      <w:pPr>
+        <w:pStyle w:val="FirstParagraph"/>
+      </w:pPr>
+      <w:r>
+        <w:t xml:space="preserve">Your fix:</w:t>
+      </w:r>
+    </w:p>
+    <w:p>
+      <w:pPr>
+        <w:pStyle w:val="SourceCode"/>
+      </w:pPr>
+    </w:p>
+    <w:p>
+      <w:r>
+        <w:pict>
+          <v:rect style="width:0;height:1.5pt" o:hralign="center" o:hrstd="t" o:hr="t"/>
+        </w:pict>
+      </w:r>
+    </w:p>
+    <w:bookmarkEnd w:id="48"/>
+    <w:bookmarkEnd w:id="49"/>
+    <w:bookmarkStart w:id="51" w:name="X1c4d753d77822b7e2dfec7c98eda1982ea07e2c"/>
+    <w:p>
+      <w:pPr>
+        <w:pStyle w:val="Heading1"/>
+      </w:pPr>
+      <w:r>
+        <w:t xml:space="preserve">Question 19 · Find the error — broken chunk fence</w:t>
+      </w:r>
+    </w:p>
+    <w:bookmarkStart w:id="50" w:name="X4572c0166795b1849507f82938bf5f00f21b982"/>
+    <w:p>
+      <w:pPr>
+        <w:pStyle w:val="Heading3"/>
+      </w:pPr>
+      <w:r>
+        <w:t xml:space="preserve">Rendering stops partway through the document with no clear error location. What is wrong with this chunk?</w:t>
+      </w:r>
+    </w:p>
+    <w:p>
+      <w:pPr>
+        <w:pStyle w:val="SourceCode"/>
+      </w:pPr>
+      <w:r>
+        <w:rPr>
+          <w:rStyle w:val="InformationTok"/>
+        </w:rPr>
+        <w:t xml:space="preserve">```{r summary-table}</w:t>
+      </w:r>
+      <w:r>
+        <w:br/>
+      </w:r>
+      <w:r>
+        <w:rPr>
+          <w:rStyle w:val="NormalTok"/>
+        </w:rPr>
+        <w:t xml:space="preserve">summary_df </w:t>
+      </w:r>
+      <w:r>
+        <w:rPr>
+          <w:rStyle w:val="OtherTok"/>
+        </w:rPr>
+        <w:t xml:space="preserve">&lt;-</w:t>
+      </w:r>
+      <w:r>
+        <w:rPr>
+          <w:rStyle w:val="NormalTok"/>
+        </w:rPr>
+        <w:t xml:space="preserve"> tree_df </w:t>
+      </w:r>
+      <w:r>
+        <w:rPr>
+          <w:rStyle w:val="SpecialCharTok"/>
+        </w:rPr>
+        <w:t xml:space="preserve">%&gt;%</w:t>
+      </w:r>
+      <w:r>
+        <w:br/>
+      </w:r>
+      <w:r>
+        <w:rPr>
+          <w:rStyle w:val="NormalTok"/>
+        </w:rPr>
+        <w:t xml:space="preserve">  </w:t>
+      </w:r>
+      <w:r>
+        <w:rPr>
+          <w:rStyle w:val="FunctionTok"/>
+        </w:rPr>
+        <w:t xml:space="preserve">group_by</w:t>
+      </w:r>
+      <w:r>
+        <w:rPr>
+          <w:rStyle w:val="NormalTok"/>
+        </w:rPr>
+        <w:t xml:space="preserve">(side) </w:t>
+      </w:r>
+      <w:r>
+        <w:rPr>
+          <w:rStyle w:val="SpecialCharTok"/>
+        </w:rPr>
+        <w:t xml:space="preserve">%&gt;%</w:t>
+      </w:r>
+      <w:r>
+        <w:br/>
+      </w:r>
+      <w:r>
+        <w:rPr>
+          <w:rStyle w:val="NormalTok"/>
+        </w:rPr>
+        <w:t xml:space="preserve">  </w:t>
+      </w:r>
+      <w:r>
+        <w:rPr>
+          <w:rStyle w:val="FunctionTok"/>
+        </w:rPr>
+        <w:t xml:space="preserve">summarize</w:t>
+      </w:r>
+      <w:r>
+        <w:rPr>
+          <w:rStyle w:val="NormalTok"/>
+        </w:rPr>
+        <w:t xml:space="preserve">(</w:t>
+      </w:r>
+      <w:r>
+        <w:rPr>
+          <w:rStyle w:val="AttributeTok"/>
+        </w:rPr>
+        <w:t xml:space="preserve">mean_wt =</w:t>
+      </w:r>
+      <w:r>
+        <w:rPr>
+          <w:rStyle w:val="NormalTok"/>
+        </w:rPr>
+        <w:t xml:space="preserve"> </w:t>
+      </w:r>
+      <w:r>
+        <w:rPr>
+          <w:rStyle w:val="FunctionTok"/>
+        </w:rPr>
+        <w:t xml:space="preserve">mean</w:t>
+      </w:r>
+      <w:r>
+        <w:rPr>
+          <w:rStyle w:val="NormalTok"/>
+        </w:rPr>
+        <w:t xml:space="preserve">(weight_g, </w:t>
+      </w:r>
+      <w:r>
+        <w:rPr>
+          <w:rStyle w:val="AttributeTok"/>
+        </w:rPr>
+        <w:t xml:space="preserve">na.rm =</w:t>
+      </w:r>
+      <w:r>
+        <w:rPr>
+          <w:rStyle w:val="NormalTok"/>
+        </w:rPr>
+        <w:t xml:space="preserve"> </w:t>
+      </w:r>
+      <w:r>
+        <w:rPr>
+          <w:rStyle w:val="ConstantTok"/>
+        </w:rPr>
+        <w:t xml:space="preserve">TRUE</w:t>
+      </w:r>
+      <w:r>
+        <w:rPr>
+          <w:rStyle w:val="NormalTok"/>
+        </w:rPr>
+        <w:t xml:space="preserve">))</w:t>
+      </w:r>
+    </w:p>
+    <w:p>
+      <w:pPr>
+        <w:pStyle w:val="FirstParagraph"/>
+      </w:pPr>
+      <w:r>
+        <w:t xml:space="preserve">Your fix:</w:t>
+      </w:r>
+    </w:p>
+    <w:p>
+      <w:pPr>
+        <w:pStyle w:val="SourceCode"/>
+      </w:pPr>
+    </w:p>
+    <w:p>
+      <w:r>
+        <w:pict>
+          <v:rect style="width:0;height:1.5pt" o:hralign="center" o:hrstd="t" o:hr="t"/>
+        </w:pict>
+      </w:r>
+    </w:p>
+    <w:bookmarkEnd w:id="50"/>
+    <w:bookmarkEnd w:id="51"/>
+    <w:bookmarkStart w:id="53" w:name="X20347e454ca6123b70f27b716e3de4891807662"/>
+    <w:p>
+      <w:pPr>
+        <w:pStyle w:val="Heading1"/>
+      </w:pPr>
+      <w:r>
+        <w:t xml:space="preserve">Question 20 · Find the error — YAML key with no space</w:t>
+      </w:r>
+    </w:p>
+    <w:bookmarkStart w:id="52" w:name="X721cb93c2670e084804bec5470d4797c409cae1"/>
+    <w:p>
+      <w:pPr>
+        <w:pStyle w:val="Heading3"/>
+      </w:pPr>
+      <w:r>
+        <w:t xml:space="preserve">This line in the YAML causes a parse error. What exactly is wrong?</w:t>
+      </w:r>
+    </w:p>
+    <w:p>
+      <w:pPr>
+        <w:pStyle w:val="SourceCode"/>
+      </w:pPr>
+      <w:r>
+        <w:rPr>
+          <w:rStyle w:val="AttributeTok"/>
+        </w:rPr>
+        <w:t xml:space="preserve">format:docx</w:t>
+      </w:r>
+    </w:p>
+    <w:p>
+      <w:pPr>
+        <w:pStyle w:val="FirstParagraph"/>
+      </w:pPr>
+      <w:r>
+        <w:t xml:space="preserve">Your fix:</w:t>
+      </w:r>
+    </w:p>
+    <w:p>
+      <w:pPr>
+        <w:pStyle w:val="SourceCode"/>
+      </w:pPr>
+    </w:p>
+    <w:p>
+      <w:r>
+        <w:pict>
+          <v:rect style="width:0;height:1.5pt" o:hralign="center" o:hrstd="t" o:hr="t"/>
+        </w:pict>
+      </w:r>
+    </w:p>
+    <w:bookmarkEnd w:id="52"/>
+    <w:bookmarkEnd w:id="53"/>
+    <w:bookmarkStart w:id="55" w:name="X3fc1d51547f8a6e67ea12cdecf004ef11de72b1"/>
+    <w:p>
+      <w:pPr>
+        <w:pStyle w:val="Heading1"/>
+      </w:pPr>
+      <w:r>
+        <w:t xml:space="preserve">Question 21 · Find the error — inline code with a typo</w:t>
+      </w:r>
+    </w:p>
+    <w:bookmarkStart w:id="54" w:name="X5c1184ecd987f8c25282afe9b64a6e002c157c4"/>
+    <w:p>
+      <w:pPr>
+        <w:pStyle w:val="Heading3"/>
+      </w:pPr>
+      <w:r>
+        <w:t xml:space="preserve">This inline code renders literally as</w:t>
+      </w:r>
+      <w:r>
+        <w:t xml:space="preserve"> </w:t>
+      </w:r>
+      <w:r>
+        <w:rPr>
+          <w:rStyle w:val="VerbatimChar"/>
+        </w:rPr>
+        <w:t xml:space="preserve">`r maen_shady`</w:t>
+      </w:r>
+      <w:r>
+        <w:t xml:space="preserve"> </w:t>
+      </w:r>
+      <w:r>
+        <w:t xml:space="preserve">instead of a number. What is wrong?</w:t>
+      </w:r>
+    </w:p>
+    <w:p>
+      <w:pPr>
+        <w:pStyle w:val="SourceCode"/>
+      </w:pPr>
+      <w:r>
+        <w:rPr>
+          <w:rStyle w:val="NormalTok"/>
+        </w:rPr>
+        <w:t xml:space="preserve">Shady-side leaves averaged </w:t>
+      </w:r>
+      <w:r>
+        <w:rPr>
+          <w:rStyle w:val="InformationTok"/>
+        </w:rPr>
+        <w:t xml:space="preserve">`r maen_shady`</w:t>
+      </w:r>
+      <w:r>
+        <w:rPr>
+          <w:rStyle w:val="NormalTok"/>
+        </w:rPr>
+        <w:t xml:space="preserve"> g.</w:t>
+      </w:r>
+    </w:p>
+    <w:p>
+      <w:pPr>
+        <w:pStyle w:val="FirstParagraph"/>
+      </w:pPr>
+      <w:r>
+        <w:t xml:space="preserve">Your fix:</w:t>
+      </w:r>
+    </w:p>
+    <w:p>
+      <w:pPr>
+        <w:pStyle w:val="SourceCode"/>
+      </w:pPr>
+    </w:p>
+    <w:p>
+      <w:r>
+        <w:pict>
+          <v:rect style="width:0;height:1.5pt" o:hralign="center" o:hrstd="t" o:hr="t"/>
+        </w:pict>
+      </w:r>
+    </w:p>
+    <w:bookmarkEnd w:id="54"/>
+    <w:bookmarkEnd w:id="55"/>
+    <w:bookmarkStart w:id="56" w:name="part-d-open-ended-applied"/>
+    <w:p>
+      <w:pPr>
+        <w:pStyle w:val="Heading1"/>
+      </w:pPr>
+      <w:r>
+        <w:t xml:space="preserve">Part D — Open-Ended / Applied</w:t>
+      </w:r>
+    </w:p>
+    <w:bookmarkEnd w:id="56"/>
+    <w:bookmarkStart w:id="58" w:name="question-22-short-answer"/>
+    <w:p>
+      <w:pPr>
+        <w:pStyle w:val="Heading1"/>
+      </w:pPr>
+      <w:r>
+        <w:t xml:space="preserve">Question 22 · Short answer</w:t>
+      </w:r>
+    </w:p>
+    <w:bookmarkStart w:id="57" w:name="X5d519ecdf20613b0c88723838b58e560661a1ee"/>
+    <w:p>
+      <w:pPr>
+        <w:pStyle w:val="Heading3"/>
+      </w:pPr>
+      <w:r>
+        <w:t xml:space="preserve">Explain why a Quarto report is considered more reproducible than a script whose numbers and plots are copy-pasted into a Word document by hand.</w:t>
+      </w:r>
+    </w:p>
+    <w:p>
+      <w:pPr>
+        <w:pStyle w:val="SourceCode"/>
+      </w:pPr>
+    </w:p>
+    <w:p>
+      <w:r>
+        <w:pict>
+          <v:rect style="width:0;height:1.5pt" o:hralign="center" o:hrstd="t" o:hr="t"/>
+        </w:pict>
+      </w:r>
+    </w:p>
+    <w:bookmarkEnd w:id="57"/>
+    <w:bookmarkEnd w:id="58"/>
+    <w:bookmarkStart w:id="60" w:name="question-23-short-answer"/>
+    <w:p>
+      <w:pPr>
+        <w:pStyle w:val="Heading1"/>
+      </w:pPr>
+      <w:r>
+        <w:t xml:space="preserve">Question 23 · Short answer</w:t>
+      </w:r>
+    </w:p>
+    <w:bookmarkStart w:id="59" w:name="X0d3eb00fd03cc41dd24c246066e845215bab7a9"/>
+    <w:p>
+      <w:pPr>
+        <w:pStyle w:val="Heading3"/>
+      </w:pPr>
+      <w:r>
+        <w:t xml:space="preserve">Give one situation where you would set</w:t>
+      </w:r>
+      <w:r>
+        <w:t xml:space="preserve"> </w:t>
+      </w:r>
+      <w:r>
+        <w:rPr>
+          <w:rStyle w:val="VerbatimChar"/>
+        </w:rPr>
+        <w:t xml:space="preserve">echo: false</w:t>
+      </w:r>
+      <w:r>
+        <w:t xml:space="preserve"> </w:t>
+      </w:r>
+      <w:r>
+        <w:t xml:space="preserve">and one where you would keep</w:t>
+      </w:r>
+      <w:r>
+        <w:t xml:space="preserve"> </w:t>
+      </w:r>
+      <w:r>
+        <w:rPr>
+          <w:rStyle w:val="VerbatimChar"/>
+        </w:rPr>
+        <w:t xml:space="preserve">echo: true</w:t>
+      </w:r>
+      <w:r>
+        <w:t xml:space="preserve">. Who is the reader in each case?</w:t>
+      </w:r>
+    </w:p>
+    <w:p>
+      <w:pPr>
+        <w:pStyle w:val="SourceCode"/>
+      </w:pPr>
+    </w:p>
+    <w:p>
+      <w:r>
+        <w:pict>
+          <v:rect style="width:0;height:1.5pt" o:hralign="center" o:hrstd="t" o:hr="t"/>
+        </w:pict>
+      </w:r>
+    </w:p>
+    <w:bookmarkEnd w:id="59"/>
+    <w:bookmarkEnd w:id="60"/>
+    <w:bookmarkStart w:id="62" w:name="question-24-short-answer"/>
+    <w:p>
+      <w:pPr>
+        <w:pStyle w:val="Heading1"/>
+      </w:pPr>
+      <w:r>
+        <w:t xml:space="preserve">Question 24 · Short answer</w:t>
+      </w:r>
+    </w:p>
+    <w:bookmarkStart w:id="61" w:name="Xc50c4e87e771ce5cc1c9ca23cc001f823a1e5ef"/>
+    <w:p>
+      <w:pPr>
+        <w:pStyle w:val="Heading3"/>
+      </w:pPr>
+      <w:r>
+        <w:t xml:space="preserve">Explain the difference between the</w:t>
+      </w:r>
+      <w:r>
+        <w:t xml:space="preserve"> </w:t>
+      </w:r>
+      <w:r>
+        <w:rPr>
+          <w:rStyle w:val="VerbatimChar"/>
+        </w:rPr>
+        <w:t xml:space="preserve">echo</w:t>
+      </w:r>
+      <w:r>
+        <w:t xml:space="preserve"> </w:t>
+      </w:r>
+      <w:r>
+        <w:t xml:space="preserve">and</w:t>
+      </w:r>
+      <w:r>
+        <w:t xml:space="preserve"> </w:t>
+      </w:r>
+      <w:r>
+        <w:rPr>
+          <w:rStyle w:val="VerbatimChar"/>
+        </w:rPr>
+        <w:t xml:space="preserve">eval</w:t>
+      </w:r>
+      <w:r>
+        <w:t xml:space="preserve"> </w:t>
+      </w:r>
+      <w:r>
+        <w:t xml:space="preserve">chunk options, and describe a scenario (like a student workbook) where you would want</w:t>
+      </w:r>
+      <w:r>
+        <w:t xml:space="preserve"> </w:t>
+      </w:r>
+      <w:r>
+        <w:rPr>
+          <w:rStyle w:val="VerbatimChar"/>
+        </w:rPr>
+        <w:t xml:space="preserve">echo: true</w:t>
+      </w:r>
+      <w:r>
+        <w:t xml:space="preserve"> </w:t>
+      </w:r>
+      <w:r>
+        <w:t xml:space="preserve">but</w:t>
+      </w:r>
+      <w:r>
+        <w:t xml:space="preserve"> </w:t>
+      </w:r>
+      <w:r>
+        <w:rPr>
+          <w:rStyle w:val="VerbatimChar"/>
+        </w:rPr>
+        <w:t xml:space="preserve">eval: false</w:t>
+      </w:r>
+      <w:r>
+        <w:t xml:space="preserve">.</w:t>
+      </w:r>
+    </w:p>
+    <w:p>
+      <w:pPr>
+        <w:pStyle w:val="SourceCode"/>
+      </w:pPr>
+    </w:p>
+    <w:p>
+      <w:r>
+        <w:pict>
+          <v:rect style="width:0;height:1.5pt" o:hralign="center" o:hrstd="t" o:hr="t"/>
+        </w:pict>
+      </w:r>
+    </w:p>
+    <w:bookmarkEnd w:id="61"/>
+    <w:bookmarkEnd w:id="62"/>
+    <w:bookmarkStart w:id="64" w:name="question-25-short-answer"/>
+    <w:p>
+      <w:pPr>
+        <w:pStyle w:val="Heading1"/>
+      </w:pPr>
+      <w:r>
+        <w:t xml:space="preserve">Question 25 · Short answer</w:t>
+      </w:r>
+    </w:p>
+    <w:bookmarkStart w:id="63" w:name="Xef445c3f1eb4a4420cd3f4c888b8523149fc89f"/>
+    <w:p>
+      <w:pPr>
+        <w:pStyle w:val="Heading3"/>
+      </w:pPr>
+      <w:r>
+        <w:t xml:space="preserve">Why must the chunk that loads your libraries and reads in your data appear</w:t>
+      </w:r>
+      <w:r>
+        <w:t xml:space="preserve"> </w:t>
+      </w:r>
+      <w:r>
+        <w:rPr>
+          <w:i/>
+          <w:iCs/>
+        </w:rPr>
+        <w:t xml:space="preserve">above</w:t>
+      </w:r>
+      <w:r>
+        <w:t xml:space="preserve"> </w:t>
+      </w:r>
+      <w:r>
+        <w:t xml:space="preserve">the chunks that use those objects? What error do you get if you get the order wrong?</w:t>
+      </w:r>
+    </w:p>
+    <w:p>
+      <w:pPr>
+        <w:pStyle w:val="SourceCode"/>
+      </w:pPr>
+    </w:p>
+    <w:p>
+      <w:r>
+        <w:pict>
+          <v:rect style="width:0;height:1.5pt" o:hralign="center" o:hrstd="t" o:hr="t"/>
+        </w:pict>
+      </w:r>
+    </w:p>
+    <w:bookmarkEnd w:id="63"/>
+    <w:bookmarkEnd w:id="64"/>
+    <w:bookmarkStart w:id="66" w:name="question-26-short-answer"/>
+    <w:p>
+      <w:pPr>
+        <w:pStyle w:val="Heading1"/>
+      </w:pPr>
+      <w:r>
+        <w:t xml:space="preserve">Question 26 · Short answer</w:t>
+      </w:r>
+    </w:p>
+    <w:bookmarkStart w:id="65" w:name="Xc7105ea6b34b6892d43eaf15cc51b6bca3bbcf2"/>
+    <w:p>
+      <w:pPr>
+        <w:pStyle w:val="Heading3"/>
+      </w:pPr>
+      <w:r>
+        <w:t xml:space="preserve">Describe how you would produce a Word report, a web page, and a set of slides from the same leaf analysis without duplicating any code.</w:t>
+      </w:r>
+    </w:p>
+    <w:p>
+      <w:pPr>
+        <w:pStyle w:val="SourceCode"/>
+      </w:pPr>
+    </w:p>
+    <w:p>
+      <w:r>
+        <w:pict>
+          <v:rect style="width:0;height:1.5pt" o:hralign="center" o:hrstd="t" o:hr="t"/>
+        </w:pict>
+      </w:r>
+    </w:p>
+    <w:bookmarkEnd w:id="65"/>
+    <w:bookmarkEnd w:id="66"/>
+    <w:bookmarkStart w:id="68" w:name="question-27-short-answer"/>
+    <w:p>
+      <w:pPr>
+        <w:pStyle w:val="Heading1"/>
+      </w:pPr>
+      <w:r>
+        <w:t xml:space="preserve">Question 27 · Short answer</w:t>
+      </w:r>
+    </w:p>
+    <w:bookmarkStart w:id="67" w:name="Xdfb1a279899508b918d02884a38fd2602a53263"/>
+    <w:p>
+      <w:pPr>
+        <w:pStyle w:val="Heading3"/>
+      </w:pPr>
+      <w:r>
+        <w:t xml:space="preserve">Explain why</w:t>
+      </w:r>
+      <w:r>
+        <w:t xml:space="preserve"> </w:t>
+      </w:r>
+      <w:r>
+        <w:t xml:space="preserve">“never copy-paste a computed number into your prose”</w:t>
+      </w:r>
+      <w:r>
+        <w:t xml:space="preserve"> </w:t>
+      </w:r>
+      <w:r>
+        <w:t xml:space="preserve">matters for reproducibility. What happens when the underlying data changes in a script + copy-paste workflow versus a Quarto report?</w:t>
+      </w:r>
+    </w:p>
+    <w:p>
+      <w:pPr>
+        <w:pStyle w:val="SourceCode"/>
+      </w:pPr>
+    </w:p>
+    <w:p>
+      <w:r>
+        <w:pict>
+          <v:rect style="width:0;height:1.5pt" o:hralign="center" o:hrstd="t" o:hr="t"/>
+        </w:pict>
+      </w:r>
+    </w:p>
+    <w:bookmarkEnd w:id="67"/>
+    <w:bookmarkEnd w:id="68"/>
+    <w:bookmarkStart w:id="70" w:name="question-28-short-answer"/>
+    <w:p>
+      <w:pPr>
+        <w:pStyle w:val="Heading1"/>
+      </w:pPr>
+      <w:r>
+        <w:t xml:space="preserve">Question 28 · Short answer</w:t>
+      </w:r>
+    </w:p>
+    <w:bookmarkStart w:id="69" w:name="X319574e5215b5c8c3102618e035bbd12ed1150c"/>
+    <w:p>
+      <w:pPr>
+        <w:pStyle w:val="Heading3"/>
+      </w:pPr>
+      <w:r>
+        <w:t xml:space="preserve">Your report fails to render and the error message names a specific chunk. Walk through your troubleshooting steps, in order, to find and fix the problem.</w:t>
+      </w:r>
+    </w:p>
+    <w:p>
+      <w:pPr>
+        <w:pStyle w:val="SourceCode"/>
+      </w:pPr>
+    </w:p>
+    <w:p>
+      <w:r>
+        <w:pict>
+          <v:rect style="width:0;height:1.5pt" o:hralign="center" o:hrstd="t" o:hr="t"/>
+        </w:pict>
+      </w:r>
+    </w:p>
+    <w:bookmarkEnd w:id="69"/>
+    <w:bookmarkEnd w:id="70"/>
+    <w:bookmarkStart w:id="71" w:name="X19fac04d5a5d6dbca660e85fda058eb10015d87"/>
     <w:p>
       <w:pPr>
         <w:pStyle w:val="Heading1"/>
@@ -801,9 +2901,9 @@
         <w:tblLook w:firstRow="1" w:lastRow="0" w:firstColumn="0" w:lastColumn="0" w:noHBand="0" w:noVBand="0" w:val="0020"/>
       </w:tblPr>
       <w:tblGrid>
-        <w:gridCol w:w="2640"/>
-        <w:gridCol w:w="2640"/>
-        <w:gridCol w:w="2640"/>
+        <w:gridCol w:w="2036"/>
+        <w:gridCol w:w="2036"/>
+        <w:gridCol w:w="3846"/>
       </w:tblGrid>
       <w:tr>
         <w:trPr>
@@ -862,51 +2962,6 @@
               <w:pStyle w:val="Compact"/>
             </w:pPr>
             <w:r>
-              <w:t xml:space="preserve">T/F</w:t>
-            </w:r>
-          </w:p>
-        </w:tc>
-        <w:tc>
-          <w:tcPr/>
-          <w:p>
-            <w:pPr>
-              <w:pStyle w:val="Compact"/>
-            </w:pPr>
-            <w:r>
-              <w:rPr>
-                <w:b/>
-                <w:bCs/>
-              </w:rPr>
-              <w:t xml:space="preserve">TRUE</w:t>
-            </w:r>
-            <w:r>
-              <w:t xml:space="preserve"> </w:t>
-            </w:r>
-            <w:r>
-              <w:t xml:space="preserve">— results are computed live on Render</w:t>
-            </w:r>
-          </w:p>
-        </w:tc>
-      </w:tr>
-      <w:tr>
-        <w:tc>
-          <w:tcPr/>
-          <w:p>
-            <w:pPr>
-              <w:pStyle w:val="Compact"/>
-            </w:pPr>
-            <w:r>
-              <w:t xml:space="preserve">2</w:t>
-            </w:r>
-          </w:p>
-        </w:tc>
-        <w:tc>
-          <w:tcPr/>
-          <w:p>
-            <w:pPr>
-              <w:pStyle w:val="Compact"/>
-            </w:pPr>
-            <w:r>
               <w:t xml:space="preserve">MC</w:t>
             </w:r>
           </w:p>
@@ -928,16 +2983,7 @@
               <w:t xml:space="preserve"> </w:t>
             </w:r>
             <w:r>
-              <w:t xml:space="preserve">—</w:t>
-            </w:r>
-            <w:r>
-              <w:t xml:space="preserve"> </w:t>
-            </w:r>
-            <w:r>
-              <w:rPr>
-                <w:rStyle w:val="VerbatimChar"/>
-              </w:rPr>
-              <w:t xml:space="preserve">format: docx</w:t>
+              <w:t xml:space="preserve">— the recipe: title, author, output format</w:t>
             </w:r>
           </w:p>
         </w:tc>
@@ -950,53 +2996,18 @@
               <w:pStyle w:val="Compact"/>
             </w:pPr>
             <w:r>
-              <w:t xml:space="preserve">3</w:t>
-            </w:r>
-          </w:p>
-        </w:tc>
-        <w:tc>
-          <w:tcPr/>
-          <w:p>
-            <w:pPr>
-              <w:pStyle w:val="Compact"/>
-            </w:pPr>
-            <w:r>
-              <w:t xml:space="preserve">Match</w:t>
-            </w:r>
-          </w:p>
-        </w:tc>
-        <w:tc>
-          <w:tcPr/>
-          <w:p>
-            <w:pPr>
-              <w:pStyle w:val="Compact"/>
-            </w:pPr>
-            <w:r>
-              <w:t xml:space="preserve">1–C, 2–A, 3–B, 4–D</w:t>
-            </w:r>
-          </w:p>
-        </w:tc>
-      </w:tr>
-      <w:tr>
-        <w:tc>
-          <w:tcPr/>
-          <w:p>
-            <w:pPr>
-              <w:pStyle w:val="Compact"/>
-            </w:pPr>
-            <w:r>
-              <w:t xml:space="preserve">4</w:t>
-            </w:r>
-          </w:p>
-        </w:tc>
-        <w:tc>
-          <w:tcPr/>
-          <w:p>
-            <w:pPr>
-              <w:pStyle w:val="Compact"/>
-            </w:pPr>
-            <w:r>
-              <w:t xml:space="preserve">Predict</w:t>
+              <w:t xml:space="preserve">2</w:t>
+            </w:r>
+          </w:p>
+        </w:tc>
+        <w:tc>
+          <w:tcPr/>
+          <w:p>
+            <w:pPr>
+              <w:pStyle w:val="Compact"/>
+            </w:pPr>
+            <w:r>
+              <w:t xml:space="preserve">T/F</w:t>
             </w:r>
           </w:p>
         </w:tc>
@@ -1011,7 +3022,13 @@
                 <w:b/>
                 <w:bCs/>
               </w:rPr>
-              <w:t xml:space="preserve">5</w:t>
+              <w:t xml:space="preserve">FALSE</w:t>
+            </w:r>
+            <w:r>
+              <w:t xml:space="preserve"> </w:t>
+            </w:r>
+            <w:r>
+              <w:t xml:space="preserve">— YAML is space-sensitive; mixing tabs and spaces (or a stray space) breaks it</w:t>
             </w:r>
           </w:p>
         </w:tc>
@@ -1024,29 +3041,29 @@
               <w:pStyle w:val="Compact"/>
             </w:pPr>
             <w:r>
-              <w:t xml:space="preserve">5</w:t>
-            </w:r>
-          </w:p>
-        </w:tc>
-        <w:tc>
-          <w:tcPr/>
-          <w:p>
-            <w:pPr>
-              <w:pStyle w:val="Compact"/>
-            </w:pPr>
-            <w:r>
-              <w:t xml:space="preserve">Code</w:t>
-            </w:r>
-          </w:p>
-        </w:tc>
-        <w:tc>
-          <w:tcPr/>
-          <w:p>
-            <w:pPr>
-              <w:pStyle w:val="Compact"/>
-            </w:pPr>
-            <w:r>
-              <w:t xml:space="preserve">See below</w:t>
+              <w:t xml:space="preserve">3</w:t>
+            </w:r>
+          </w:p>
+        </w:tc>
+        <w:tc>
+          <w:tcPr/>
+          <w:p>
+            <w:pPr>
+              <w:pStyle w:val="Compact"/>
+            </w:pPr>
+            <w:r>
+              <w:t xml:space="preserve">Short</w:t>
+            </w:r>
+          </w:p>
+        </w:tc>
+        <w:tc>
+          <w:tcPr/>
+          <w:p>
+            <w:pPr>
+              <w:pStyle w:val="Compact"/>
+            </w:pPr>
+            <w:r>
+              <w:t xml:space="preserve">YAML front matter, Markdown text, code chunks</w:t>
             </w:r>
           </w:p>
         </w:tc>
@@ -1059,116 +3076,7 @@
               <w:pStyle w:val="Compact"/>
             </w:pPr>
             <w:r>
-              <w:t xml:space="preserve">6</w:t>
-            </w:r>
-          </w:p>
-        </w:tc>
-        <w:tc>
-          <w:tcPr/>
-          <w:p>
-            <w:pPr>
-              <w:pStyle w:val="Compact"/>
-            </w:pPr>
-            <w:r>
-              <w:t xml:space="preserve">Error</w:t>
-            </w:r>
-          </w:p>
-        </w:tc>
-        <w:tc>
-          <w:tcPr/>
-          <w:p>
-            <w:pPr>
-              <w:pStyle w:val="Compact"/>
-            </w:pPr>
-            <w:r>
-              <w:t xml:space="preserve">Two chunks share label</w:t>
-            </w:r>
-            <w:r>
-              <w:t xml:space="preserve"> </w:t>
-            </w:r>
-            <w:r>
-              <w:rPr>
-                <w:rStyle w:val="VerbatimChar"/>
-              </w:rPr>
-              <w:t xml:space="preserve">plot</w:t>
-            </w:r>
-            <w:r>
-              <w:t xml:space="preserve">; labels must be unique — rename to</w:t>
-            </w:r>
-            <w:r>
-              <w:t xml:space="preserve"> </w:t>
-            </w:r>
-            <w:r>
-              <w:rPr>
-                <w:rStyle w:val="VerbatimChar"/>
-              </w:rPr>
-              <w:t xml:space="preserve">plot-box</w:t>
-            </w:r>
-            <w:r>
-              <w:t xml:space="preserve"> </w:t>
-            </w:r>
-            <w:r>
-              <w:t xml:space="preserve">and</w:t>
-            </w:r>
-            <w:r>
-              <w:t xml:space="preserve"> </w:t>
-            </w:r>
-            <w:r>
-              <w:rPr>
-                <w:rStyle w:val="VerbatimChar"/>
-              </w:rPr>
-              <w:t xml:space="preserve">plot-mean-se</w:t>
-            </w:r>
-          </w:p>
-        </w:tc>
-      </w:tr>
-      <w:tr>
-        <w:tc>
-          <w:tcPr/>
-          <w:p>
-            <w:pPr>
-              <w:pStyle w:val="Compact"/>
-            </w:pPr>
-            <w:r>
-              <w:t xml:space="preserve">7</w:t>
-            </w:r>
-          </w:p>
-        </w:tc>
-        <w:tc>
-          <w:tcPr/>
-          <w:p>
-            <w:pPr>
-              <w:pStyle w:val="Compact"/>
-            </w:pPr>
-            <w:r>
-              <w:t xml:space="preserve">Code</w:t>
-            </w:r>
-          </w:p>
-        </w:tc>
-        <w:tc>
-          <w:tcPr/>
-          <w:p>
-            <w:pPr>
-              <w:pStyle w:val="Compact"/>
-            </w:pPr>
-            <w:r>
-              <w:rPr>
-                <w:rStyle w:val="VerbatimChar"/>
-              </w:rPr>
-              <w:t xml:space="preserve">Shady leaves averaged `r mean_shady` g.</w:t>
-            </w:r>
-          </w:p>
-        </w:tc>
-      </w:tr>
-      <w:tr>
-        <w:tc>
-          <w:tcPr/>
-          <w:p>
-            <w:pPr>
-              <w:pStyle w:val="Compact"/>
-            </w:pPr>
-            <w:r>
-              <w:t xml:space="preserve">8</w:t>
+              <w:t xml:space="preserve">4</w:t>
             </w:r>
           </w:p>
         </w:tc>
@@ -1200,7 +3108,16 @@
               <w:t xml:space="preserve"> </w:t>
             </w:r>
             <w:r>
-              <w:t xml:space="preserve">— the error message names the failing chunk</w:t>
+              <w:t xml:space="preserve">—</w:t>
+            </w:r>
+            <w:r>
+              <w:t xml:space="preserve"> </w:t>
+            </w:r>
+            <w:r>
+              <w:rPr>
+                <w:rStyle w:val="VerbatimChar"/>
+              </w:rPr>
+              <w:t xml:space="preserve">```{r}</w:t>
             </w:r>
           </w:p>
         </w:tc>
@@ -1213,18 +3130,97 @@
               <w:pStyle w:val="Compact"/>
             </w:pPr>
             <w:r>
-              <w:t xml:space="preserve">9</w:t>
-            </w:r>
-          </w:p>
-        </w:tc>
-        <w:tc>
-          <w:tcPr/>
-          <w:p>
-            <w:pPr>
-              <w:pStyle w:val="Compact"/>
-            </w:pPr>
-            <w:r>
-              <w:t xml:space="preserve">T/F</w:t>
+              <w:t xml:space="preserve">5</w:t>
+            </w:r>
+          </w:p>
+        </w:tc>
+        <w:tc>
+          <w:tcPr/>
+          <w:p>
+            <w:pPr>
+              <w:pStyle w:val="Compact"/>
+            </w:pPr>
+            <w:r>
+              <w:t xml:space="preserve">Short</w:t>
+            </w:r>
+          </w:p>
+        </w:tc>
+        <w:tc>
+          <w:tcPr/>
+          <w:p>
+            <w:pPr>
+              <w:pStyle w:val="Compact"/>
+            </w:pPr>
+            <w:r>
+              <w:rPr>
+                <w:rStyle w:val="VerbatimChar"/>
+              </w:rPr>
+              <w:t xml:space="preserve">`r expression`</w:t>
+            </w:r>
+            <w:r>
+              <w:t xml:space="preserve"> </w:t>
+            </w:r>
+            <w:r>
+              <w:t xml:space="preserve">inside prose; better because the value is computed live and updates automatically if the data changes, instead of going stale like a typed number</w:t>
+            </w:r>
+          </w:p>
+        </w:tc>
+      </w:tr>
+      <w:tr>
+        <w:tc>
+          <w:tcPr/>
+          <w:p>
+            <w:pPr>
+              <w:pStyle w:val="Compact"/>
+            </w:pPr>
+            <w:r>
+              <w:t xml:space="preserve">6</w:t>
+            </w:r>
+          </w:p>
+        </w:tc>
+        <w:tc>
+          <w:tcPr/>
+          <w:p>
+            <w:pPr>
+              <w:pStyle w:val="Compact"/>
+            </w:pPr>
+            <w:r>
+              <w:t xml:space="preserve">Match</w:t>
+            </w:r>
+          </w:p>
+        </w:tc>
+        <w:tc>
+          <w:tcPr/>
+          <w:p>
+            <w:pPr>
+              <w:pStyle w:val="Compact"/>
+            </w:pPr>
+            <w:r>
+              <w:t xml:space="preserve">1–C, 2–E, 3–B, 4–D, 5–A</w:t>
+            </w:r>
+          </w:p>
+        </w:tc>
+      </w:tr>
+      <w:tr>
+        <w:tc>
+          <w:tcPr/>
+          <w:p>
+            <w:pPr>
+              <w:pStyle w:val="Compact"/>
+            </w:pPr>
+            <w:r>
+              <w:t xml:space="preserve">7</w:t>
+            </w:r>
+          </w:p>
+        </w:tc>
+        <w:tc>
+          <w:tcPr/>
+          <w:p>
+            <w:pPr>
+              <w:pStyle w:val="Compact"/>
+            </w:pPr>
+            <w:r>
+              <w:t xml:space="preserve">MC</w:t>
             </w:r>
           </w:p>
         </w:tc>
@@ -1239,7 +3235,13 @@
                 <w:b/>
                 <w:bCs/>
               </w:rPr>
-              <w:t xml:space="preserve">TRUE</w:t>
+              <w:t xml:space="preserve">C</w:t>
+            </w:r>
+            <w:r>
+              <w:t xml:space="preserve"> </w:t>
+            </w:r>
+            <w:r>
+              <w:t xml:space="preserve">— Ctrl/Cmd + Shift + K</w:t>
             </w:r>
           </w:p>
         </w:tc>
@@ -1252,6 +3254,154 @@
               <w:pStyle w:val="Compact"/>
             </w:pPr>
             <w:r>
+              <w:t xml:space="preserve">8</w:t>
+            </w:r>
+          </w:p>
+        </w:tc>
+        <w:tc>
+          <w:tcPr/>
+          <w:p>
+            <w:pPr>
+              <w:pStyle w:val="Compact"/>
+            </w:pPr>
+            <w:r>
+              <w:t xml:space="preserve">Predict</w:t>
+            </w:r>
+          </w:p>
+        </w:tc>
+        <w:tc>
+          <w:tcPr/>
+          <w:p>
+            <w:pPr>
+              <w:pStyle w:val="Compact"/>
+            </w:pPr>
+            <w:r>
+              <w:t xml:space="preserve">Only the result,</w:t>
+            </w:r>
+            <w:r>
+              <w:t xml:space="preserve"> </w:t>
+            </w:r>
+            <w:r>
+              <w:rPr>
+                <w:rStyle w:val="VerbatimChar"/>
+              </w:rPr>
+              <w:t xml:space="preserve">4.75</w:t>
+            </w:r>
+            <w:r>
+              <w:t xml:space="preserve"> </w:t>
+            </w:r>
+            <w:r>
+              <w:t xml:space="preserve">— code is hidden (</w:t>
+            </w:r>
+            <w:r>
+              <w:rPr>
+                <w:rStyle w:val="VerbatimChar"/>
+              </w:rPr>
+              <w:t xml:space="preserve">echo: false</w:t>
+            </w:r>
+            <w:r>
+              <w:t xml:space="preserve">) but the chunk still runs (</w:t>
+            </w:r>
+            <w:r>
+              <w:rPr>
+                <w:rStyle w:val="VerbatimChar"/>
+              </w:rPr>
+              <w:t xml:space="preserve">eval: true</w:t>
+            </w:r>
+            <w:r>
+              <w:t xml:space="preserve">)</w:t>
+            </w:r>
+          </w:p>
+        </w:tc>
+      </w:tr>
+      <w:tr>
+        <w:tc>
+          <w:tcPr/>
+          <w:p>
+            <w:pPr>
+              <w:pStyle w:val="Compact"/>
+            </w:pPr>
+            <w:r>
+              <w:t xml:space="preserve">9</w:t>
+            </w:r>
+          </w:p>
+        </w:tc>
+        <w:tc>
+          <w:tcPr/>
+          <w:p>
+            <w:pPr>
+              <w:pStyle w:val="Compact"/>
+            </w:pPr>
+            <w:r>
+              <w:t xml:space="preserve">Predict</w:t>
+            </w:r>
+          </w:p>
+        </w:tc>
+        <w:tc>
+          <w:tcPr/>
+          <w:p>
+            <w:pPr>
+              <w:pStyle w:val="Compact"/>
+            </w:pPr>
+            <w:r>
+              <w:t xml:space="preserve">“# Introduction”</w:t>
+            </w:r>
+            <w:r>
+              <w:t xml:space="preserve"> </w:t>
+            </w:r>
+            <w:r>
+              <w:t xml:space="preserve">becomes a large heading;</w:t>
+            </w:r>
+            <w:r>
+              <w:t xml:space="preserve"> </w:t>
+            </w:r>
+            <w:r>
+              <w:t xml:space="preserve">“sunny”</w:t>
+            </w:r>
+            <w:r>
+              <w:t xml:space="preserve"> </w:t>
+            </w:r>
+            <w:r>
+              <w:t xml:space="preserve">and</w:t>
+            </w:r>
+            <w:r>
+              <w:t xml:space="preserve"> </w:t>
+            </w:r>
+            <w:r>
+              <w:t xml:space="preserve">“shady”</w:t>
+            </w:r>
+            <w:r>
+              <w:t xml:space="preserve"> </w:t>
+            </w:r>
+            <w:r>
+              <w:t xml:space="preserve">render bold; the two</w:t>
+            </w:r>
+            <w:r>
+              <w:t xml:space="preserve"> </w:t>
+            </w:r>
+            <w:r>
+              <w:rPr>
+                <w:rStyle w:val="VerbatimChar"/>
+              </w:rPr>
+              <w:t xml:space="preserve">-</w:t>
+            </w:r>
+            <w:r>
+              <w:t xml:space="preserve"> </w:t>
+            </w:r>
+            <w:r>
+              <w:t xml:space="preserve">lines become a bulleted list</w:t>
+            </w:r>
+          </w:p>
+        </w:tc>
+      </w:tr>
+      <w:tr>
+        <w:tc>
+          <w:tcPr/>
+          <w:p>
+            <w:pPr>
+              <w:pStyle w:val="Compact"/>
+            </w:pPr>
+            <w:r>
               <w:t xml:space="preserve">10</w:t>
             </w:r>
           </w:p>
@@ -1263,6 +3413,727 @@
               <w:pStyle w:val="Compact"/>
             </w:pPr>
             <w:r>
+              <w:t xml:space="preserve">Predict</w:t>
+            </w:r>
+          </w:p>
+        </w:tc>
+        <w:tc>
+          <w:tcPr/>
+          <w:p>
+            <w:pPr>
+              <w:pStyle w:val="Compact"/>
+            </w:pPr>
+            <w:r>
+              <w:t xml:space="preserve">Only the code is shown, formatted as an R chunk; nothing runs, so no table/output appears</w:t>
+            </w:r>
+          </w:p>
+        </w:tc>
+      </w:tr>
+      <w:tr>
+        <w:tc>
+          <w:tcPr/>
+          <w:p>
+            <w:pPr>
+              <w:pStyle w:val="Compact"/>
+            </w:pPr>
+            <w:r>
+              <w:t xml:space="preserve">11</w:t>
+            </w:r>
+          </w:p>
+        </w:tc>
+        <w:tc>
+          <w:tcPr/>
+          <w:p>
+            <w:pPr>
+              <w:pStyle w:val="Compact"/>
+            </w:pPr>
+            <w:r>
+              <w:t xml:space="preserve">Predict</w:t>
+            </w:r>
+          </w:p>
+        </w:tc>
+        <w:tc>
+          <w:tcPr/>
+          <w:p>
+            <w:pPr>
+              <w:pStyle w:val="Compact"/>
+            </w:pPr>
+            <w:r>
+              <w:t xml:space="preserve">“Shady-side leaves averaged 7.8 g.”</w:t>
+            </w:r>
+          </w:p>
+        </w:tc>
+      </w:tr>
+      <w:tr>
+        <w:tc>
+          <w:tcPr/>
+          <w:p>
+            <w:pPr>
+              <w:pStyle w:val="Compact"/>
+            </w:pPr>
+            <w:r>
+              <w:t xml:space="preserve">12</w:t>
+            </w:r>
+          </w:p>
+        </w:tc>
+        <w:tc>
+          <w:tcPr/>
+          <w:p>
+            <w:pPr>
+              <w:pStyle w:val="Compact"/>
+            </w:pPr>
+            <w:r>
+              <w:t xml:space="preserve">Predict</w:t>
+            </w:r>
+          </w:p>
+        </w:tc>
+        <w:tc>
+          <w:tcPr/>
+          <w:p>
+            <w:pPr>
+              <w:pStyle w:val="Compact"/>
+            </w:pPr>
+            <w:r>
+              <w:t xml:space="preserve">A table of contents, numbered section headings (1, 1.1, 2, …), and figures sized 6 in × 4 in</w:t>
+            </w:r>
+          </w:p>
+        </w:tc>
+      </w:tr>
+      <w:tr>
+        <w:tc>
+          <w:tcPr/>
+          <w:p>
+            <w:pPr>
+              <w:pStyle w:val="Compact"/>
+            </w:pPr>
+            <w:r>
+              <w:t xml:space="preserve">13</w:t>
+            </w:r>
+          </w:p>
+        </w:tc>
+        <w:tc>
+          <w:tcPr/>
+          <w:p>
+            <w:pPr>
+              <w:pStyle w:val="Compact"/>
+            </w:pPr>
+            <w:r>
+              <w:t xml:space="preserve">Predict</w:t>
+            </w:r>
+          </w:p>
+        </w:tc>
+        <w:tc>
+          <w:tcPr/>
+          <w:p>
+            <w:pPr>
+              <w:pStyle w:val="Compact"/>
+            </w:pPr>
+            <w:r>
+              <w:t xml:space="preserve">Three files: a Word document (</w:t>
+            </w:r>
+            <w:r>
+              <w:rPr>
+                <w:rStyle w:val="VerbatimChar"/>
+              </w:rPr>
+              <w:t xml:space="preserve">.docx</w:t>
+            </w:r>
+            <w:r>
+              <w:t xml:space="preserve">), a web page (</w:t>
+            </w:r>
+            <w:r>
+              <w:rPr>
+                <w:rStyle w:val="VerbatimChar"/>
+              </w:rPr>
+              <w:t xml:space="preserve">.html</w:t>
+            </w:r>
+            <w:r>
+              <w:t xml:space="preserve">), and a PowerPoint (</w:t>
+            </w:r>
+            <w:r>
+              <w:rPr>
+                <w:rStyle w:val="VerbatimChar"/>
+              </w:rPr>
+              <w:t xml:space="preserve">.pptx</w:t>
+            </w:r>
+            <w:r>
+              <w:t xml:space="preserve">) — all from one</w:t>
+            </w:r>
+            <w:r>
+              <w:t xml:space="preserve"> </w:t>
+            </w:r>
+            <w:r>
+              <w:rPr>
+                <w:rStyle w:val="VerbatimChar"/>
+              </w:rPr>
+              <w:t xml:space="preserve">.qmd</w:t>
+            </w:r>
+          </w:p>
+        </w:tc>
+      </w:tr>
+      <w:tr>
+        <w:tc>
+          <w:tcPr/>
+          <w:p>
+            <w:pPr>
+              <w:pStyle w:val="Compact"/>
+            </w:pPr>
+            <w:r>
+              <w:t xml:space="preserve">14</w:t>
+            </w:r>
+          </w:p>
+        </w:tc>
+        <w:tc>
+          <w:tcPr/>
+          <w:p>
+            <w:pPr>
+              <w:pStyle w:val="Compact"/>
+            </w:pPr>
+            <w:r>
+              <w:t xml:space="preserve">Predict</w:t>
+            </w:r>
+          </w:p>
+        </w:tc>
+        <w:tc>
+          <w:tcPr/>
+          <w:p>
+            <w:pPr>
+              <w:pStyle w:val="Compact"/>
+            </w:pPr>
+            <w:r>
+              <w:t xml:space="preserve">No — cross-reference labels for figures must start with</w:t>
+            </w:r>
+            <w:r>
+              <w:t xml:space="preserve"> </w:t>
+            </w:r>
+            <w:r>
+              <w:rPr>
+                <w:rStyle w:val="VerbatimChar"/>
+              </w:rPr>
+              <w:t xml:space="preserve">fig-</w:t>
+            </w:r>
+            <w:r>
+              <w:t xml:space="preserve"> </w:t>
+            </w:r>
+            <w:r>
+              <w:t xml:space="preserve">(e.g. </w:t>
+            </w:r>
+            <w:r>
+              <w:rPr>
+                <w:rStyle w:val="VerbatimChar"/>
+              </w:rPr>
+              <w:t xml:space="preserve">fig-leaf-plot</w:t>
+            </w:r>
+            <w:r>
+              <w:t xml:space="preserve">);</w:t>
+            </w:r>
+            <w:r>
+              <w:t xml:space="preserve"> </w:t>
+            </w:r>
+            <w:r>
+              <w:rPr>
+                <w:rStyle w:val="VerbatimChar"/>
+              </w:rPr>
+              <w:t xml:space="preserve">@fig-leaf-plot</w:t>
+            </w:r>
+            <w:r>
+              <w:t xml:space="preserve"> </w:t>
+            </w:r>
+            <w:r>
+              <w:t xml:space="preserve">will not resolve to a label that is just</w:t>
+            </w:r>
+            <w:r>
+              <w:t xml:space="preserve"> </w:t>
+            </w:r>
+            <w:r>
+              <w:rPr>
+                <w:rStyle w:val="VerbatimChar"/>
+              </w:rPr>
+              <w:t xml:space="preserve">leaf-plot</w:t>
+            </w:r>
+          </w:p>
+        </w:tc>
+      </w:tr>
+      <w:tr>
+        <w:tc>
+          <w:tcPr/>
+          <w:p>
+            <w:pPr>
+              <w:pStyle w:val="Compact"/>
+            </w:pPr>
+            <w:r>
+              <w:t xml:space="preserve">15</w:t>
+            </w:r>
+          </w:p>
+        </w:tc>
+        <w:tc>
+          <w:tcPr/>
+          <w:p>
+            <w:pPr>
+              <w:pStyle w:val="Compact"/>
+            </w:pPr>
+            <w:r>
+              <w:t xml:space="preserve">Error</w:t>
+            </w:r>
+          </w:p>
+        </w:tc>
+        <w:tc>
+          <w:tcPr/>
+          <w:p>
+            <w:pPr>
+              <w:pStyle w:val="Compact"/>
+            </w:pPr>
+            <w:r>
+              <w:t xml:space="preserve">Two chunks share the label</w:t>
+            </w:r>
+            <w:r>
+              <w:t xml:space="preserve"> </w:t>
+            </w:r>
+            <w:r>
+              <w:rPr>
+                <w:rStyle w:val="VerbatimChar"/>
+              </w:rPr>
+              <w:t xml:space="preserve">plot</w:t>
+            </w:r>
+            <w:r>
+              <w:t xml:space="preserve">; rename them uniquely, e.g. </w:t>
+            </w:r>
+            <w:r>
+              <w:rPr>
+                <w:rStyle w:val="VerbatimChar"/>
+              </w:rPr>
+              <w:t xml:space="preserve">plot-box</w:t>
+            </w:r>
+            <w:r>
+              <w:t xml:space="preserve"> </w:t>
+            </w:r>
+            <w:r>
+              <w:t xml:space="preserve">and</w:t>
+            </w:r>
+            <w:r>
+              <w:t xml:space="preserve"> </w:t>
+            </w:r>
+            <w:r>
+              <w:rPr>
+                <w:rStyle w:val="VerbatimChar"/>
+              </w:rPr>
+              <w:t xml:space="preserve">plot-mean-se</w:t>
+            </w:r>
+          </w:p>
+        </w:tc>
+      </w:tr>
+      <w:tr>
+        <w:tc>
+          <w:tcPr/>
+          <w:p>
+            <w:pPr>
+              <w:pStyle w:val="Compact"/>
+            </w:pPr>
+            <w:r>
+              <w:t xml:space="preserve">16</w:t>
+            </w:r>
+          </w:p>
+        </w:tc>
+        <w:tc>
+          <w:tcPr/>
+          <w:p>
+            <w:pPr>
+              <w:pStyle w:val="Compact"/>
+            </w:pPr>
+            <w:r>
+              <w:t xml:space="preserve">Error</w:t>
+            </w:r>
+          </w:p>
+        </w:tc>
+        <w:tc>
+          <w:tcPr/>
+          <w:p>
+            <w:pPr>
+              <w:pStyle w:val="Compact"/>
+            </w:pPr>
+            <w:r>
+              <w:t xml:space="preserve">The</w:t>
+            </w:r>
+            <w:r>
+              <w:t xml:space="preserve"> </w:t>
+            </w:r>
+            <w:r>
+              <w:rPr>
+                <w:rStyle w:val="VerbatimChar"/>
+              </w:rPr>
+              <w:t xml:space="preserve">author</w:t>
+            </w:r>
+            <w:r>
+              <w:t xml:space="preserve"> </w:t>
+            </w:r>
+            <w:r>
+              <w:t xml:space="preserve">line’s value is fine but</w:t>
+            </w:r>
+            <w:r>
+              <w:t xml:space="preserve"> </w:t>
+            </w:r>
+            <w:r>
+              <w:rPr>
+                <w:rStyle w:val="VerbatimChar"/>
+              </w:rPr>
+              <w:t xml:space="preserve">date: today</w:t>
+            </w:r>
+            <w:r>
+              <w:t xml:space="preserve"> </w:t>
+            </w:r>
+            <w:r>
+              <w:t xml:space="preserve">is indented with an extra leading space, breaking the YAML key-value alignment; remove the stray space so all top-level keys start in the same column</w:t>
+            </w:r>
+          </w:p>
+        </w:tc>
+      </w:tr>
+      <w:tr>
+        <w:tc>
+          <w:tcPr/>
+          <w:p>
+            <w:pPr>
+              <w:pStyle w:val="Compact"/>
+            </w:pPr>
+            <w:r>
+              <w:t xml:space="preserve">17</w:t>
+            </w:r>
+          </w:p>
+        </w:tc>
+        <w:tc>
+          <w:tcPr/>
+          <w:p>
+            <w:pPr>
+              <w:pStyle w:val="Compact"/>
+            </w:pPr>
+            <w:r>
+              <w:t xml:space="preserve">Error</w:t>
+            </w:r>
+          </w:p>
+        </w:tc>
+        <w:tc>
+          <w:tcPr/>
+          <w:p>
+            <w:pPr>
+              <w:pStyle w:val="Compact"/>
+            </w:pPr>
+            <w:r>
+              <w:t xml:space="preserve">The chunk that reads/creates</w:t>
+            </w:r>
+            <w:r>
+              <w:t xml:space="preserve"> </w:t>
+            </w:r>
+            <w:r>
+              <w:rPr>
+                <w:rStyle w:val="VerbatimChar"/>
+              </w:rPr>
+              <w:t xml:space="preserve">tree_df</w:t>
+            </w:r>
+            <w:r>
+              <w:t xml:space="preserve"> </w:t>
+            </w:r>
+            <w:r>
+              <w:t xml:space="preserve">(e.g. </w:t>
+            </w:r>
+            <w:r>
+              <w:rPr>
+                <w:rStyle w:val="VerbatimChar"/>
+              </w:rPr>
+              <w:t xml:space="preserve">read_excel(...)</w:t>
+            </w:r>
+            <w:r>
+              <w:t xml:space="preserve">) is missing or is</w:t>
+            </w:r>
+            <w:r>
+              <w:t xml:space="preserve"> </w:t>
+            </w:r>
+            <w:r>
+              <w:rPr>
+                <w:i/>
+                <w:iCs/>
+              </w:rPr>
+              <w:t xml:space="preserve">below</w:t>
+            </w:r>
+            <w:r>
+              <w:t xml:space="preserve"> </w:t>
+            </w:r>
+            <w:r>
+              <w:t xml:space="preserve">this chunk; move the data-loading chunk above it</w:t>
+            </w:r>
+          </w:p>
+        </w:tc>
+      </w:tr>
+      <w:tr>
+        <w:tc>
+          <w:tcPr/>
+          <w:p>
+            <w:pPr>
+              <w:pStyle w:val="Compact"/>
+            </w:pPr>
+            <w:r>
+              <w:t xml:space="preserve">18</w:t>
+            </w:r>
+          </w:p>
+        </w:tc>
+        <w:tc>
+          <w:tcPr/>
+          <w:p>
+            <w:pPr>
+              <w:pStyle w:val="Compact"/>
+            </w:pPr>
+            <w:r>
+              <w:t xml:space="preserve">Error</w:t>
+            </w:r>
+          </w:p>
+        </w:tc>
+        <w:tc>
+          <w:tcPr/>
+          <w:p>
+            <w:pPr>
+              <w:pStyle w:val="Compact"/>
+            </w:pPr>
+            <w:r>
+              <w:rPr>
+                <w:rStyle w:val="VerbatimChar"/>
+              </w:rPr>
+              <w:t xml:space="preserve">library(tidyverse)</w:t>
+            </w:r>
+            <w:r>
+              <w:t xml:space="preserve"> </w:t>
+            </w:r>
+            <w:r>
+              <w:t xml:space="preserve">was never loaded; add it in a chunk at the top of the document, before any chunk that uses</w:t>
+            </w:r>
+            <w:r>
+              <w:t xml:space="preserve"> </w:t>
+            </w:r>
+            <w:r>
+              <w:rPr>
+                <w:rStyle w:val="VerbatimChar"/>
+              </w:rPr>
+              <w:t xml:space="preserve">%&gt;%</w:t>
+            </w:r>
+            <w:r>
+              <w:t xml:space="preserve"> </w:t>
+            </w:r>
+            <w:r>
+              <w:t xml:space="preserve">or</w:t>
+            </w:r>
+            <w:r>
+              <w:t xml:space="preserve"> </w:t>
+            </w:r>
+            <w:r>
+              <w:rPr>
+                <w:rStyle w:val="VerbatimChar"/>
+              </w:rPr>
+              <w:t xml:space="preserve">filter()</w:t>
+            </w:r>
+          </w:p>
+        </w:tc>
+      </w:tr>
+      <w:tr>
+        <w:tc>
+          <w:tcPr/>
+          <w:p>
+            <w:pPr>
+              <w:pStyle w:val="Compact"/>
+            </w:pPr>
+            <w:r>
+              <w:t xml:space="preserve">19</w:t>
+            </w:r>
+          </w:p>
+        </w:tc>
+        <w:tc>
+          <w:tcPr/>
+          <w:p>
+            <w:pPr>
+              <w:pStyle w:val="Compact"/>
+            </w:pPr>
+            <w:r>
+              <w:t xml:space="preserve">Error</w:t>
+            </w:r>
+          </w:p>
+        </w:tc>
+        <w:tc>
+          <w:tcPr/>
+          <w:p>
+            <w:pPr>
+              <w:pStyle w:val="Compact"/>
+            </w:pPr>
+            <w:r>
+              <w:t xml:space="preserve">The closing</w:t>
+            </w:r>
+            <w:r>
+              <w:t xml:space="preserve"> </w:t>
+            </w:r>
+            <w:r>
+              <w:rPr>
+                <w:rStyle w:val="VerbatimChar"/>
+              </w:rPr>
+              <w:t xml:space="preserve">```</w:t>
+            </w:r>
+            <w:r>
+              <w:t xml:space="preserve"> </w:t>
+            </w:r>
+            <w:r>
+              <w:t xml:space="preserve">fence is missing, so Quarto treats everything after it as still being inside the code chunk; add the closing fence right after the chunk’s R code</w:t>
+            </w:r>
+          </w:p>
+        </w:tc>
+      </w:tr>
+      <w:tr>
+        <w:tc>
+          <w:tcPr/>
+          <w:p>
+            <w:pPr>
+              <w:pStyle w:val="Compact"/>
+            </w:pPr>
+            <w:r>
+              <w:t xml:space="preserve">20</w:t>
+            </w:r>
+          </w:p>
+        </w:tc>
+        <w:tc>
+          <w:tcPr/>
+          <w:p>
+            <w:pPr>
+              <w:pStyle w:val="Compact"/>
+            </w:pPr>
+            <w:r>
+              <w:t xml:space="preserve">Error</w:t>
+            </w:r>
+          </w:p>
+        </w:tc>
+        <w:tc>
+          <w:tcPr/>
+          <w:p>
+            <w:pPr>
+              <w:pStyle w:val="Compact"/>
+            </w:pPr>
+            <w:r>
+              <w:t xml:space="preserve">Missing space after the colon (</w:t>
+            </w:r>
+            <w:r>
+              <w:rPr>
+                <w:rStyle w:val="VerbatimChar"/>
+              </w:rPr>
+              <w:t xml:space="preserve">format:docx</w:t>
+            </w:r>
+            <w:r>
+              <w:t xml:space="preserve"> </w:t>
+            </w:r>
+            <w:r>
+              <w:t xml:space="preserve">instead of</w:t>
+            </w:r>
+            <w:r>
+              <w:t xml:space="preserve"> </w:t>
+            </w:r>
+            <w:r>
+              <w:rPr>
+                <w:rStyle w:val="VerbatimChar"/>
+              </w:rPr>
+              <w:t xml:space="preserve">format: docx</w:t>
+            </w:r>
+            <w:r>
+              <w:t xml:space="preserve">) — YAML requires a space between</w:t>
+            </w:r>
+            <w:r>
+              <w:t xml:space="preserve"> </w:t>
+            </w:r>
+            <w:r>
+              <w:rPr>
+                <w:rStyle w:val="VerbatimChar"/>
+              </w:rPr>
+              <w:t xml:space="preserve">key:</w:t>
+            </w:r>
+            <w:r>
+              <w:t xml:space="preserve"> </w:t>
+            </w:r>
+            <w:r>
+              <w:t xml:space="preserve">and its value</w:t>
+            </w:r>
+          </w:p>
+        </w:tc>
+      </w:tr>
+      <w:tr>
+        <w:tc>
+          <w:tcPr/>
+          <w:p>
+            <w:pPr>
+              <w:pStyle w:val="Compact"/>
+            </w:pPr>
+            <w:r>
+              <w:t xml:space="preserve">21</w:t>
+            </w:r>
+          </w:p>
+        </w:tc>
+        <w:tc>
+          <w:tcPr/>
+          <w:p>
+            <w:pPr>
+              <w:pStyle w:val="Compact"/>
+            </w:pPr>
+            <w:r>
+              <w:t xml:space="preserve">Error</w:t>
+            </w:r>
+          </w:p>
+        </w:tc>
+        <w:tc>
+          <w:tcPr/>
+          <w:p>
+            <w:pPr>
+              <w:pStyle w:val="Compact"/>
+            </w:pPr>
+            <w:r>
+              <w:t xml:space="preserve">Typo in the object name —</w:t>
+            </w:r>
+            <w:r>
+              <w:t xml:space="preserve"> </w:t>
+            </w:r>
+            <w:r>
+              <w:rPr>
+                <w:rStyle w:val="VerbatimChar"/>
+              </w:rPr>
+              <w:t xml:space="preserve">maen_shady</w:t>
+            </w:r>
+            <w:r>
+              <w:t xml:space="preserve"> </w:t>
+            </w:r>
+            <w:r>
+              <w:t xml:space="preserve">should be</w:t>
+            </w:r>
+            <w:r>
+              <w:t xml:space="preserve"> </w:t>
+            </w:r>
+            <w:r>
+              <w:rPr>
+                <w:rStyle w:val="VerbatimChar"/>
+              </w:rPr>
+              <w:t xml:space="preserve">mean_shady</w:t>
+            </w:r>
+            <w:r>
+              <w:t xml:space="preserve">, matching exactly what was created in the earlier chunk</w:t>
+            </w:r>
+          </w:p>
+        </w:tc>
+      </w:tr>
+      <w:tr>
+        <w:tc>
+          <w:tcPr/>
+          <w:p>
+            <w:pPr>
+              <w:pStyle w:val="Compact"/>
+            </w:pPr>
+            <w:r>
+              <w:t xml:space="preserve">22</w:t>
+            </w:r>
+          </w:p>
+        </w:tc>
+        <w:tc>
+          <w:tcPr/>
+          <w:p>
+            <w:pPr>
+              <w:pStyle w:val="Compact"/>
+            </w:pPr>
+            <w:r>
               <w:t xml:space="preserve">Concept</w:t>
             </w:r>
           </w:p>
@@ -1274,234 +4145,383 @@
               <w:pStyle w:val="Compact"/>
             </w:pPr>
             <w:r>
-              <w:t xml:space="preserve">The library/data chunk must come</w:t>
-            </w:r>
-            <w:r>
-              <w:t xml:space="preserve"> </w:t>
-            </w:r>
+              <w:t xml:space="preserve">A Quarto report recomputes every number and figure straight from the data on each render, so there is no hand-copying step to introduce typos or go stale when the data changes; a script + copy-paste workflow requires manually redoing every number and figure by hand</w:t>
+            </w:r>
+          </w:p>
+        </w:tc>
+      </w:tr>
+      <w:tr>
+        <w:tc>
+          <w:tcPr/>
+          <w:p>
+            <w:pPr>
+              <w:pStyle w:val="Compact"/>
+            </w:pPr>
+            <w:r>
+              <w:t xml:space="preserve">23</w:t>
+            </w:r>
+          </w:p>
+        </w:tc>
+        <w:tc>
+          <w:tcPr/>
+          <w:p>
+            <w:pPr>
+              <w:pStyle w:val="Compact"/>
+            </w:pPr>
+            <w:r>
+              <w:t xml:space="preserve">Concept</w:t>
+            </w:r>
+          </w:p>
+        </w:tc>
+        <w:tc>
+          <w:tcPr/>
+          <w:p>
+            <w:pPr>
+              <w:pStyle w:val="Compact"/>
+            </w:pPr>
             <w:r>
               <w:rPr>
-                <w:b/>
-                <w:bCs/>
+                <w:rStyle w:val="VerbatimChar"/>
               </w:rPr>
-              <w:t xml:space="preserve">above</w:t>
-            </w:r>
-            <w:r>
-              <w:t xml:space="preserve"> </w:t>
-            </w:r>
-            <w:r>
-              <w:t xml:space="preserve">the plot; Quarto runs top-to-bottom in a fresh session — load data first</w:t>
+              <w:t xml:space="preserve">echo: false</w:t>
+            </w:r>
+            <w:r>
+              <w:t xml:space="preserve"> </w:t>
+            </w:r>
+            <w:r>
+              <w:t xml:space="preserve">for a polished report meant for a reader who wants results, not code (e.g. a lab report or manager);</w:t>
+            </w:r>
+            <w:r>
+              <w:t xml:space="preserve"> </w:t>
+            </w:r>
+            <w:r>
+              <w:rPr>
+                <w:rStyle w:val="VerbatimChar"/>
+              </w:rPr>
+              <w:t xml:space="preserve">echo: true</w:t>
+            </w:r>
+            <w:r>
+              <w:t xml:space="preserve"> </w:t>
+            </w:r>
+            <w:r>
+              <w:t xml:space="preserve">for a teaching handout or workbook where the reader needs to see and learn the code itself</w:t>
+            </w:r>
+          </w:p>
+        </w:tc>
+      </w:tr>
+      <w:tr>
+        <w:tc>
+          <w:tcPr/>
+          <w:p>
+            <w:pPr>
+              <w:pStyle w:val="Compact"/>
+            </w:pPr>
+            <w:r>
+              <w:t xml:space="preserve">24</w:t>
+            </w:r>
+          </w:p>
+        </w:tc>
+        <w:tc>
+          <w:tcPr/>
+          <w:p>
+            <w:pPr>
+              <w:pStyle w:val="Compact"/>
+            </w:pPr>
+            <w:r>
+              <w:t xml:space="preserve">Concept</w:t>
+            </w:r>
+          </w:p>
+        </w:tc>
+        <w:tc>
+          <w:tcPr/>
+          <w:p>
+            <w:pPr>
+              <w:pStyle w:val="Compact"/>
+            </w:pPr>
+            <w:r>
+              <w:rPr>
+                <w:rStyle w:val="VerbatimChar"/>
+              </w:rPr>
+              <w:t xml:space="preserve">echo</w:t>
+            </w:r>
+            <w:r>
+              <w:t xml:space="preserve"> </w:t>
+            </w:r>
+            <w:r>
+              <w:t xml:space="preserve">controls whether the code is</w:t>
+            </w:r>
+            <w:r>
+              <w:t xml:space="preserve"> </w:t>
+            </w:r>
+            <w:r>
+              <w:rPr>
+                <w:i/>
+                <w:iCs/>
+              </w:rPr>
+              <w:t xml:space="preserve">displayed</w:t>
+            </w:r>
+            <w:r>
+              <w:t xml:space="preserve">;</w:t>
+            </w:r>
+            <w:r>
+              <w:t xml:space="preserve"> </w:t>
+            </w:r>
+            <w:r>
+              <w:rPr>
+                <w:rStyle w:val="VerbatimChar"/>
+              </w:rPr>
+              <w:t xml:space="preserve">eval</w:t>
+            </w:r>
+            <w:r>
+              <w:t xml:space="preserve"> </w:t>
+            </w:r>
+            <w:r>
+              <w:t xml:space="preserve">controls whether the code actually</w:t>
+            </w:r>
+            <w:r>
+              <w:t xml:space="preserve"> </w:t>
+            </w:r>
+            <w:r>
+              <w:rPr>
+                <w:i/>
+                <w:iCs/>
+              </w:rPr>
+              <w:t xml:space="preserve">runs</w:t>
+            </w:r>
+            <w:r>
+              <w:t xml:space="preserve">. A student workbook sets</w:t>
+            </w:r>
+            <w:r>
+              <w:t xml:space="preserve"> </w:t>
+            </w:r>
+            <w:r>
+              <w:rPr>
+                <w:rStyle w:val="VerbatimChar"/>
+              </w:rPr>
+              <w:t xml:space="preserve">echo: true, eval: false</w:t>
+            </w:r>
+            <w:r>
+              <w:t xml:space="preserve"> </w:t>
+            </w:r>
+            <w:r>
+              <w:t xml:space="preserve">so learners see the exact code to type without it executing (and without needing the data available)</w:t>
+            </w:r>
+          </w:p>
+        </w:tc>
+      </w:tr>
+      <w:tr>
+        <w:tc>
+          <w:tcPr/>
+          <w:p>
+            <w:pPr>
+              <w:pStyle w:val="Compact"/>
+            </w:pPr>
+            <w:r>
+              <w:t xml:space="preserve">25</w:t>
+            </w:r>
+          </w:p>
+        </w:tc>
+        <w:tc>
+          <w:tcPr/>
+          <w:p>
+            <w:pPr>
+              <w:pStyle w:val="Compact"/>
+            </w:pPr>
+            <w:r>
+              <w:t xml:space="preserve">Concept</w:t>
+            </w:r>
+          </w:p>
+        </w:tc>
+        <w:tc>
+          <w:tcPr/>
+          <w:p>
+            <w:pPr>
+              <w:pStyle w:val="Compact"/>
+            </w:pPr>
+            <w:r>
+              <w:t xml:space="preserve">Quarto runs chunks top to bottom in a fresh session, so any object used in a chunk must already exist; using data or a function before it is loaded/created gives an</w:t>
+            </w:r>
+            <w:r>
+              <w:t xml:space="preserve"> </w:t>
+            </w:r>
+            <w:r>
+              <w:t xml:space="preserve">“object not found”</w:t>
+            </w:r>
+            <w:r>
+              <w:t xml:space="preserve"> </w:t>
+            </w:r>
+            <w:r>
+              <w:t xml:space="preserve">or</w:t>
+            </w:r>
+            <w:r>
+              <w:t xml:space="preserve"> </w:t>
+            </w:r>
+            <w:r>
+              <w:t xml:space="preserve">“could not find function”</w:t>
+            </w:r>
+            <w:r>
+              <w:t xml:space="preserve"> </w:t>
+            </w:r>
+            <w:r>
+              <w:t xml:space="preserve">error</w:t>
+            </w:r>
+          </w:p>
+        </w:tc>
+      </w:tr>
+      <w:tr>
+        <w:tc>
+          <w:tcPr/>
+          <w:p>
+            <w:pPr>
+              <w:pStyle w:val="Compact"/>
+            </w:pPr>
+            <w:r>
+              <w:t xml:space="preserve">26</w:t>
+            </w:r>
+          </w:p>
+        </w:tc>
+        <w:tc>
+          <w:tcPr/>
+          <w:p>
+            <w:pPr>
+              <w:pStyle w:val="Compact"/>
+            </w:pPr>
+            <w:r>
+              <w:t xml:space="preserve">Concept</w:t>
+            </w:r>
+          </w:p>
+        </w:tc>
+        <w:tc>
+          <w:tcPr/>
+          <w:p>
+            <w:pPr>
+              <w:pStyle w:val="Compact"/>
+            </w:pPr>
+            <w:r>
+              <w:t xml:space="preserve">List multiple formats in the YAML</w:t>
+            </w:r>
+            <w:r>
+              <w:t xml:space="preserve"> </w:t>
+            </w:r>
+            <w:r>
+              <w:rPr>
+                <w:rStyle w:val="VerbatimChar"/>
+              </w:rPr>
+              <w:t xml:space="preserve">format:</w:t>
+            </w:r>
+            <w:r>
+              <w:t xml:space="preserve"> </w:t>
+            </w:r>
+            <w:r>
+              <w:t xml:space="preserve">block (</w:t>
+            </w:r>
+            <w:r>
+              <w:rPr>
+                <w:rStyle w:val="VerbatimChar"/>
+              </w:rPr>
+              <w:t xml:space="preserve">docx: default</w:t>
+            </w:r>
+            <w:r>
+              <w:t xml:space="preserve">,</w:t>
+            </w:r>
+            <w:r>
+              <w:t xml:space="preserve"> </w:t>
+            </w:r>
+            <w:r>
+              <w:rPr>
+                <w:rStyle w:val="VerbatimChar"/>
+              </w:rPr>
+              <w:t xml:space="preserve">html: default</w:t>
+            </w:r>
+            <w:r>
+              <w:t xml:space="preserve">,</w:t>
+            </w:r>
+            <w:r>
+              <w:t xml:space="preserve"> </w:t>
+            </w:r>
+            <w:r>
+              <w:rPr>
+                <w:rStyle w:val="VerbatimChar"/>
+              </w:rPr>
+              <w:t xml:space="preserve">pptx: default</w:t>
+            </w:r>
+            <w:r>
+              <w:t xml:space="preserve">) and render once — Quarto builds all three from the same source file and code</w:t>
+            </w:r>
+          </w:p>
+        </w:tc>
+      </w:tr>
+      <w:tr>
+        <w:tc>
+          <w:tcPr/>
+          <w:p>
+            <w:pPr>
+              <w:pStyle w:val="Compact"/>
+            </w:pPr>
+            <w:r>
+              <w:t xml:space="preserve">27</w:t>
+            </w:r>
+          </w:p>
+        </w:tc>
+        <w:tc>
+          <w:tcPr/>
+          <w:p>
+            <w:pPr>
+              <w:pStyle w:val="Compact"/>
+            </w:pPr>
+            <w:r>
+              <w:t xml:space="preserve">Concept</w:t>
+            </w:r>
+          </w:p>
+        </w:tc>
+        <w:tc>
+          <w:tcPr/>
+          <w:p>
+            <w:pPr>
+              <w:pStyle w:val="Compact"/>
+            </w:pPr>
+            <w:r>
+              <w:t xml:space="preserve">A copy-pasted number is frozen at the moment it was typed; if the data changes, that number is now wrong until someone remembers to retype it. An inline-code value recalculates every time the document is rendered, so it can never disagree with the current data</w:t>
+            </w:r>
+          </w:p>
+        </w:tc>
+      </w:tr>
+      <w:tr>
+        <w:tc>
+          <w:tcPr/>
+          <w:p>
+            <w:pPr>
+              <w:pStyle w:val="Compact"/>
+            </w:pPr>
+            <w:r>
+              <w:t xml:space="preserve">28</w:t>
+            </w:r>
+          </w:p>
+        </w:tc>
+        <w:tc>
+          <w:tcPr/>
+          <w:p>
+            <w:pPr>
+              <w:pStyle w:val="Compact"/>
+            </w:pPr>
+            <w:r>
+              <w:t xml:space="preserve">Concept</w:t>
+            </w:r>
+          </w:p>
+        </w:tc>
+        <w:tc>
+          <w:tcPr/>
+          <w:p>
+            <w:pPr>
+              <w:pStyle w:val="Compact"/>
+            </w:pPr>
+            <w:r>
+              <w:t xml:space="preserve">Read which named chunk the error names; check that libraries and data are loaded in a chunk above it; check YAML spacing/tabs and that chunk labels are unique; fix the named chunk and render again, ideally rendering often so breaks are easy to isolate</w:t>
             </w:r>
           </w:p>
         </w:tc>
       </w:tr>
     </w:tbl>
-    <w:bookmarkStart w:id="31" w:name="q5-model-answer"/>
-    <w:p>
-      <w:pPr>
-        <w:pStyle w:val="Heading3"/>
-      </w:pPr>
-      <w:r>
-        <w:t xml:space="preserve">Q5 model answer</w:t>
-      </w:r>
-    </w:p>
-    <w:p>
-      <w:pPr>
-        <w:pStyle w:val="SourceCode"/>
-      </w:pPr>
-      <w:r>
-        <w:rPr>
-          <w:rStyle w:val="PreprocessorTok"/>
-        </w:rPr>
-        <w:t xml:space="preserve">---</w:t>
-      </w:r>
-      <w:r>
-        <w:br/>
-      </w:r>
-      <w:r>
-        <w:rPr>
-          <w:rStyle w:val="FunctionTok"/>
-        </w:rPr>
-        <w:t xml:space="preserve">title</w:t>
-      </w:r>
-      <w:r>
-        <w:rPr>
-          <w:rStyle w:val="KeywordTok"/>
-        </w:rPr>
-        <w:t xml:space="preserve">:</w:t>
-      </w:r>
-      <w:r>
-        <w:rPr>
-          <w:rStyle w:val="AttributeTok"/>
-        </w:rPr>
-        <w:t xml:space="preserve"> </w:t>
-      </w:r>
-      <w:r>
-        <w:rPr>
-          <w:rStyle w:val="StringTok"/>
-        </w:rPr>
-        <w:t xml:space="preserve">"Leaf Report"</w:t>
-      </w:r>
-      <w:r>
-        <w:br/>
-      </w:r>
-      <w:r>
-        <w:rPr>
-          <w:rStyle w:val="FunctionTok"/>
-        </w:rPr>
-        <w:t xml:space="preserve">author</w:t>
-      </w:r>
-      <w:r>
-        <w:rPr>
-          <w:rStyle w:val="KeywordTok"/>
-        </w:rPr>
-        <w:t xml:space="preserve">:</w:t>
-      </w:r>
-      <w:r>
-        <w:rPr>
-          <w:rStyle w:val="AttributeTok"/>
-        </w:rPr>
-        <w:t xml:space="preserve"> </w:t>
-      </w:r>
-      <w:r>
-        <w:rPr>
-          <w:rStyle w:val="StringTok"/>
-        </w:rPr>
-        <w:t xml:space="preserve">"Your Name"</w:t>
-      </w:r>
-      <w:r>
-        <w:br/>
-      </w:r>
-      <w:r>
-        <w:rPr>
-          <w:rStyle w:val="FunctionTok"/>
-        </w:rPr>
-        <w:t xml:space="preserve">date</w:t>
-      </w:r>
-      <w:r>
-        <w:rPr>
-          <w:rStyle w:val="KeywordTok"/>
-        </w:rPr>
-        <w:t xml:space="preserve">:</w:t>
-      </w:r>
-      <w:r>
-        <w:rPr>
-          <w:rStyle w:val="AttributeTok"/>
-        </w:rPr>
-        <w:t xml:space="preserve"> today</w:t>
-      </w:r>
-      <w:r>
-        <w:br/>
-      </w:r>
-      <w:r>
-        <w:rPr>
-          <w:rStyle w:val="FunctionTok"/>
-        </w:rPr>
-        <w:t xml:space="preserve">format</w:t>
-      </w:r>
-      <w:r>
-        <w:rPr>
-          <w:rStyle w:val="KeywordTok"/>
-        </w:rPr>
-        <w:t xml:space="preserve">:</w:t>
-      </w:r>
-      <w:r>
-        <w:br/>
-      </w:r>
-      <w:r>
-        <w:rPr>
-          <w:rStyle w:val="AttributeTok"/>
-        </w:rPr>
-        <w:t xml:space="preserve">  </w:t>
-      </w:r>
-      <w:r>
-        <w:rPr>
-          <w:rStyle w:val="FunctionTok"/>
-        </w:rPr>
-        <w:t xml:space="preserve">docx</w:t>
-      </w:r>
-      <w:r>
-        <w:rPr>
-          <w:rStyle w:val="KeywordTok"/>
-        </w:rPr>
-        <w:t xml:space="preserve">:</w:t>
-      </w:r>
-      <w:r>
-        <w:br/>
-      </w:r>
-      <w:r>
-        <w:rPr>
-          <w:rStyle w:val="AttributeTok"/>
-        </w:rPr>
-        <w:t xml:space="preserve">    </w:t>
-      </w:r>
-      <w:r>
-        <w:rPr>
-          <w:rStyle w:val="FunctionTok"/>
-        </w:rPr>
-        <w:t xml:space="preserve">toc</w:t>
-      </w:r>
-      <w:r>
-        <w:rPr>
-          <w:rStyle w:val="KeywordTok"/>
-        </w:rPr>
-        <w:t xml:space="preserve">:</w:t>
-      </w:r>
-      <w:r>
-        <w:rPr>
-          <w:rStyle w:val="AttributeTok"/>
-        </w:rPr>
-        <w:t xml:space="preserve"> </w:t>
-      </w:r>
-      <w:r>
-        <w:rPr>
-          <w:rStyle w:val="CharTok"/>
-        </w:rPr>
-        <w:t xml:space="preserve">true</w:t>
-      </w:r>
-      <w:r>
-        <w:br/>
-      </w:r>
-      <w:r>
-        <w:rPr>
-          <w:rStyle w:val="AttributeTok"/>
-        </w:rPr>
-        <w:t xml:space="preserve">    </w:t>
-      </w:r>
-      <w:r>
-        <w:rPr>
-          <w:rStyle w:val="FunctionTok"/>
-        </w:rPr>
-        <w:t xml:space="preserve">number-sections</w:t>
-      </w:r>
-      <w:r>
-        <w:rPr>
-          <w:rStyle w:val="KeywordTok"/>
-        </w:rPr>
-        <w:t xml:space="preserve">:</w:t>
-      </w:r>
-      <w:r>
-        <w:rPr>
-          <w:rStyle w:val="AttributeTok"/>
-        </w:rPr>
-        <w:t xml:space="preserve"> </w:t>
-      </w:r>
-      <w:r>
-        <w:rPr>
-          <w:rStyle w:val="CharTok"/>
-        </w:rPr>
-        <w:t xml:space="preserve">true</w:t>
-      </w:r>
-      <w:r>
-        <w:br/>
-      </w:r>
-      <w:r>
-        <w:rPr>
-          <w:rStyle w:val="PreprocessorTok"/>
-        </w:rPr>
-        <w:t xml:space="preserve">---</w:t>
-      </w:r>
-    </w:p>
     <w:p>
       <w:r>
         <w:pict>
@@ -1521,8 +4541,7 @@
         <w:t xml:space="preserve">End of Quiz 05.</w:t>
       </w:r>
     </w:p>
-    <w:bookmarkEnd w:id="31"/>
-    <w:bookmarkEnd w:id="32"/>
+    <w:bookmarkEnd w:id="71"/>
     <w:sectPr>
       <w:footnotePr>
         <w:numRestart w:val="eachSect"/>

--- a/docs/quizzes/05_quiz_quarto.docx
+++ b/docs/quizzes/05_quiz_quarto.docx
@@ -31,7 +31,7 @@
         <w:pStyle w:val="Date"/>
       </w:pPr>
       <w:r>
-        <w:t xml:space="preserve">2026-08-27</w:t>
+        <w:t xml:space="preserve">2026-09-01</w:t>
       </w:r>
     </w:p>
     <w:bookmarkStart w:id="10" w:name="quiz-05-quarto-and-markdown-reports"/>

--- a/docs/quizzes/05_quiz_quarto.docx
+++ b/docs/quizzes/05_quiz_quarto.docx
@@ -31,7 +31,7 @@
         <w:pStyle w:val="Date"/>
       </w:pPr>
       <w:r>
-        <w:t xml:space="preserve">2026-09-01</w:t>
+        <w:t xml:space="preserve">2026-09-03</w:t>
       </w:r>
     </w:p>
     <w:bookmarkStart w:id="10" w:name="quiz-05-quarto-and-markdown-reports"/>

--- a/docs/quizzes/05_quiz_quarto.docx
+++ b/docs/quizzes/05_quiz_quarto.docx
@@ -4543,9 +4543,10 @@
     </w:p>
     <w:bookmarkEnd w:id="71"/>
     <w:sectPr>
-      <w:footnotePr>
-        <w:numRestart w:val="eachSect"/>
-      </w:footnotePr>
+      <w:pgSz w:h="15840" w:w="12240"/>
+      <w:pgMar w:bottom="1440" w:footer="720" w:gutter="0" w:header="720" w:left="1440" w:right="1440" w:top="1440"/>
+      <w:cols w:space="720"/>
+      <w:docGrid w:linePitch="360"/>
     </w:sectPr>
   </w:body>
 </w:document>
@@ -4659,191 +4660,410 @@
 </file>
 
 <file path=word/styles.xml><?xml version="1.0" encoding="utf-8"?>
-<w:styles xmlns:r="http://schemas.openxmlformats.org/officeDocument/2006/relationships" xmlns:w="http://schemas.openxmlformats.org/wordprocessingml/2006/main">
+<w:styles xmlns:mc="http://schemas.openxmlformats.org/markup-compatibility/2006" xmlns:r="http://schemas.openxmlformats.org/officeDocument/2006/relationships" xmlns:w="http://schemas.openxmlformats.org/wordprocessingml/2006/main" xmlns:w14="http://schemas.microsoft.com/office/word/2010/wordml" xmlns:w15="http://schemas.microsoft.com/office/word/2012/wordml" xmlns:w16="http://schemas.microsoft.com/office/word/2018/wordml" xmlns:w16cex="http://schemas.microsoft.com/office/word/2018/wordml/cex" xmlns:w16cid="http://schemas.microsoft.com/office/word/2016/wordml/cid" xmlns:w16du="http://schemas.microsoft.com/office/word/2023/wordml/word16du" xmlns:w16sdtdh="http://schemas.microsoft.com/office/word/2020/wordml/sdtdatahash" xmlns:w16sdtfl="http://schemas.microsoft.com/office/word/2024/wordml/sdtformatlock" xmlns:w16se="http://schemas.microsoft.com/office/word/2015/wordml/symex" mc:Ignorable="w14 w15 w16se w16cid w16 w16cex w16sdtdh w16sdtfl w16du">
   <w:docDefaults>
     <w:rPrDefault>
       <w:rPr>
-        <w:rFonts w:asciiTheme="minorHAnsi" w:cstheme="minorBidi" w:eastAsiaTheme="minorEastAsia" w:hAnsiTheme="minorHAnsi"/>
+        <w:rFonts w:ascii="Calibri" w:cs="Calibri" w:eastAsia="Calibri" w:hAnsi="Calibri"/>
+        <w:kern w:val="2"/>
         <w:sz w:val="24"/>
         <w:szCs w:val="24"/>
-        <w:lang w:bidi="ar-SA" w:eastAsia="zh-CN" w:val="en-US"/>
+        <w:lang w:bidi="ar-SA" w:eastAsia="en-US" w:val="en-US"/>
+        <w14:ligatures w14:val="standardContextual"/>
       </w:rPr>
     </w:rPrDefault>
-    <w:pPrDefault>
-      <w:pPr>
-        <w:spacing w:after="200"/>
-      </w:pPr>
-    </w:pPrDefault>
+    <w:pPrDefault/>
   </w:docDefaults>
-  <w:latentStyles w:count="276" w:defLockedState="0" w:defQFormat="0" w:defSemiHidden="0" w:defUIPriority="0" w:defUnhideWhenUsed="0"/>
+  <w:latentStyles w:count="376" w:defLockedState="0" w:defQFormat="0" w:defSemiHidden="0" w:defUIPriority="99" w:defUnhideWhenUsed="0">
+    <w:lsdException w:name="Normal" w:qFormat="1" w:uiPriority="0"/>
+    <w:lsdException w:name="heading 1" w:qFormat="1" w:uiPriority="9"/>
+    <w:lsdException w:name="heading 2" w:qFormat="1" w:semiHidden="1" w:uiPriority="9" w:unhideWhenUsed="1"/>
+    <w:lsdException w:name="heading 3" w:qFormat="1" w:semiHidden="1" w:uiPriority="9" w:unhideWhenUsed="1"/>
+    <w:lsdException w:name="heading 4" w:qFormat="1" w:semiHidden="1" w:uiPriority="9" w:unhideWhenUsed="1"/>
+    <w:lsdException w:name="heading 5" w:qFormat="1" w:semiHidden="1" w:uiPriority="9" w:unhideWhenUsed="1"/>
+    <w:lsdException w:name="heading 6" w:qFormat="1" w:semiHidden="1" w:uiPriority="9" w:unhideWhenUsed="1"/>
+    <w:lsdException w:name="heading 7" w:qFormat="1" w:semiHidden="1" w:uiPriority="9" w:unhideWhenUsed="1"/>
+    <w:lsdException w:name="heading 8" w:qFormat="1" w:semiHidden="1" w:uiPriority="9" w:unhideWhenUsed="1"/>
+    <w:lsdException w:name="heading 9" w:qFormat="1" w:semiHidden="1" w:uiPriority="9" w:unhideWhenUsed="1"/>
+    <w:lsdException w:name="index 1" w:semiHidden="1" w:unhideWhenUsed="1"/>
+    <w:lsdException w:name="index 2" w:semiHidden="1" w:unhideWhenUsed="1"/>
+    <w:lsdException w:name="index 3" w:semiHidden="1" w:unhideWhenUsed="1"/>
+    <w:lsdException w:name="index 4" w:semiHidden="1" w:unhideWhenUsed="1"/>
+    <w:lsdException w:name="index 5" w:semiHidden="1" w:unhideWhenUsed="1"/>
+    <w:lsdException w:name="index 6" w:semiHidden="1" w:unhideWhenUsed="1"/>
+    <w:lsdException w:name="index 7" w:semiHidden="1" w:unhideWhenUsed="1"/>
+    <w:lsdException w:name="index 8" w:semiHidden="1" w:unhideWhenUsed="1"/>
+    <w:lsdException w:name="index 9" w:semiHidden="1" w:unhideWhenUsed="1"/>
+    <w:lsdException w:name="toc 1" w:semiHidden="1" w:uiPriority="39" w:unhideWhenUsed="1"/>
+    <w:lsdException w:name="toc 2" w:semiHidden="1" w:uiPriority="39" w:unhideWhenUsed="1"/>
+    <w:lsdException w:name="toc 3" w:semiHidden="1" w:uiPriority="39" w:unhideWhenUsed="1"/>
+    <w:lsdException w:name="toc 4" w:semiHidden="1" w:uiPriority="39" w:unhideWhenUsed="1"/>
+    <w:lsdException w:name="toc 5" w:semiHidden="1" w:uiPriority="39" w:unhideWhenUsed="1"/>
+    <w:lsdException w:name="toc 6" w:semiHidden="1" w:uiPriority="39" w:unhideWhenUsed="1"/>
+    <w:lsdException w:name="toc 7" w:semiHidden="1" w:uiPriority="39" w:unhideWhenUsed="1"/>
+    <w:lsdException w:name="toc 8" w:semiHidden="1" w:uiPriority="39" w:unhideWhenUsed="1"/>
+    <w:lsdException w:name="toc 9" w:semiHidden="1" w:uiPriority="39" w:unhideWhenUsed="1"/>
+    <w:lsdException w:name="Normal Indent" w:semiHidden="1" w:unhideWhenUsed="1"/>
+    <w:lsdException w:name="footnote text" w:semiHidden="1" w:unhideWhenUsed="1"/>
+    <w:lsdException w:name="annotation text" w:semiHidden="1" w:unhideWhenUsed="1"/>
+    <w:lsdException w:name="header" w:semiHidden="1" w:unhideWhenUsed="1"/>
+    <w:lsdException w:name="footer" w:semiHidden="1" w:unhideWhenUsed="1"/>
+    <w:lsdException w:name="index heading" w:semiHidden="1" w:unhideWhenUsed="1"/>
+    <w:lsdException w:name="caption" w:qFormat="1" w:semiHidden="1" w:uiPriority="35" w:unhideWhenUsed="1"/>
+    <w:lsdException w:name="table of figures" w:semiHidden="1" w:unhideWhenUsed="1"/>
+    <w:lsdException w:name="envelope address" w:semiHidden="1" w:unhideWhenUsed="1"/>
+    <w:lsdException w:name="envelope return" w:semiHidden="1" w:unhideWhenUsed="1"/>
+    <w:lsdException w:name="footnote reference" w:semiHidden="1" w:unhideWhenUsed="1"/>
+    <w:lsdException w:name="annotation reference" w:semiHidden="1" w:unhideWhenUsed="1"/>
+    <w:lsdException w:name="line number" w:semiHidden="1" w:unhideWhenUsed="1"/>
+    <w:lsdException w:name="page number" w:semiHidden="1" w:unhideWhenUsed="1"/>
+    <w:lsdException w:name="endnote reference" w:semiHidden="1" w:unhideWhenUsed="1"/>
+    <w:lsdException w:name="endnote text" w:semiHidden="1" w:unhideWhenUsed="1"/>
+    <w:lsdException w:name="table of authorities" w:semiHidden="1" w:unhideWhenUsed="1"/>
+    <w:lsdException w:name="macro" w:semiHidden="1" w:unhideWhenUsed="1"/>
+    <w:lsdException w:name="toa heading" w:semiHidden="1" w:unhideWhenUsed="1"/>
+    <w:lsdException w:name="List" w:semiHidden="1" w:unhideWhenUsed="1"/>
+    <w:lsdException w:name="List Bullet" w:semiHidden="1" w:unhideWhenUsed="1"/>
+    <w:lsdException w:name="List Number" w:semiHidden="1" w:unhideWhenUsed="1"/>
+    <w:lsdException w:name="List 2" w:semiHidden="1" w:unhideWhenUsed="1"/>
+    <w:lsdException w:name="List 3" w:semiHidden="1" w:unhideWhenUsed="1"/>
+    <w:lsdException w:name="List 4" w:semiHidden="1" w:unhideWhenUsed="1"/>
+    <w:lsdException w:name="List 5" w:semiHidden="1" w:unhideWhenUsed="1"/>
+    <w:lsdException w:name="List Bullet 2" w:semiHidden="1" w:unhideWhenUsed="1"/>
+    <w:lsdException w:name="List Bullet 3" w:semiHidden="1" w:unhideWhenUsed="1"/>
+    <w:lsdException w:name="List Bullet 4" w:semiHidden="1" w:unhideWhenUsed="1"/>
+    <w:lsdException w:name="List Bullet 5" w:semiHidden="1" w:unhideWhenUsed="1"/>
+    <w:lsdException w:name="List Number 2" w:semiHidden="1" w:unhideWhenUsed="1"/>
+    <w:lsdException w:name="List Number 3" w:semiHidden="1" w:unhideWhenUsed="1"/>
+    <w:lsdException w:name="List Number 4" w:semiHidden="1" w:unhideWhenUsed="1"/>
+    <w:lsdException w:name="List Number 5" w:semiHidden="1" w:unhideWhenUsed="1"/>
+    <w:lsdException w:name="Title" w:qFormat="1" w:uiPriority="10"/>
+    <w:lsdException w:name="Closing" w:semiHidden="1" w:unhideWhenUsed="1"/>
+    <w:lsdException w:name="Signature" w:semiHidden="1" w:unhideWhenUsed="1"/>
+    <w:lsdException w:name="Default Paragraph Font" w:semiHidden="1" w:uiPriority="1" w:unhideWhenUsed="1"/>
+    <w:lsdException w:name="Body Text" w:semiHidden="1" w:unhideWhenUsed="1"/>
+    <w:lsdException w:name="Body Text Indent" w:semiHidden="1" w:unhideWhenUsed="1"/>
+    <w:lsdException w:name="List Continue" w:semiHidden="1" w:unhideWhenUsed="1"/>
+    <w:lsdException w:name="List Continue 2" w:semiHidden="1" w:unhideWhenUsed="1"/>
+    <w:lsdException w:name="List Continue 3" w:semiHidden="1" w:unhideWhenUsed="1"/>
+    <w:lsdException w:name="List Continue 4" w:semiHidden="1" w:unhideWhenUsed="1"/>
+    <w:lsdException w:name="List Continue 5" w:semiHidden="1" w:unhideWhenUsed="1"/>
+    <w:lsdException w:name="Message Header" w:semiHidden="1" w:unhideWhenUsed="1"/>
+    <w:lsdException w:name="Subtitle" w:qFormat="1" w:uiPriority="11"/>
+    <w:lsdException w:name="Salutation" w:semiHidden="1" w:unhideWhenUsed="1"/>
+    <w:lsdException w:name="Date" w:semiHidden="1" w:unhideWhenUsed="1"/>
+    <w:lsdException w:name="Body Text First Indent" w:semiHidden="1" w:unhideWhenUsed="1"/>
+    <w:lsdException w:name="Body Text First Indent 2" w:semiHidden="1" w:unhideWhenUsed="1"/>
+    <w:lsdException w:name="Note Heading" w:semiHidden="1" w:unhideWhenUsed="1"/>
+    <w:lsdException w:name="Body Text 2" w:semiHidden="1" w:unhideWhenUsed="1"/>
+    <w:lsdException w:name="Body Text 3" w:semiHidden="1" w:unhideWhenUsed="1"/>
+    <w:lsdException w:name="Body Text Indent 2" w:semiHidden="1" w:unhideWhenUsed="1"/>
+    <w:lsdException w:name="Body Text Indent 3" w:semiHidden="1" w:unhideWhenUsed="1"/>
+    <w:lsdException w:name="Block Text" w:semiHidden="1" w:unhideWhenUsed="1"/>
+    <w:lsdException w:name="Hyperlink" w:semiHidden="1" w:unhideWhenUsed="1"/>
+    <w:lsdException w:name="FollowedHyperlink" w:semiHidden="1" w:unhideWhenUsed="1"/>
+    <w:lsdException w:name="Strong" w:qFormat="1" w:uiPriority="22"/>
+    <w:lsdException w:name="Emphasis" w:qFormat="1" w:uiPriority="20"/>
+    <w:lsdException w:name="Document Map" w:semiHidden="1" w:unhideWhenUsed="1"/>
+    <w:lsdException w:name="Plain Text" w:semiHidden="1" w:unhideWhenUsed="1"/>
+    <w:lsdException w:name="E-mail Signature" w:semiHidden="1" w:unhideWhenUsed="1"/>
+    <w:lsdException w:name="HTML Top of Form" w:semiHidden="1" w:unhideWhenUsed="1"/>
+    <w:lsdException w:name="HTML Bottom of Form" w:semiHidden="1" w:unhideWhenUsed="1"/>
+    <w:lsdException w:name="Normal (Web)" w:semiHidden="1" w:unhideWhenUsed="1"/>
+    <w:lsdException w:name="HTML Acronym" w:semiHidden="1" w:unhideWhenUsed="1"/>
+    <w:lsdException w:name="HTML Address" w:semiHidden="1" w:unhideWhenUsed="1"/>
+    <w:lsdException w:name="HTML Cite" w:semiHidden="1" w:unhideWhenUsed="1"/>
+    <w:lsdException w:name="HTML Code" w:semiHidden="1" w:unhideWhenUsed="1"/>
+    <w:lsdException w:name="HTML Definition" w:semiHidden="1" w:unhideWhenUsed="1"/>
+    <w:lsdException w:name="HTML Keyboard" w:semiHidden="1" w:unhideWhenUsed="1"/>
+    <w:lsdException w:name="HTML Preformatted" w:semiHidden="1" w:unhideWhenUsed="1"/>
+    <w:lsdException w:name="HTML Sample" w:semiHidden="1" w:unhideWhenUsed="1"/>
+    <w:lsdException w:name="HTML Typewriter" w:semiHidden="1" w:unhideWhenUsed="1"/>
+    <w:lsdException w:name="HTML Variable" w:semiHidden="1" w:unhideWhenUsed="1"/>
+    <w:lsdException w:name="Normal Table" w:semiHidden="1" w:unhideWhenUsed="1"/>
+    <w:lsdException w:name="annotation subject" w:semiHidden="1" w:unhideWhenUsed="1"/>
+    <w:lsdException w:name="No List" w:semiHidden="1" w:unhideWhenUsed="1"/>
+    <w:lsdException w:name="Outline List 1" w:semiHidden="1" w:unhideWhenUsed="1"/>
+    <w:lsdException w:name="Outline List 2" w:semiHidden="1" w:unhideWhenUsed="1"/>
+    <w:lsdException w:name="Outline List 3" w:semiHidden="1" w:unhideWhenUsed="1"/>
+    <w:lsdException w:name="Table Simple 1" w:semiHidden="1" w:unhideWhenUsed="1"/>
+    <w:lsdException w:name="Table Simple 2" w:semiHidden="1" w:unhideWhenUsed="1"/>
+    <w:lsdException w:name="Table Simple 3" w:semiHidden="1" w:unhideWhenUsed="1"/>
+    <w:lsdException w:name="Table Classic 1" w:semiHidden="1" w:unhideWhenUsed="1"/>
+    <w:lsdException w:name="Table Classic 2" w:semiHidden="1" w:unhideWhenUsed="1"/>
+    <w:lsdException w:name="Table Classic 3" w:semiHidden="1" w:unhideWhenUsed="1"/>
+    <w:lsdException w:name="Table Classic 4" w:semiHidden="1" w:unhideWhenUsed="1"/>
+    <w:lsdException w:name="Table Colorful 1" w:semiHidden="1" w:unhideWhenUsed="1"/>
+    <w:lsdException w:name="Table Colorful 2" w:semiHidden="1" w:unhideWhenUsed="1"/>
+    <w:lsdException w:name="Table Colorful 3" w:semiHidden="1" w:unhideWhenUsed="1"/>
+    <w:lsdException w:name="Table Columns 1" w:semiHidden="1" w:unhideWhenUsed="1"/>
+    <w:lsdException w:name="Table Columns 2" w:semiHidden="1" w:unhideWhenUsed="1"/>
+    <w:lsdException w:name="Table Columns 3" w:semiHidden="1" w:unhideWhenUsed="1"/>
+    <w:lsdException w:name="Table Columns 4" w:semiHidden="1" w:unhideWhenUsed="1"/>
+    <w:lsdException w:name="Table Columns 5" w:semiHidden="1" w:unhideWhenUsed="1"/>
+    <w:lsdException w:name="Table Grid 1" w:semiHidden="1" w:unhideWhenUsed="1"/>
+    <w:lsdException w:name="Table Grid 2" w:semiHidden="1" w:unhideWhenUsed="1"/>
+    <w:lsdException w:name="Table Grid 3" w:semiHidden="1" w:unhideWhenUsed="1"/>
+    <w:lsdException w:name="Table Grid 4" w:semiHidden="1" w:unhideWhenUsed="1"/>
+    <w:lsdException w:name="Table Grid 5" w:semiHidden="1" w:unhideWhenUsed="1"/>
+    <w:lsdException w:name="Table Grid 6" w:semiHidden="1" w:unhideWhenUsed="1"/>
+    <w:lsdException w:name="Table Grid 7" w:semiHidden="1" w:unhideWhenUsed="1"/>
+    <w:lsdException w:name="Table Grid 8" w:semiHidden="1" w:unhideWhenUsed="1"/>
+    <w:lsdException w:name="Table List 1" w:semiHidden="1" w:unhideWhenUsed="1"/>
+    <w:lsdException w:name="Table List 2" w:semiHidden="1" w:unhideWhenUsed="1"/>
+    <w:lsdException w:name="Table List 3" w:semiHidden="1" w:unhideWhenUsed="1"/>
+    <w:lsdException w:name="Table List 4" w:semiHidden="1" w:unhideWhenUsed="1"/>
+    <w:lsdException w:name="Table List 5" w:semiHidden="1" w:unhideWhenUsed="1"/>
+    <w:lsdException w:name="Table List 6" w:semiHidden="1" w:unhideWhenUsed="1"/>
+    <w:lsdException w:name="Table List 7" w:semiHidden="1" w:unhideWhenUsed="1"/>
+    <w:lsdException w:name="Table List 8" w:semiHidden="1" w:unhideWhenUsed="1"/>
+    <w:lsdException w:name="Table 3D effects 1" w:semiHidden="1" w:unhideWhenUsed="1"/>
+    <w:lsdException w:name="Table 3D effects 2" w:semiHidden="1" w:unhideWhenUsed="1"/>
+    <w:lsdException w:name="Table 3D effects 3" w:semiHidden="1" w:unhideWhenUsed="1"/>
+    <w:lsdException w:name="Table Contemporary" w:semiHidden="1" w:unhideWhenUsed="1"/>
+    <w:lsdException w:name="Table Elegant" w:semiHidden="1" w:unhideWhenUsed="1"/>
+    <w:lsdException w:name="Table Professional" w:semiHidden="1" w:unhideWhenUsed="1"/>
+    <w:lsdException w:name="Table Subtle 1" w:semiHidden="1" w:unhideWhenUsed="1"/>
+    <w:lsdException w:name="Table Subtle 2" w:semiHidden="1" w:unhideWhenUsed="1"/>
+    <w:lsdException w:name="Table Web 1" w:semiHidden="1" w:unhideWhenUsed="1"/>
+    <w:lsdException w:name="Table Web 2" w:semiHidden="1" w:unhideWhenUsed="1"/>
+    <w:lsdException w:name="Table Web 3" w:semiHidden="1" w:unhideWhenUsed="1"/>
+    <w:lsdException w:name="Balloon Text" w:semiHidden="1" w:unhideWhenUsed="1"/>
+    <w:lsdException w:name="Table Grid" w:uiPriority="39"/>
+    <w:lsdException w:name="Table Theme" w:semiHidden="1" w:unhideWhenUsed="1"/>
+    <w:lsdException w:name="Placeholder Text" w:semiHidden="1"/>
+    <w:lsdException w:name="No Spacing" w:qFormat="1" w:uiPriority="1"/>
+    <w:lsdException w:name="Light Shading" w:uiPriority="60"/>
+    <w:lsdException w:name="Light List" w:uiPriority="61"/>
+    <w:lsdException w:name="Light Grid" w:uiPriority="62"/>
+    <w:lsdException w:name="Medium Shading 1" w:uiPriority="63"/>
+    <w:lsdException w:name="Medium Shading 2" w:uiPriority="64"/>
+    <w:lsdException w:name="Medium List 1" w:uiPriority="65"/>
+    <w:lsdException w:name="Medium List 2" w:uiPriority="66"/>
+    <w:lsdException w:name="Medium Grid 1" w:uiPriority="67"/>
+    <w:lsdException w:name="Medium Grid 2" w:uiPriority="68"/>
+    <w:lsdException w:name="Medium Grid 3" w:uiPriority="69"/>
+    <w:lsdException w:name="Dark List" w:uiPriority="70"/>
+    <w:lsdException w:name="Colorful Shading" w:uiPriority="71"/>
+    <w:lsdException w:name="Colorful List" w:uiPriority="72"/>
+    <w:lsdException w:name="Colorful Grid" w:uiPriority="73"/>
+    <w:lsdException w:name="Light Shading Accent 1" w:uiPriority="60"/>
+    <w:lsdException w:name="Light List Accent 1" w:uiPriority="61"/>
+    <w:lsdException w:name="Light Grid Accent 1" w:uiPriority="62"/>
+    <w:lsdException w:name="Medium Shading 1 Accent 1" w:uiPriority="63"/>
+    <w:lsdException w:name="Medium Shading 2 Accent 1" w:uiPriority="64"/>
+    <w:lsdException w:name="Medium List 1 Accent 1" w:uiPriority="65"/>
+    <w:lsdException w:name="Revision" w:semiHidden="1"/>
+    <w:lsdException w:name="List Paragraph" w:qFormat="1" w:uiPriority="34"/>
+    <w:lsdException w:name="Quote" w:qFormat="1" w:uiPriority="29"/>
+    <w:lsdException w:name="Intense Quote" w:qFormat="1" w:uiPriority="30"/>
+    <w:lsdException w:name="Medium List 2 Accent 1" w:uiPriority="66"/>
+    <w:lsdException w:name="Medium Grid 1 Accent 1" w:uiPriority="67"/>
+    <w:lsdException w:name="Medium Grid 2 Accent 1" w:uiPriority="68"/>
+    <w:lsdException w:name="Medium Grid 3 Accent 1" w:uiPriority="69"/>
+    <w:lsdException w:name="Dark List Accent 1" w:uiPriority="70"/>
+    <w:lsdException w:name="Colorful Shading Accent 1" w:uiPriority="71"/>
+    <w:lsdException w:name="Colorful List Accent 1" w:uiPriority="72"/>
+    <w:lsdException w:name="Colorful Grid Accent 1" w:uiPriority="73"/>
+    <w:lsdException w:name="Light Shading Accent 2" w:uiPriority="60"/>
+    <w:lsdException w:name="Light List Accent 2" w:uiPriority="61"/>
+    <w:lsdException w:name="Light Grid Accent 2" w:uiPriority="62"/>
+    <w:lsdException w:name="Medium Shading 1 Accent 2" w:uiPriority="63"/>
+    <w:lsdException w:name="Medium Shading 2 Accent 2" w:uiPriority="64"/>
+    <w:lsdException w:name="Medium List 1 Accent 2" w:uiPriority="65"/>
+    <w:lsdException w:name="Medium List 2 Accent 2" w:uiPriority="66"/>
+    <w:lsdException w:name="Medium Grid 1 Accent 2" w:uiPriority="67"/>
+    <w:lsdException w:name="Medium Grid 2 Accent 2" w:uiPriority="68"/>
+    <w:lsdException w:name="Medium Grid 3 Accent 2" w:uiPriority="69"/>
+    <w:lsdException w:name="Dark List Accent 2" w:uiPriority="70"/>
+    <w:lsdException w:name="Colorful Shading Accent 2" w:uiPriority="71"/>
+    <w:lsdException w:name="Colorful List Accent 2" w:uiPriority="72"/>
+    <w:lsdException w:name="Colorful Grid Accent 2" w:uiPriority="73"/>
+    <w:lsdException w:name="Light Shading Accent 3" w:uiPriority="60"/>
+    <w:lsdException w:name="Light List Accent 3" w:uiPriority="61"/>
+    <w:lsdException w:name="Light Grid Accent 3" w:uiPriority="62"/>
+    <w:lsdException w:name="Medium Shading 1 Accent 3" w:uiPriority="63"/>
+    <w:lsdException w:name="Medium Shading 2 Accent 3" w:uiPriority="64"/>
+    <w:lsdException w:name="Medium List 1 Accent 3" w:uiPriority="65"/>
+    <w:lsdException w:name="Medium List 2 Accent 3" w:uiPriority="66"/>
+    <w:lsdException w:name="Medium Grid 1 Accent 3" w:uiPriority="67"/>
+    <w:lsdException w:name="Medium Grid 2 Accent 3" w:uiPriority="68"/>
+    <w:lsdException w:name="Medium Grid 3 Accent 3" w:uiPriority="69"/>
+    <w:lsdException w:name="Dark List Accent 3" w:uiPriority="70"/>
+    <w:lsdException w:name="Colorful Shading Accent 3" w:uiPriority="71"/>
+    <w:lsdException w:name="Colorful List Accent 3" w:uiPriority="72"/>
+    <w:lsdException w:name="Colorful Grid Accent 3" w:uiPriority="73"/>
+    <w:lsdException w:name="Light Shading Accent 4" w:uiPriority="60"/>
+    <w:lsdException w:name="Light List Accent 4" w:uiPriority="61"/>
+    <w:lsdException w:name="Light Grid Accent 4" w:uiPriority="62"/>
+    <w:lsdException w:name="Medium Shading 1 Accent 4" w:uiPriority="63"/>
+    <w:lsdException w:name="Medium Shading 2 Accent 4" w:uiPriority="64"/>
+    <w:lsdException w:name="Medium List 1 Accent 4" w:uiPriority="65"/>
+    <w:lsdException w:name="Medium List 2 Accent 4" w:uiPriority="66"/>
+    <w:lsdException w:name="Medium Grid 1 Accent 4" w:uiPriority="67"/>
+    <w:lsdException w:name="Medium Grid 2 Accent 4" w:uiPriority="68"/>
+    <w:lsdException w:name="Medium Grid 3 Accent 4" w:uiPriority="69"/>
+    <w:lsdException w:name="Dark List Accent 4" w:uiPriority="70"/>
+    <w:lsdException w:name="Colorful Shading Accent 4" w:uiPriority="71"/>
+    <w:lsdException w:name="Colorful List Accent 4" w:uiPriority="72"/>
+    <w:lsdException w:name="Colorful Grid Accent 4" w:uiPriority="73"/>
+    <w:lsdException w:name="Light Shading Accent 5" w:uiPriority="60"/>
+    <w:lsdException w:name="Light List Accent 5" w:uiPriority="61"/>
+    <w:lsdException w:name="Light Grid Accent 5" w:uiPriority="62"/>
+    <w:lsdException w:name="Medium Shading 1 Accent 5" w:uiPriority="63"/>
+    <w:lsdException w:name="Medium Shading 2 Accent 5" w:uiPriority="64"/>
+    <w:lsdException w:name="Medium List 1 Accent 5" w:uiPriority="65"/>
+    <w:lsdException w:name="Medium List 2 Accent 5" w:uiPriority="66"/>
+    <w:lsdException w:name="Medium Grid 1 Accent 5" w:uiPriority="67"/>
+    <w:lsdException w:name="Medium Grid 2 Accent 5" w:uiPriority="68"/>
+    <w:lsdException w:name="Medium Grid 3 Accent 5" w:uiPriority="69"/>
+    <w:lsdException w:name="Dark List Accent 5" w:uiPriority="70"/>
+    <w:lsdException w:name="Colorful Shading Accent 5" w:uiPriority="71"/>
+    <w:lsdException w:name="Colorful List Accent 5" w:uiPriority="72"/>
+    <w:lsdException w:name="Colorful Grid Accent 5" w:uiPriority="73"/>
+    <w:lsdException w:name="Light Shading Accent 6" w:uiPriority="60"/>
+    <w:lsdException w:name="Light List Accent 6" w:uiPriority="61"/>
+    <w:lsdException w:name="Light Grid Accent 6" w:uiPriority="62"/>
+    <w:lsdException w:name="Medium Shading 1 Accent 6" w:uiPriority="63"/>
+    <w:lsdException w:name="Medium Shading 2 Accent 6" w:uiPriority="64"/>
+    <w:lsdException w:name="Medium List 1 Accent 6" w:uiPriority="65"/>
+    <w:lsdException w:name="Medium List 2 Accent 6" w:uiPriority="66"/>
+    <w:lsdException w:name="Medium Grid 1 Accent 6" w:uiPriority="67"/>
+    <w:lsdException w:name="Medium Grid 2 Accent 6" w:uiPriority="68"/>
+    <w:lsdException w:name="Medium Grid 3 Accent 6" w:uiPriority="69"/>
+    <w:lsdException w:name="Dark List Accent 6" w:uiPriority="70"/>
+    <w:lsdException w:name="Colorful Shading Accent 6" w:uiPriority="71"/>
+    <w:lsdException w:name="Colorful List Accent 6" w:uiPriority="72"/>
+    <w:lsdException w:name="Colorful Grid Accent 6" w:uiPriority="73"/>
+    <w:lsdException w:name="Subtle Emphasis" w:qFormat="1" w:uiPriority="19"/>
+    <w:lsdException w:name="Intense Emphasis" w:qFormat="1" w:uiPriority="21"/>
+    <w:lsdException w:name="Subtle Reference" w:qFormat="1" w:uiPriority="31"/>
+    <w:lsdException w:name="Intense Reference" w:qFormat="1" w:uiPriority="32"/>
+    <w:lsdException w:name="Book Title" w:qFormat="1" w:uiPriority="33"/>
+    <w:lsdException w:name="Bibliography" w:semiHidden="1" w:uiPriority="37" w:unhideWhenUsed="1"/>
+    <w:lsdException w:name="TOC Heading" w:qFormat="1" w:semiHidden="1" w:uiPriority="39" w:unhideWhenUsed="1"/>
+    <w:lsdException w:name="Plain Table 1" w:uiPriority="41"/>
+    <w:lsdException w:name="Plain Table 2" w:uiPriority="42"/>
+    <w:lsdException w:name="Plain Table 3" w:uiPriority="43"/>
+    <w:lsdException w:name="Plain Table 4" w:uiPriority="44"/>
+    <w:lsdException w:name="Plain Table 5" w:uiPriority="45"/>
+    <w:lsdException w:name="Grid Table Light" w:uiPriority="40"/>
+    <w:lsdException w:name="Grid Table 1 Light" w:uiPriority="46"/>
+    <w:lsdException w:name="Grid Table 2" w:uiPriority="47"/>
+    <w:lsdException w:name="Grid Table 3" w:uiPriority="48"/>
+    <w:lsdException w:name="Grid Table 4" w:uiPriority="49"/>
+    <w:lsdException w:name="Grid Table 5 Dark" w:uiPriority="50"/>
+    <w:lsdException w:name="Grid Table 6 Colorful" w:uiPriority="51"/>
+    <w:lsdException w:name="Grid Table 7 Colorful" w:uiPriority="52"/>
+    <w:lsdException w:name="Grid Table 1 Light Accent 1" w:uiPriority="46"/>
+    <w:lsdException w:name="Grid Table 2 Accent 1" w:uiPriority="47"/>
+    <w:lsdException w:name="Grid Table 3 Accent 1" w:uiPriority="48"/>
+    <w:lsdException w:name="Grid Table 4 Accent 1" w:uiPriority="49"/>
+    <w:lsdException w:name="Grid Table 5 Dark Accent 1" w:uiPriority="50"/>
+    <w:lsdException w:name="Grid Table 6 Colorful Accent 1" w:uiPriority="51"/>
+    <w:lsdException w:name="Grid Table 7 Colorful Accent 1" w:uiPriority="52"/>
+    <w:lsdException w:name="Grid Table 1 Light Accent 2" w:uiPriority="46"/>
+    <w:lsdException w:name="Grid Table 2 Accent 2" w:uiPriority="47"/>
+    <w:lsdException w:name="Grid Table 3 Accent 2" w:uiPriority="48"/>
+    <w:lsdException w:name="Grid Table 4 Accent 2" w:uiPriority="49"/>
+    <w:lsdException w:name="Grid Table 5 Dark Accent 2" w:uiPriority="50"/>
+    <w:lsdException w:name="Grid Table 6 Colorful Accent 2" w:uiPriority="51"/>
+    <w:lsdException w:name="Grid Table 7 Colorful Accent 2" w:uiPriority="52"/>
+    <w:lsdException w:name="Grid Table 1 Light Accent 3" w:uiPriority="46"/>
+    <w:lsdException w:name="Grid Table 2 Accent 3" w:uiPriority="47"/>
+    <w:lsdException w:name="Grid Table 3 Accent 3" w:uiPriority="48"/>
+    <w:lsdException w:name="Grid Table 4 Accent 3" w:uiPriority="49"/>
+    <w:lsdException w:name="Grid Table 5 Dark Accent 3" w:uiPriority="50"/>
+    <w:lsdException w:name="Grid Table 6 Colorful Accent 3" w:uiPriority="51"/>
+    <w:lsdException w:name="Grid Table 7 Colorful Accent 3" w:uiPriority="52"/>
+    <w:lsdException w:name="Grid Table 1 Light Accent 4" w:uiPriority="46"/>
+    <w:lsdException w:name="Grid Table 2 Accent 4" w:uiPriority="47"/>
+    <w:lsdException w:name="Grid Table 3 Accent 4" w:uiPriority="48"/>
+    <w:lsdException w:name="Grid Table 4 Accent 4" w:uiPriority="49"/>
+    <w:lsdException w:name="Grid Table 5 Dark Accent 4" w:uiPriority="50"/>
+    <w:lsdException w:name="Grid Table 6 Colorful Accent 4" w:uiPriority="51"/>
+    <w:lsdException w:name="Grid Table 7 Colorful Accent 4" w:uiPriority="52"/>
+    <w:lsdException w:name="Grid Table 1 Light Accent 5" w:uiPriority="46"/>
+    <w:lsdException w:name="Grid Table 2 Accent 5" w:uiPriority="47"/>
+    <w:lsdException w:name="Grid Table 3 Accent 5" w:uiPriority="48"/>
+    <w:lsdException w:name="Grid Table 4 Accent 5" w:uiPriority="49"/>
+    <w:lsdException w:name="Grid Table 5 Dark Accent 5" w:uiPriority="50"/>
+    <w:lsdException w:name="Grid Table 6 Colorful Accent 5" w:uiPriority="51"/>
+    <w:lsdException w:name="Grid Table 7 Colorful Accent 5" w:uiPriority="52"/>
+    <w:lsdException w:name="Grid Table 1 Light Accent 6" w:uiPriority="46"/>
+    <w:lsdException w:name="Grid Table 2 Accent 6" w:uiPriority="47"/>
+    <w:lsdException w:name="Grid Table 3 Accent 6" w:uiPriority="48"/>
+    <w:lsdException w:name="Grid Table 4 Accent 6" w:uiPriority="49"/>
+    <w:lsdException w:name="Grid Table 5 Dark Accent 6" w:uiPriority="50"/>
+    <w:lsdException w:name="Grid Table 6 Colorful Accent 6" w:uiPriority="51"/>
+    <w:lsdException w:name="Grid Table 7 Colorful Accent 6" w:uiPriority="52"/>
+    <w:lsdException w:name="List Table 1 Light" w:uiPriority="46"/>
+    <w:lsdException w:name="List Table 2" w:uiPriority="47"/>
+    <w:lsdException w:name="List Table 3" w:uiPriority="48"/>
+    <w:lsdException w:name="List Table 4" w:uiPriority="49"/>
+    <w:lsdException w:name="List Table 5 Dark" w:uiPriority="50"/>
+    <w:lsdException w:name="List Table 6 Colorful" w:uiPriority="51"/>
+    <w:lsdException w:name="List Table 7 Colorful" w:uiPriority="52"/>
+    <w:lsdException w:name="List Table 1 Light Accent 1" w:uiPriority="46"/>
+    <w:lsdException w:name="List Table 2 Accent 1" w:uiPriority="47"/>
+    <w:lsdException w:name="List Table 3 Accent 1" w:uiPriority="48"/>
+    <w:lsdException w:name="List Table 4 Accent 1" w:uiPriority="49"/>
+    <w:lsdException w:name="List Table 5 Dark Accent 1" w:uiPriority="50"/>
+    <w:lsdException w:name="List Table 6 Colorful Accent 1" w:uiPriority="51"/>
+    <w:lsdException w:name="List Table 7 Colorful Accent 1" w:uiPriority="52"/>
+    <w:lsdException w:name="List Table 1 Light Accent 2" w:uiPriority="46"/>
+    <w:lsdException w:name="List Table 2 Accent 2" w:uiPriority="47"/>
+    <w:lsdException w:name="List Table 3 Accent 2" w:uiPriority="48"/>
+    <w:lsdException w:name="List Table 4 Accent 2" w:uiPriority="49"/>
+    <w:lsdException w:name="List Table 5 Dark Accent 2" w:uiPriority="50"/>
+    <w:lsdException w:name="List Table 6 Colorful Accent 2" w:uiPriority="51"/>
+    <w:lsdException w:name="List Table 7 Colorful Accent 2" w:uiPriority="52"/>
+    <w:lsdException w:name="List Table 1 Light Accent 3" w:uiPriority="46"/>
+    <w:lsdException w:name="List Table 2 Accent 3" w:uiPriority="47"/>
+    <w:lsdException w:name="List Table 3 Accent 3" w:uiPriority="48"/>
+    <w:lsdException w:name="List Table 4 Accent 3" w:uiPriority="49"/>
+    <w:lsdException w:name="List Table 5 Dark Accent 3" w:uiPriority="50"/>
+    <w:lsdException w:name="List Table 6 Colorful Accent 3" w:uiPriority="51"/>
+    <w:lsdException w:name="List Table 7 Colorful Accent 3" w:uiPriority="52"/>
+    <w:lsdException w:name="List Table 1 Light Accent 4" w:uiPriority="46"/>
+    <w:lsdException w:name="List Table 2 Accent 4" w:uiPriority="47"/>
+    <w:lsdException w:name="List Table 3 Accent 4" w:uiPriority="48"/>
+    <w:lsdException w:name="List Table 4 Accent 4" w:uiPriority="49"/>
+    <w:lsdException w:name="List Table 5 Dark Accent 4" w:uiPriority="50"/>
+    <w:lsdException w:name="List Table 6 Colorful Accent 4" w:uiPriority="51"/>
+    <w:lsdException w:name="List Table 7 Colorful Accent 4" w:uiPriority="52"/>
+    <w:lsdException w:name="List Table 1 Light Accent 5" w:uiPriority="46"/>
+    <w:lsdException w:name="List Table 2 Accent 5" w:uiPriority="47"/>
+    <w:lsdException w:name="List Table 3 Accent 5" w:uiPriority="48"/>
+    <w:lsdException w:name="List Table 4 Accent 5" w:uiPriority="49"/>
+    <w:lsdException w:name="List Table 5 Dark Accent 5" w:uiPriority="50"/>
+    <w:lsdException w:name="List Table 6 Colorful Accent 5" w:uiPriority="51"/>
+    <w:lsdException w:name="List Table 7 Colorful Accent 5" w:uiPriority="52"/>
+    <w:lsdException w:name="List Table 1 Light Accent 6" w:uiPriority="46"/>
+    <w:lsdException w:name="List Table 2 Accent 6" w:uiPriority="47"/>
+    <w:lsdException w:name="List Table 3 Accent 6" w:uiPriority="48"/>
+    <w:lsdException w:name="List Table 4 Accent 6" w:uiPriority="49"/>
+    <w:lsdException w:name="List Table 5 Dark Accent 6" w:uiPriority="50"/>
+    <w:lsdException w:name="List Table 6 Colorful Accent 6" w:uiPriority="51"/>
+    <w:lsdException w:name="List Table 7 Colorful Accent 6" w:uiPriority="52"/>
+    <w:lsdException w:name="Mention" w:semiHidden="1" w:unhideWhenUsed="1"/>
+    <w:lsdException w:name="Smart Hyperlink" w:semiHidden="1" w:unhideWhenUsed="1"/>
+    <w:lsdException w:name="Hashtag" w:semiHidden="1" w:unhideWhenUsed="1"/>
+    <w:lsdException w:name="Unresolved Mention" w:semiHidden="1" w:unhideWhenUsed="1"/>
+    <w:lsdException w:name="Smart Link" w:semiHidden="1" w:unhideWhenUsed="1"/>
+  </w:latentStyles>
   <w:style w:default="1" w:styleId="Normal" w:type="paragraph">
     <w:name w:val="Normal"/>
     <w:qFormat/>
   </w:style>
-  <w:style w:styleId="BodyText" w:type="paragraph">
-    <w:name w:val="Body Text"/>
-    <w:basedOn w:val="Normal"/>
-    <w:link w:val="BodyTextChar"/>
-    <w:qFormat/>
-    <w:pPr>
-      <w:spacing w:after="180" w:before="180"/>
-    </w:pPr>
-  </w:style>
-  <w:style w:customStyle="1" w:styleId="FirstParagraph" w:type="paragraph">
-    <w:name w:val="First Paragraph"/>
-    <w:basedOn w:val="BodyText"/>
-    <w:next w:val="BodyText"/>
-    <w:qFormat/>
-  </w:style>
-  <w:style w:customStyle="1" w:styleId="Compact" w:type="paragraph">
-    <w:name w:val="Compact"/>
-    <w:basedOn w:val="BodyText"/>
-    <w:qFormat/>
-    <w:pPr>
-      <w:spacing w:after="36" w:before="36"/>
-    </w:pPr>
-  </w:style>
-  <w:style w:styleId="Title" w:type="paragraph">
-    <w:name w:val="Title"/>
-    <w:basedOn w:val="Normal"/>
-    <w:next w:val="BodyText"/>
-    <w:link w:val="TitleChar"/>
-    <w:uiPriority w:val="10"/>
-    <w:qFormat/>
-    <w:rsid w:val="00A10FD9"/>
-    <w:pPr>
-      <w:spacing w:after="80" w:line="240" w:lineRule="auto"/>
-      <w:contextualSpacing/>
-      <w:jc w:val="center"/>
-    </w:pPr>
-    <w:rPr>
-      <w:rFonts w:asciiTheme="majorHAnsi" w:cstheme="majorBidi" w:eastAsiaTheme="majorEastAsia" w:hAnsiTheme="majorHAnsi"/>
-      <w:sz w:val="56"/>
-      <w:szCs w:val="56"/>
-    </w:rPr>
-  </w:style>
-  <w:style w:customStyle="1" w:styleId="TitleChar" w:type="character">
-    <w:name w:val="Title Char"/>
-    <w:basedOn w:val="DefaultParagraphFont"/>
-    <w:link w:val="Title"/>
-    <w:uiPriority w:val="10"/>
-    <w:rsid w:val="00A10FD9"/>
-    <w:rPr>
-      <w:rFonts w:asciiTheme="majorHAnsi" w:cstheme="majorBidi" w:eastAsiaTheme="majorEastAsia" w:hAnsiTheme="majorHAnsi"/>
-      <w:sz w:val="56"/>
-      <w:szCs w:val="56"/>
-    </w:rPr>
-  </w:style>
-  <w:style w:styleId="Subtitle" w:type="paragraph">
-    <w:name w:val="Subtitle"/>
-    <w:basedOn w:val="Title"/>
-    <w:next w:val="BodyText"/>
-    <w:link w:val="SubtitleChar"/>
-    <w:uiPriority w:val="11"/>
-    <w:qFormat/>
-    <w:rsid w:val="00A10FD9"/>
-    <w:pPr>
-      <w:numPr>
-        <w:ilvl w:val="1"/>
-      </w:numPr>
-    </w:pPr>
-    <w:rPr>
-      <w:rFonts w:cstheme="majorBidi" w:eastAsiaTheme="majorEastAsia"/>
-      <w:spacing w:val="15"/>
-      <w:sz w:val="28"/>
-      <w:szCs w:val="28"/>
-    </w:rPr>
-  </w:style>
-  <w:style w:customStyle="1" w:styleId="SubtitleChar" w:type="character">
-    <w:name w:val="Subtitle Char"/>
-    <w:basedOn w:val="DefaultParagraphFont"/>
-    <w:link w:val="Subtitle"/>
-    <w:uiPriority w:val="11"/>
-    <w:rsid w:val="00A10FD9"/>
-    <w:rPr>
-      <w:rFonts w:cstheme="majorBidi" w:eastAsiaTheme="majorEastAsia"/>
-      <w:color w:themeColor="text1" w:themeTint="A6" w:val="595959"/>
-      <w:spacing w:val="15"/>
-      <w:sz w:val="28"/>
-      <w:szCs w:val="28"/>
-    </w:rPr>
-  </w:style>
-  <w:style w:customStyle="1" w:styleId="Author" w:type="paragraph">
-    <w:name w:val="Author"/>
-    <w:basedOn w:val="Title"/>
-    <w:next w:val="BodyText"/>
-    <w:qFormat/>
-    <w:pPr>
-      <w:keepNext/>
-      <w:keepLines/>
-    </w:pPr>
-    <w:rPr>
-      <w:sz w:val="24"/>
-      <w:szCs w:val="24"/>
-    </w:rPr>
-  </w:style>
-  <w:style w:styleId="Date" w:type="paragraph">
-    <w:name w:val="Date"/>
-    <w:basedOn w:val="Title"/>
-    <w:next w:val="BodyText"/>
-    <w:qFormat/>
-    <w:pPr>
-      <w:keepNext/>
-      <w:keepLines/>
-    </w:pPr>
-    <w:rPr>
-      <w:sz w:val="24"/>
-      <w:szCs w:val="24"/>
-    </w:rPr>
-  </w:style>
-  <w:style w:customStyle="1" w:styleId="AbstractTitle" w:type="paragraph">
-    <w:name w:val="Abstract Title"/>
-    <w:basedOn w:val="Normal"/>
-    <w:next w:val="Abstract"/>
-    <w:qFormat/>
-    <w:pPr>
-      <w:keepNext/>
-      <w:keepLines/>
-      <w:spacing w:after="0" w:before="300"/>
-      <w:jc w:val="center"/>
-    </w:pPr>
-    <w:rPr>
-      <w:b/>
-      <w:sz w:val="20"/>
-      <w:szCs w:val="20"/>
-    </w:rPr>
-  </w:style>
-  <w:style w:customStyle="1" w:styleId="Abstract" w:type="paragraph">
-    <w:name w:val="Abstract"/>
-    <w:basedOn w:val="Normal"/>
-    <w:next w:val="BodyText"/>
-    <w:qFormat/>
-    <w:pPr>
-      <w:keepNext/>
-      <w:keepLines/>
-      <w:spacing w:after="300" w:before="100"/>
-    </w:pPr>
-    <w:rPr>
-      <w:sz w:val="20"/>
-      <w:szCs w:val="20"/>
-    </w:rPr>
-  </w:style>
-  <w:style w:styleId="Bibliography" w:type="paragraph">
-    <w:name w:val="Bibliography"/>
-    <w:basedOn w:val="Normal"/>
-    <w:next w:val="Bibliography"/>
-    <w:qFormat/>
-    <w:pPr/>
-    <w:rPr/>
-  </w:style>
   <w:style w:styleId="Heading1" w:type="paragraph">
     <w:name w:val="heading 1"/>
     <w:basedOn w:val="Normal"/>
-    <w:next w:val="BodyText"/>
+    <w:next w:val="Normal"/>
     <w:link w:val="Heading1Char"/>
     <w:uiPriority w:val="9"/>
     <w:qFormat/>
-    <w:rsid w:val="00A10FD9"/>
+    <w:rsid w:val="00846576"/>
     <w:pPr>
       <w:keepNext/>
       <w:keepLines/>
@@ -4852,21 +5072,22 @@
     </w:pPr>
     <w:rPr>
       <w:rFonts w:asciiTheme="majorHAnsi" w:cstheme="majorBidi" w:eastAsiaTheme="majorEastAsia" w:hAnsiTheme="majorHAnsi"/>
-      <w:color w:themeColor="accent1" w:themeShade="BF" w:val="0F4761"/>
-      <w:sz w:val="40"/>
+      <w:b/>
+      <w:color w:val="002147"/>
+      <w:sz w:val="28"/>
       <w:szCs w:val="40"/>
     </w:rPr>
   </w:style>
   <w:style w:styleId="Heading2" w:type="paragraph">
     <w:name w:val="heading 2"/>
     <w:basedOn w:val="Normal"/>
-    <w:next w:val="BodyText"/>
+    <w:next w:val="Normal"/>
     <w:link w:val="Heading2Char"/>
     <w:uiPriority w:val="9"/>
     <w:semiHidden/>
     <w:unhideWhenUsed/>
     <w:qFormat/>
-    <w:rsid w:val="00A10FD9"/>
+    <w:rsid w:val="00846576"/>
     <w:pPr>
       <w:keepNext/>
       <w:keepLines/>
@@ -4875,21 +5096,19 @@
     </w:pPr>
     <w:rPr>
       <w:rFonts w:asciiTheme="majorHAnsi" w:cstheme="majorBidi" w:eastAsiaTheme="majorEastAsia" w:hAnsiTheme="majorHAnsi"/>
-      <w:color w:themeColor="accent1" w:themeShade="BF" w:val="0F4761"/>
-      <w:sz w:val="32"/>
+      <w:color w:val="002147"/>
       <w:szCs w:val="32"/>
     </w:rPr>
   </w:style>
   <w:style w:styleId="Heading3" w:type="paragraph">
     <w:name w:val="heading 3"/>
     <w:basedOn w:val="Normal"/>
-    <w:next w:val="BodyText"/>
+    <w:next w:val="Normal"/>
     <w:link w:val="Heading3Char"/>
     <w:uiPriority w:val="9"/>
-    <w:semiHidden/>
     <w:unhideWhenUsed/>
     <w:qFormat/>
-    <w:rsid w:val="00A10FD9"/>
+    <w:rsid w:val="00846576"/>
     <w:pPr>
       <w:keepNext/>
       <w:keepLines/>
@@ -4897,22 +5116,22 @@
       <w:outlineLvl w:val="2"/>
     </w:pPr>
     <w:rPr>
-      <w:rFonts w:cstheme="majorBidi" w:eastAsiaTheme="majorEastAsia"/>
-      <w:color w:themeColor="accent1" w:themeShade="BF" w:val="0F4761"/>
-      <w:sz w:val="28"/>
+      <w:rFonts w:asciiTheme="minorHAnsi" w:cstheme="majorBidi" w:eastAsiaTheme="majorEastAsia" w:hAnsiTheme="minorHAnsi"/>
+      <w:color w:val="002147"/>
+      <w:sz w:val="22"/>
       <w:szCs w:val="28"/>
     </w:rPr>
   </w:style>
   <w:style w:styleId="Heading4" w:type="paragraph">
     <w:name w:val="heading 4"/>
     <w:basedOn w:val="Normal"/>
-    <w:next w:val="BodyText"/>
+    <w:next w:val="Normal"/>
     <w:link w:val="Heading4Char"/>
     <w:uiPriority w:val="9"/>
     <w:semiHidden/>
     <w:unhideWhenUsed/>
     <w:qFormat/>
-    <w:rsid w:val="00A10FD9"/>
+    <w:rsid w:val="00846576"/>
     <w:pPr>
       <w:keepNext/>
       <w:keepLines/>
@@ -4920,22 +5139,21 @@
       <w:outlineLvl w:val="3"/>
     </w:pPr>
     <w:rPr>
-      <w:rFonts w:cstheme="majorBidi" w:eastAsiaTheme="majorEastAsia"/>
-      <w:i/>
+      <w:rFonts w:asciiTheme="minorHAnsi" w:cstheme="majorBidi" w:eastAsiaTheme="majorEastAsia" w:hAnsiTheme="minorHAnsi"/>
       <w:iCs/>
-      <w:color w:themeColor="accent1" w:themeShade="BF" w:val="0F4761"/>
+      <w:color w:val="002147"/>
     </w:rPr>
   </w:style>
   <w:style w:styleId="Heading5" w:type="paragraph">
     <w:name w:val="heading 5"/>
     <w:basedOn w:val="Normal"/>
-    <w:next w:val="BodyText"/>
+    <w:next w:val="Normal"/>
     <w:link w:val="Heading5Char"/>
     <w:uiPriority w:val="9"/>
     <w:semiHidden/>
     <w:unhideWhenUsed/>
     <w:qFormat/>
-    <w:rsid w:val="00A10FD9"/>
+    <w:rsid w:val="00AF5CF1"/>
     <w:pPr>
       <w:keepNext/>
       <w:keepLines/>
@@ -4943,29 +5161,28 @@
       <w:outlineLvl w:val="4"/>
     </w:pPr>
     <w:rPr>
-      <w:rFonts w:cstheme="majorBidi" w:eastAsiaTheme="majorEastAsia"/>
-      <w:color w:themeColor="accent1" w:themeShade="BF" w:val="0F4761"/>
+      <w:rFonts w:asciiTheme="minorHAnsi" w:cstheme="majorBidi" w:eastAsiaTheme="majorEastAsia" w:hAnsiTheme="minorHAnsi"/>
+      <w:color w:val="002147"/>
     </w:rPr>
   </w:style>
   <w:style w:styleId="Heading6" w:type="paragraph">
     <w:name w:val="heading 6"/>
     <w:basedOn w:val="Normal"/>
-    <w:next w:val="BodyText"/>
+    <w:next w:val="Normal"/>
     <w:link w:val="Heading6Char"/>
     <w:uiPriority w:val="9"/>
     <w:semiHidden/>
     <w:unhideWhenUsed/>
     <w:qFormat/>
-    <w:rsid w:val="00A10FD9"/>
+    <w:rsid w:val="00846576"/>
     <w:pPr>
       <w:keepNext/>
       <w:keepLines/>
-      <w:spacing w:after="0" w:before="40"/>
+      <w:spacing w:before="40"/>
       <w:outlineLvl w:val="5"/>
     </w:pPr>
     <w:rPr>
-      <w:rFonts w:cstheme="majorBidi" w:eastAsiaTheme="majorEastAsia"/>
-      <w:i/>
+      <w:rFonts w:asciiTheme="minorHAnsi" w:cstheme="majorBidi" w:eastAsiaTheme="majorEastAsia" w:hAnsiTheme="minorHAnsi"/>
       <w:iCs/>
       <w:color w:themeColor="text1" w:themeTint="A6" w:val="595959"/>
     </w:rPr>
@@ -4973,43 +5190,41 @@
   <w:style w:styleId="Heading7" w:type="paragraph">
     <w:name w:val="heading 7"/>
     <w:basedOn w:val="Normal"/>
-    <w:next w:val="BodyText"/>
+    <w:next w:val="Normal"/>
     <w:link w:val="Heading7Char"/>
     <w:uiPriority w:val="9"/>
     <w:semiHidden/>
     <w:unhideWhenUsed/>
     <w:qFormat/>
-    <w:rsid w:val="00A10FD9"/>
+    <w:rsid w:val="00AF5CF1"/>
     <w:pPr>
       <w:keepNext/>
       <w:keepLines/>
-      <w:spacing w:after="0" w:before="40"/>
+      <w:spacing w:before="40"/>
       <w:outlineLvl w:val="6"/>
     </w:pPr>
     <w:rPr>
-      <w:rFonts w:cstheme="majorBidi" w:eastAsiaTheme="majorEastAsia"/>
+      <w:rFonts w:asciiTheme="minorHAnsi" w:cstheme="majorBidi" w:eastAsiaTheme="majorEastAsia" w:hAnsiTheme="minorHAnsi"/>
       <w:color w:themeColor="text1" w:themeTint="A6" w:val="595959"/>
     </w:rPr>
   </w:style>
   <w:style w:styleId="Heading8" w:type="paragraph">
     <w:name w:val="heading 8"/>
     <w:basedOn w:val="Normal"/>
-    <w:next w:val="BodyText"/>
+    <w:next w:val="Normal"/>
     <w:link w:val="Heading8Char"/>
     <w:uiPriority w:val="9"/>
     <w:semiHidden/>
     <w:unhideWhenUsed/>
     <w:qFormat/>
-    <w:rsid w:val="00A10FD9"/>
+    <w:rsid w:val="00846576"/>
     <w:pPr>
       <w:keepNext/>
       <w:keepLines/>
-      <w:spacing w:after="0"/>
       <w:outlineLvl w:val="7"/>
     </w:pPr>
     <w:rPr>
-      <w:rFonts w:cstheme="majorBidi" w:eastAsiaTheme="majorEastAsia"/>
-      <w:i/>
+      <w:rFonts w:asciiTheme="minorHAnsi" w:cstheme="majorBidi" w:eastAsiaTheme="majorEastAsia" w:hAnsiTheme="minorHAnsi"/>
       <w:iCs/>
       <w:color w:themeColor="text1" w:themeTint="D8" w:val="272727"/>
     </w:rPr>
@@ -5017,186 +5232,35 @@
   <w:style w:styleId="Heading9" w:type="paragraph">
     <w:name w:val="heading 9"/>
     <w:basedOn w:val="Normal"/>
-    <w:next w:val="BodyText"/>
+    <w:next w:val="Normal"/>
     <w:link w:val="Heading9Char"/>
     <w:uiPriority w:val="9"/>
     <w:semiHidden/>
     <w:unhideWhenUsed/>
     <w:qFormat/>
-    <w:rsid w:val="00A10FD9"/>
+    <w:rsid w:val="00846576"/>
     <w:pPr>
       <w:keepNext/>
       <w:keepLines/>
-      <w:spacing w:after="0"/>
       <w:outlineLvl w:val="8"/>
     </w:pPr>
     <w:rPr>
-      <w:rFonts w:cstheme="majorBidi" w:eastAsiaTheme="majorEastAsia"/>
+      <w:rFonts w:asciiTheme="minorHAnsi" w:cstheme="majorBidi" w:eastAsiaTheme="majorEastAsia" w:hAnsiTheme="minorHAnsi"/>
       <w:color w:themeColor="text1" w:themeTint="D8" w:val="272727"/>
-    </w:rPr>
-  </w:style>
-  <w:style w:customStyle="1" w:styleId="Heading1Char" w:type="character">
-    <w:name w:val="Heading 1 Char"/>
-    <w:basedOn w:val="DefaultParagraphFont"/>
-    <w:link w:val="Heading1"/>
-    <w:uiPriority w:val="9"/>
-    <w:rsid w:val="00A10FD9"/>
-    <w:rPr>
-      <w:rFonts w:asciiTheme="majorHAnsi" w:cstheme="majorBidi" w:eastAsiaTheme="majorEastAsia" w:hAnsiTheme="majorHAnsi"/>
-      <w:color w:themeColor="accent1" w:themeShade="BF" w:val="0F4761"/>
-      <w:sz w:val="40"/>
-      <w:szCs w:val="40"/>
-    </w:rPr>
-  </w:style>
-  <w:style w:customStyle="1" w:styleId="Heading2Char" w:type="character">
-    <w:name w:val="Heading 2 Char"/>
-    <w:basedOn w:val="DefaultParagraphFont"/>
-    <w:link w:val="Heading2"/>
-    <w:uiPriority w:val="9"/>
-    <w:semiHidden/>
-    <w:rsid w:val="00A10FD9"/>
-    <w:rPr>
-      <w:rFonts w:asciiTheme="majorHAnsi" w:cstheme="majorBidi" w:eastAsiaTheme="majorEastAsia" w:hAnsiTheme="majorHAnsi"/>
-      <w:color w:themeColor="accent1" w:themeShade="BF" w:val="0F4761"/>
-      <w:sz w:val="32"/>
-      <w:szCs w:val="32"/>
-    </w:rPr>
-  </w:style>
-  <w:style w:customStyle="1" w:styleId="Heading3Char" w:type="character">
-    <w:name w:val="Heading 3 Char"/>
-    <w:basedOn w:val="DefaultParagraphFont"/>
-    <w:link w:val="Heading3"/>
-    <w:uiPriority w:val="9"/>
-    <w:semiHidden/>
-    <w:rsid w:val="00A10FD9"/>
-    <w:rPr>
-      <w:rFonts w:cstheme="majorBidi" w:eastAsiaTheme="majorEastAsia"/>
-      <w:color w:themeColor="accent1" w:themeShade="BF" w:val="0F4761"/>
-      <w:sz w:val="28"/>
-      <w:szCs w:val="28"/>
-    </w:rPr>
-  </w:style>
-  <w:style w:customStyle="1" w:styleId="Heading4Char" w:type="character">
-    <w:name w:val="Heading 4 Char"/>
-    <w:basedOn w:val="DefaultParagraphFont"/>
-    <w:link w:val="Heading4"/>
-    <w:uiPriority w:val="9"/>
-    <w:semiHidden/>
-    <w:rsid w:val="00A10FD9"/>
-    <w:rPr>
-      <w:rFonts w:cstheme="majorBidi" w:eastAsiaTheme="majorEastAsia"/>
-      <w:i/>
-      <w:iCs/>
-      <w:color w:themeColor="accent1" w:themeShade="BF" w:val="0F4761"/>
-    </w:rPr>
-  </w:style>
-  <w:style w:customStyle="1" w:styleId="Heading5Char" w:type="character">
-    <w:name w:val="Heading 5 Char"/>
-    <w:basedOn w:val="DefaultParagraphFont"/>
-    <w:link w:val="Heading5"/>
-    <w:uiPriority w:val="9"/>
-    <w:semiHidden/>
-    <w:rsid w:val="00A10FD9"/>
-    <w:rPr>
-      <w:rFonts w:cstheme="majorBidi" w:eastAsiaTheme="majorEastAsia"/>
-      <w:color w:themeColor="accent1" w:themeShade="BF" w:val="0F4761"/>
-    </w:rPr>
-  </w:style>
-  <w:style w:customStyle="1" w:styleId="Heading6Char" w:type="character">
-    <w:name w:val="Heading 6 Char"/>
-    <w:basedOn w:val="DefaultParagraphFont"/>
-    <w:link w:val="Heading6"/>
-    <w:uiPriority w:val="9"/>
-    <w:semiHidden/>
-    <w:rsid w:val="00A10FD9"/>
-    <w:rPr>
-      <w:rFonts w:cstheme="majorBidi" w:eastAsiaTheme="majorEastAsia"/>
-      <w:i/>
-      <w:iCs/>
-      <w:color w:themeColor="text1" w:themeTint="A6" w:val="595959"/>
-    </w:rPr>
-  </w:style>
-  <w:style w:customStyle="1" w:styleId="Heading7Char" w:type="character">
-    <w:name w:val="Heading 7 Char"/>
-    <w:basedOn w:val="DefaultParagraphFont"/>
-    <w:link w:val="Heading7"/>
-    <w:uiPriority w:val="9"/>
-    <w:semiHidden/>
-    <w:rsid w:val="00A10FD9"/>
-    <w:rPr>
-      <w:rFonts w:cstheme="majorBidi" w:eastAsiaTheme="majorEastAsia"/>
-      <w:color w:themeColor="text1" w:themeTint="A6" w:val="595959"/>
-    </w:rPr>
-  </w:style>
-  <w:style w:customStyle="1" w:styleId="Heading8Char" w:type="character">
-    <w:name w:val="Heading 8 Char"/>
-    <w:basedOn w:val="DefaultParagraphFont"/>
-    <w:link w:val="Heading8"/>
-    <w:uiPriority w:val="9"/>
-    <w:semiHidden/>
-    <w:rsid w:val="00A10FD9"/>
-    <w:rPr>
-      <w:rFonts w:cstheme="majorBidi" w:eastAsiaTheme="majorEastAsia"/>
-      <w:i/>
-      <w:iCs/>
-      <w:color w:themeColor="text1" w:themeTint="D8" w:val="272727"/>
-    </w:rPr>
-  </w:style>
-  <w:style w:customStyle="1" w:styleId="Heading9Char" w:type="character">
-    <w:name w:val="Heading 9 Char"/>
-    <w:basedOn w:val="DefaultParagraphFont"/>
-    <w:link w:val="Heading9"/>
-    <w:uiPriority w:val="9"/>
-    <w:semiHidden/>
-    <w:rsid w:val="00A10FD9"/>
-    <w:rPr>
-      <w:rFonts w:cstheme="majorBidi" w:eastAsiaTheme="majorEastAsia"/>
-      <w:color w:themeColor="text1" w:themeTint="D8" w:val="272727"/>
-    </w:rPr>
-  </w:style>
-  <w:style w:styleId="BlockText" w:type="paragraph">
-    <w:name w:val="Block Text"/>
-    <w:basedOn w:val="BodyText"/>
-    <w:next w:val="BodyText"/>
-    <w:uiPriority w:val="9"/>
-    <w:unhideWhenUsed/>
-    <w:qFormat/>
-    <w:pPr>
-      <w:spacing w:after="100" w:before="100"/>
-      <w:ind w:firstLine="0" w:left="480" w:right="480"/>
-    </w:pPr>
-  </w:style>
-  <w:style w:styleId="FootnoteText" w:type="paragraph">
-    <w:name w:val="Footnote Text"/>
-    <w:basedOn w:val="Normal"/>
-    <w:next w:val="FootnoteText"/>
-    <w:uiPriority w:val="9"/>
-    <w:unhideWhenUsed/>
-    <w:qFormat/>
-  </w:style>
-  <w:style w:styleId="FootnoteBlockText" w:type="paragraph">
-    <w:name w:val="Footnote Block Text"/>
-    <w:basedOn w:val="FootnoteText"/>
-    <w:next w:val="FootnoteText"/>
-    <w:uiPriority w:val="9"/>
-    <w:unhideWhenUsed/>
-    <w:qFormat/>
-    <w:pPr>
-      <w:spacing w:after="100" w:before="100"/>
-      <w:ind w:firstLine="0" w:left="480" w:right="480"/>
-    </w:pPr>
+      <w:sz w:val="22"/>
+    </w:rPr>
   </w:style>
   <w:style w:default="1" w:styleId="DefaultParagraphFont" w:type="character">
     <w:name w:val="Default Paragraph Font"/>
+    <w:uiPriority w:val="1"/>
     <w:semiHidden/>
     <w:unhideWhenUsed/>
   </w:style>
-  <w:style w:default="1" w:styleId="Table" w:type="table">
-    <w:name w:val="Table"/>
-    <w:basedOn w:val="TableNormal"/>
+  <w:style w:default="1" w:styleId="TableNormal" w:type="table">
+    <w:name w:val="Normal Table"/>
+    <w:uiPriority w:val="99"/>
     <w:semiHidden/>
     <w:unhideWhenUsed/>
-    <w:qFormat/>
     <w:tblPr>
       <w:tblInd w:type="dxa" w:w="0"/>
       <w:tblCellMar>
@@ -5206,374 +5270,630 @@
         <w:right w:type="dxa" w:w="108"/>
       </w:tblCellMar>
     </w:tblPr>
-    <w:tblStylePr w:type="firstRow">
-      <w:tcPr>
-        <w:tcBorders>
-          <w:bottom w:val="single"/>
-        </w:tcBorders>
-        <w:vAlign w:val="bottom"/>
-      </w:tcPr>
-    </w:tblStylePr>
-  </w:style>
-  <w:style w:customStyle="1" w:styleId="DefinitionTerm" w:type="paragraph">
-    <w:name w:val="Definition Term"/>
+  </w:style>
+  <w:style w:default="1" w:styleId="NoList" w:type="numbering">
+    <w:name w:val="No List"/>
+    <w:uiPriority w:val="99"/>
+    <w:semiHidden/>
+    <w:unhideWhenUsed/>
+  </w:style>
+  <w:style w:customStyle="1" w:styleId="Heading1Char" w:type="character">
+    <w:name w:val="Heading 1 Char"/>
+    <w:basedOn w:val="DefaultParagraphFont"/>
+    <w:link w:val="Heading1"/>
+    <w:uiPriority w:val="9"/>
+    <w:rsid w:val="00846576"/>
+    <w:rPr>
+      <w:rFonts w:asciiTheme="majorHAnsi" w:cstheme="majorBidi" w:eastAsiaTheme="majorEastAsia" w:hAnsiTheme="majorHAnsi"/>
+      <w:b/>
+      <w:color w:val="002147"/>
+      <w:sz w:val="28"/>
+      <w:szCs w:val="40"/>
+    </w:rPr>
+  </w:style>
+  <w:style w:customStyle="1" w:styleId="Heading2Char" w:type="character">
+    <w:name w:val="Heading 2 Char"/>
+    <w:basedOn w:val="DefaultParagraphFont"/>
+    <w:link w:val="Heading2"/>
+    <w:uiPriority w:val="9"/>
+    <w:semiHidden/>
+    <w:rsid w:val="00846576"/>
+    <w:rPr>
+      <w:rFonts w:asciiTheme="majorHAnsi" w:cstheme="majorBidi" w:eastAsiaTheme="majorEastAsia" w:hAnsiTheme="majorHAnsi"/>
+      <w:color w:val="002147"/>
+      <w:szCs w:val="32"/>
+    </w:rPr>
+  </w:style>
+  <w:style w:customStyle="1" w:styleId="Heading3Char" w:type="character">
+    <w:name w:val="Heading 3 Char"/>
+    <w:basedOn w:val="DefaultParagraphFont"/>
+    <w:link w:val="Heading3"/>
+    <w:uiPriority w:val="9"/>
+    <w:rsid w:val="00846576"/>
+    <w:rPr>
+      <w:rFonts w:asciiTheme="minorHAnsi" w:cstheme="majorBidi" w:eastAsiaTheme="majorEastAsia" w:hAnsiTheme="minorHAnsi"/>
+      <w:color w:val="002147"/>
+      <w:sz w:val="22"/>
+      <w:szCs w:val="28"/>
+    </w:rPr>
+  </w:style>
+  <w:style w:customStyle="1" w:styleId="Heading4Char" w:type="character">
+    <w:name w:val="Heading 4 Char"/>
+    <w:basedOn w:val="DefaultParagraphFont"/>
+    <w:link w:val="Heading4"/>
+    <w:uiPriority w:val="9"/>
+    <w:semiHidden/>
+    <w:rsid w:val="00846576"/>
+    <w:rPr>
+      <w:rFonts w:asciiTheme="minorHAnsi" w:cstheme="majorBidi" w:eastAsiaTheme="majorEastAsia" w:hAnsiTheme="minorHAnsi"/>
+      <w:iCs/>
+      <w:color w:val="002147"/>
+    </w:rPr>
+  </w:style>
+  <w:style w:customStyle="1" w:styleId="Heading5Char" w:type="character">
+    <w:name w:val="Heading 5 Char"/>
+    <w:basedOn w:val="DefaultParagraphFont"/>
+    <w:link w:val="Heading5"/>
+    <w:uiPriority w:val="9"/>
+    <w:semiHidden/>
+    <w:rsid w:val="00AF5CF1"/>
+    <w:rPr>
+      <w:rFonts w:asciiTheme="minorHAnsi" w:cstheme="majorBidi" w:eastAsiaTheme="majorEastAsia" w:hAnsiTheme="minorHAnsi"/>
+      <w:color w:val="002147"/>
+    </w:rPr>
+  </w:style>
+  <w:style w:customStyle="1" w:styleId="Heading6Char" w:type="character">
+    <w:name w:val="Heading 6 Char"/>
+    <w:basedOn w:val="DefaultParagraphFont"/>
+    <w:link w:val="Heading6"/>
+    <w:uiPriority w:val="9"/>
+    <w:semiHidden/>
+    <w:rsid w:val="00846576"/>
+    <w:rPr>
+      <w:rFonts w:asciiTheme="minorHAnsi" w:cstheme="majorBidi" w:eastAsiaTheme="majorEastAsia" w:hAnsiTheme="minorHAnsi"/>
+      <w:iCs/>
+      <w:color w:themeColor="text1" w:themeTint="A6" w:val="595959"/>
+    </w:rPr>
+  </w:style>
+  <w:style w:customStyle="1" w:styleId="Heading7Char" w:type="character">
+    <w:name w:val="Heading 7 Char"/>
+    <w:basedOn w:val="DefaultParagraphFont"/>
+    <w:link w:val="Heading7"/>
+    <w:uiPriority w:val="9"/>
+    <w:semiHidden/>
+    <w:rsid w:val="00AF5CF1"/>
+    <w:rPr>
+      <w:rFonts w:asciiTheme="minorHAnsi" w:cstheme="majorBidi" w:eastAsiaTheme="majorEastAsia" w:hAnsiTheme="minorHAnsi"/>
+      <w:color w:themeColor="text1" w:themeTint="A6" w:val="595959"/>
+    </w:rPr>
+  </w:style>
+  <w:style w:customStyle="1" w:styleId="Heading8Char" w:type="character">
+    <w:name w:val="Heading 8 Char"/>
+    <w:basedOn w:val="DefaultParagraphFont"/>
+    <w:link w:val="Heading8"/>
+    <w:uiPriority w:val="9"/>
+    <w:semiHidden/>
+    <w:rsid w:val="00846576"/>
+    <w:rPr>
+      <w:rFonts w:asciiTheme="minorHAnsi" w:cstheme="majorBidi" w:eastAsiaTheme="majorEastAsia" w:hAnsiTheme="minorHAnsi"/>
+      <w:iCs/>
+      <w:color w:themeColor="text1" w:themeTint="D8" w:val="272727"/>
+    </w:rPr>
+  </w:style>
+  <w:style w:customStyle="1" w:styleId="Heading9Char" w:type="character">
+    <w:name w:val="Heading 9 Char"/>
+    <w:basedOn w:val="DefaultParagraphFont"/>
+    <w:link w:val="Heading9"/>
+    <w:uiPriority w:val="9"/>
+    <w:semiHidden/>
+    <w:rsid w:val="00846576"/>
+    <w:rPr>
+      <w:rFonts w:asciiTheme="minorHAnsi" w:cstheme="majorBidi" w:eastAsiaTheme="majorEastAsia" w:hAnsiTheme="minorHAnsi"/>
+      <w:color w:themeColor="text1" w:themeTint="D8" w:val="272727"/>
+      <w:sz w:val="22"/>
+    </w:rPr>
+  </w:style>
+  <w:style w:styleId="Title" w:type="paragraph">
+    <w:name w:val="Title"/>
     <w:basedOn w:val="Normal"/>
-    <w:next w:val="Definition"/>
+    <w:next w:val="Normal"/>
+    <w:link w:val="TitleChar"/>
+    <w:uiPriority w:val="10"/>
+    <w:qFormat/>
+    <w:rsid w:val="00AF5CF1"/>
     <w:pPr>
-      <w:keepNext/>
-      <w:keepLines/>
-      <w:spacing w:after="0"/>
+      <w:spacing w:after="80"/>
+      <w:contextualSpacing/>
     </w:pPr>
     <w:rPr>
+      <w:rFonts w:asciiTheme="majorHAnsi" w:cstheme="majorBidi" w:eastAsiaTheme="majorEastAsia" w:hAnsiTheme="majorHAnsi"/>
+      <w:spacing w:val="-10"/>
+      <w:kern w:val="28"/>
+      <w:sz w:val="40"/>
+      <w:szCs w:val="40"/>
+    </w:rPr>
+  </w:style>
+  <w:style w:customStyle="1" w:styleId="TitleChar" w:type="character">
+    <w:name w:val="Title Char"/>
+    <w:basedOn w:val="DefaultParagraphFont"/>
+    <w:link w:val="Title"/>
+    <w:uiPriority w:val="10"/>
+    <w:rsid w:val="00AF5CF1"/>
+    <w:rPr>
+      <w:rFonts w:asciiTheme="majorHAnsi" w:cstheme="majorBidi" w:eastAsiaTheme="majorEastAsia" w:hAnsiTheme="majorHAnsi"/>
+      <w:spacing w:val="-10"/>
+      <w:kern w:val="28"/>
+      <w:sz w:val="40"/>
+      <w:szCs w:val="40"/>
+    </w:rPr>
+  </w:style>
+  <w:style w:styleId="Subtitle" w:type="paragraph">
+    <w:name w:val="Subtitle"/>
+    <w:basedOn w:val="Normal"/>
+    <w:next w:val="Normal"/>
+    <w:link w:val="SubtitleChar"/>
+    <w:uiPriority w:val="11"/>
+    <w:qFormat/>
+    <w:rsid w:val="00AF5CF1"/>
+    <w:pPr>
+      <w:numPr>
+        <w:ilvl w:val="1"/>
+      </w:numPr>
+      <w:spacing w:after="160"/>
+    </w:pPr>
+    <w:rPr>
+      <w:rFonts w:asciiTheme="minorHAnsi" w:cstheme="majorBidi" w:eastAsiaTheme="majorEastAsia" w:hAnsiTheme="minorHAnsi"/>
+      <w:color w:themeColor="text1" w:themeTint="A6" w:val="595959"/>
+      <w:spacing w:val="15"/>
+      <w:sz w:val="28"/>
+      <w:szCs w:val="28"/>
+    </w:rPr>
+  </w:style>
+  <w:style w:customStyle="1" w:styleId="SubtitleChar" w:type="character">
+    <w:name w:val="Subtitle Char"/>
+    <w:basedOn w:val="DefaultParagraphFont"/>
+    <w:link w:val="Subtitle"/>
+    <w:uiPriority w:val="11"/>
+    <w:rsid w:val="00AF5CF1"/>
+    <w:rPr>
+      <w:rFonts w:asciiTheme="minorHAnsi" w:cstheme="majorBidi" w:eastAsiaTheme="majorEastAsia" w:hAnsiTheme="minorHAnsi"/>
+      <w:color w:themeColor="text1" w:themeTint="A6" w:val="595959"/>
+      <w:spacing w:val="15"/>
+      <w:sz w:val="28"/>
+      <w:szCs w:val="28"/>
+    </w:rPr>
+  </w:style>
+  <w:style w:styleId="Quote" w:type="paragraph">
+    <w:name w:val="Quote"/>
+    <w:basedOn w:val="Normal"/>
+    <w:next w:val="Normal"/>
+    <w:link w:val="QuoteChar"/>
+    <w:uiPriority w:val="29"/>
+    <w:qFormat/>
+    <w:rsid w:val="00AF5CF1"/>
+    <w:pPr>
+      <w:spacing w:after="160" w:before="160"/>
+      <w:jc w:val="center"/>
+    </w:pPr>
+    <w:rPr>
+      <w:i/>
+      <w:iCs/>
+      <w:color w:themeColor="text1" w:themeTint="BF" w:val="404040"/>
+    </w:rPr>
+  </w:style>
+  <w:style w:customStyle="1" w:styleId="QuoteChar" w:type="character">
+    <w:name w:val="Quote Char"/>
+    <w:basedOn w:val="DefaultParagraphFont"/>
+    <w:link w:val="Quote"/>
+    <w:uiPriority w:val="29"/>
+    <w:rsid w:val="00AF5CF1"/>
+    <w:rPr>
+      <w:i/>
+      <w:iCs/>
+      <w:color w:themeColor="text1" w:themeTint="BF" w:val="404040"/>
+    </w:rPr>
+  </w:style>
+  <w:style w:styleId="ListParagraph" w:type="paragraph">
+    <w:name w:val="List Paragraph"/>
+    <w:basedOn w:val="Normal"/>
+    <w:uiPriority w:val="34"/>
+    <w:qFormat/>
+    <w:rsid w:val="00AF5CF1"/>
+    <w:pPr>
+      <w:ind w:left="720"/>
+      <w:contextualSpacing/>
+    </w:pPr>
+  </w:style>
+  <w:style w:styleId="IntenseEmphasis" w:type="character">
+    <w:name w:val="Intense Emphasis"/>
+    <w:basedOn w:val="DefaultParagraphFont"/>
+    <w:uiPriority w:val="21"/>
+    <w:qFormat/>
+    <w:rsid w:val="00AF5CF1"/>
+    <w:rPr>
+      <w:i/>
+      <w:iCs/>
+      <w:color w:val="002147"/>
+    </w:rPr>
+  </w:style>
+  <w:style w:styleId="IntenseQuote" w:type="paragraph">
+    <w:name w:val="Intense Quote"/>
+    <w:basedOn w:val="Normal"/>
+    <w:next w:val="Normal"/>
+    <w:link w:val="IntenseQuoteChar"/>
+    <w:uiPriority w:val="30"/>
+    <w:qFormat/>
+    <w:rsid w:val="00AF5CF1"/>
+    <w:pPr>
+      <w:pBdr>
+        <w:top w:color="002147" w:space="10" w:sz="4" w:val="single"/>
+        <w:bottom w:color="002147" w:space="10" w:sz="4" w:val="single"/>
+      </w:pBdr>
+      <w:spacing w:after="360" w:before="360"/>
+      <w:ind w:left="864" w:right="864"/>
+      <w:jc w:val="center"/>
+    </w:pPr>
+    <w:rPr>
+      <w:i/>
+      <w:iCs/>
+      <w:color w:val="002147"/>
+    </w:rPr>
+  </w:style>
+  <w:style w:customStyle="1" w:styleId="IntenseQuoteChar" w:type="character">
+    <w:name w:val="Intense Quote Char"/>
+    <w:basedOn w:val="DefaultParagraphFont"/>
+    <w:link w:val="IntenseQuote"/>
+    <w:uiPriority w:val="30"/>
+    <w:rsid w:val="00AF5CF1"/>
+    <w:rPr>
+      <w:i/>
+      <w:iCs/>
+      <w:color w:val="002147"/>
+    </w:rPr>
+  </w:style>
+  <w:style w:styleId="IntenseReference" w:type="character">
+    <w:name w:val="Intense Reference"/>
+    <w:basedOn w:val="DefaultParagraphFont"/>
+    <w:uiPriority w:val="32"/>
+    <w:qFormat/>
+    <w:rsid w:val="00AF5CF1"/>
+    <w:rPr>
       <w:b/>
-    </w:rPr>
-  </w:style>
-  <w:style w:customStyle="1" w:styleId="Definition" w:type="paragraph">
-    <w:name w:val="Definition"/>
+      <w:bCs/>
+      <w:smallCaps/>
+      <w:color w:val="002147"/>
+      <w:spacing w:val="5"/>
+    </w:rPr>
+  </w:style>
+  <w:style w:styleId="HTMLCode" w:type="character">
+    <w:name w:val="HTML Code"/>
+    <w:basedOn w:val="DefaultParagraphFont"/>
+    <w:uiPriority w:val="99"/>
+    <w:unhideWhenUsed/>
+    <w:rsid w:val="00771E03"/>
+    <w:rPr>
+      <w:rFonts w:ascii="Consolas" w:cs="Consolas" w:hAnsi="Consolas"/>
+      <w:sz w:val="18"/>
+      <w:szCs w:val="20"/>
+    </w:rPr>
+  </w:style>
+  <w:style w:customStyle="1" w:styleId="Code" w:type="paragraph">
+    <w:name w:val="Code"/>
     <w:basedOn w:val="Normal"/>
-  </w:style>
-  <w:style w:styleId="Caption" w:type="paragraph">
-    <w:name w:val="Caption"/>
+    <w:next w:val="Normal"/>
+    <w:qFormat/>
+    <w:rsid w:val="00BC28E9"/>
+    <w:pPr>
+      <w:pBdr>
+        <w:top w:color="FF0000" w:space="1" w:sz="8" w:val="single"/>
+        <w:left w:color="FF0000" w:space="4" w:sz="8" w:val="single"/>
+        <w:bottom w:color="FF0000" w:space="1" w:sz="8" w:val="single"/>
+        <w:right w:color="FF0000" w:space="4" w:sz="8" w:val="single"/>
+      </w:pBdr>
+      <w:shd w:color="auto" w:fill="auto" w:val="pct15"/>
+      <w:spacing w:after="120" w:before="120"/>
+      <w:ind w:left="432" w:right="432"/>
+    </w:pPr>
+    <w:rPr>
+      <w:rFonts w:ascii="Courier New" w:hAnsi="Courier New"/>
+      <w:sz w:val="18"/>
+    </w:rPr>
+  </w:style>
+  <w:style w:customStyle="1" w:styleId="SourceCode" w:type="paragraph">
+    <w:name w:val="Source Code"/>
     <w:basedOn w:val="Normal"/>
-    <w:link w:val="BodyTextChar"/>
+    <w:qFormat/>
+    <w:rsid w:val="00771E03"/>
     <w:pPr>
-      <w:spacing w:after="120" w:before="0"/>
+      <w:pBdr>
+        <w:top w:color="auto" w:space="1" w:sz="8" w:val="single"/>
+        <w:left w:color="auto" w:space="4" w:sz="8" w:val="single"/>
+        <w:bottom w:color="auto" w:space="1" w:sz="8" w:val="single"/>
+        <w:right w:color="auto" w:space="4" w:sz="8" w:val="single"/>
+      </w:pBdr>
+      <w:shd w:color="auto" w:fill="auto" w:val="pct15"/>
+      <w:spacing w:after="240" w:before="240"/>
+      <w:ind w:left="432" w:right="432"/>
     </w:pPr>
     <w:rPr>
-      <w:i/>
-    </w:rPr>
-  </w:style>
-  <w:style w:customStyle="1" w:styleId="TableCaption" w:type="paragraph">
-    <w:name w:val="Table Caption"/>
-    <w:basedOn w:val="Caption"/>
+      <w:rFonts w:ascii="Courier New" w:hAnsi="Courier New"/>
+      <w:sz w:val="20"/>
+    </w:rPr>
+  </w:style>
+  <w:style w:customStyle="1" w:styleId="Verbatim" w:type="paragraph">
+    <w:name w:val="Verbatim"/>
+    <w:basedOn w:val="Normal"/>
+    <w:qFormat/>
+    <w:rsid w:val="00771E03"/>
     <w:pPr>
-      <w:keepNext/>
+      <w:shd w:color="auto" w:fill="auto" w:val="pct15"/>
+      <w:spacing w:after="240" w:before="240"/>
+      <w:ind w:left="432" w:right="432"/>
     </w:pPr>
-  </w:style>
-  <w:style w:customStyle="1" w:styleId="ImageCaption" w:type="paragraph">
-    <w:name w:val="Image Caption"/>
-    <w:basedOn w:val="Caption"/>
-  </w:style>
-  <w:style w:customStyle="1" w:styleId="Figure" w:type="paragraph">
-    <w:name w:val="Figure"/>
+    <w:rPr>
+      <w:rFonts w:ascii="Courier New" w:hAnsi="Courier New"/>
+      <w:sz w:val="18"/>
+    </w:rPr>
+  </w:style>
+  <w:style w:customStyle="1" w:styleId="CodeBlock" w:type="paragraph">
+    <w:name w:val="Code Block"/>
+    <w:basedOn w:val="Verbatim"/>
+    <w:qFormat/>
+    <w:rsid w:val="00BC28E9"/>
+  </w:style>
+  <w:style w:styleId="CommentText" w:type="paragraph">
+    <w:name w:val="annotation text"/>
     <w:basedOn w:val="Normal"/>
-  </w:style>
-  <w:style w:customStyle="1" w:styleId="CaptionedFigure" w:type="paragraph">
-    <w:name w:val="Captioned Figure"/>
-    <w:basedOn w:val="Figure"/>
-    <w:pPr>
-      <w:keepNext/>
-    </w:pPr>
-  </w:style>
-  <w:style w:customStyle="1" w:styleId="BodyTextChar" w:type="character">
-    <w:name w:val="Body Text Char"/>
+    <w:link w:val="CommentTextChar"/>
+    <w:uiPriority w:val="99"/>
+    <w:unhideWhenUsed/>
+    <w:rsid w:val="00771E03"/>
+    <w:rPr>
+      <w:sz w:val="20"/>
+      <w:szCs w:val="20"/>
+    </w:rPr>
+  </w:style>
+  <w:style w:customStyle="1" w:styleId="CommentTextChar" w:type="character">
+    <w:name w:val="Comment Text Char"/>
     <w:basedOn w:val="DefaultParagraphFont"/>
-    <w:link w:val="BodyText"/>
-  </w:style>
-  <w:style w:customStyle="1" w:styleId="VerbatimChar" w:type="character">
-    <w:name w:val="Verbatim Char"/>
-    <w:basedOn w:val="BodyTextChar"/>
-    <w:rPr>
-      <w:rFonts w:ascii="Consolas" w:hAnsi="Consolas"/>
-      <w:sz w:val="22"/>
-    </w:rPr>
-  </w:style>
-  <w:style w:customStyle="1" w:styleId="SectionNumber" w:type="character">
-    <w:name w:val="Section Number"/>
-    <w:basedOn w:val="BodyTextChar"/>
-  </w:style>
-  <w:style w:styleId="FootnoteReference" w:type="character">
-    <w:name w:val="Footnote Reference"/>
-    <w:basedOn w:val="BodyTextChar"/>
-    <w:rPr>
-      <w:vertAlign w:val="superscript"/>
-    </w:rPr>
-  </w:style>
-  <w:style w:styleId="Hyperlink" w:type="character">
-    <w:name w:val="Hyperlink"/>
-    <w:basedOn w:val="BodyTextChar"/>
-    <w:rPr>
-      <w:color w:themeColor="accent1" w:val="4F81BD"/>
-    </w:rPr>
-  </w:style>
-  <w:style w:styleId="TOCHeading" w:type="paragraph">
-    <w:name w:val="TOC Heading"/>
-    <w:basedOn w:val="Heading1"/>
-    <w:next w:val="BodyText"/>
+    <w:link w:val="CommentText"/>
+    <w:uiPriority w:val="99"/>
+    <w:rsid w:val="00771E03"/>
+    <w:rPr>
+      <w:sz w:val="20"/>
+      <w:szCs w:val="20"/>
+    </w:rPr>
+  </w:style>
+  <w:style w:styleId="TOC1" w:type="paragraph">
+    <w:name w:val="toc 1"/>
+    <w:basedOn w:val="Normal"/>
+    <w:next w:val="Normal"/>
+    <w:autoRedefine/>
     <w:uiPriority w:val="39"/>
     <w:unhideWhenUsed/>
-    <w:qFormat/>
+    <w:rsid w:val="00322D32"/>
     <w:pPr>
-      <w:spacing w:before="240" w:line="259" w:lineRule="auto"/>
-      <w:outlineLvl w:val="9"/>
-    </w:pPr>
-    <w:rPr>
-      <w:rFonts w:asciiTheme="majorHAnsi" w:cstheme="majorBidi" w:eastAsiaTheme="majorEastAsia" w:hAnsiTheme="majorHAnsi"/>
-      <w:b w:val="0"/>
-      <w:bCs w:val="0"/>
-      <w:color w:themeColor="accent1" w:themeShade="BF" w:val="365F91"/>
-    </w:rPr>
-  </w:style>
-  <w:style w:type="paragraph" w:customStyle="1" w:styleId="SourceCode">
-    <w:name w:val="Source Code"/>
-    <w:basedOn w:val="Normal"/>
-    <w:link w:val="VerbatimChar"/>
-    <w:pPr>
-      <w:wordWrap w:val="off"/>
-      <w:shd w:val="clear" w:fill="f1f3f5"/>
+      <w:spacing w:after="100"/>
     </w:pPr>
   </w:style>
   <w:style w:type="character" w:customStyle="1" w:styleId="KeywordTok">
     <w:name w:val="KeywordTok"/>
     <w:basedOn w:val="VerbatimChar"/>
     <w:rPr>
-      <w:b/>
-      <w:color w:val="003b4f"/>
-      <w:shd w:val="clear" w:fill="f1f3f5"/>
+      <w:color w:val="d73a49"/>
     </w:rPr>
   </w:style>
   <w:style w:type="character" w:customStyle="1" w:styleId="DataTypeTok">
     <w:name w:val="DataTypeTok"/>
     <w:basedOn w:val="VerbatimChar"/>
     <w:rPr>
-      <w:color w:val="ad0000"/>
-      <w:shd w:val="clear" w:fill="f1f3f5"/>
+      <w:color w:val="d73a49"/>
     </w:rPr>
   </w:style>
   <w:style w:type="character" w:customStyle="1" w:styleId="DecValTok">
     <w:name w:val="DecValTok"/>
     <w:basedOn w:val="VerbatimChar"/>
     <w:rPr>
-      <w:color w:val="ad0000"/>
-      <w:shd w:val="clear" w:fill="f1f3f5"/>
+      <w:color w:val="005cc5"/>
     </w:rPr>
   </w:style>
   <w:style w:type="character" w:customStyle="1" w:styleId="BaseNTok">
     <w:name w:val="BaseNTok"/>
     <w:basedOn w:val="VerbatimChar"/>
     <w:rPr>
-      <w:color w:val="ad0000"/>
-      <w:shd w:val="clear" w:fill="f1f3f5"/>
+      <w:color w:val="005cc5"/>
     </w:rPr>
   </w:style>
   <w:style w:type="character" w:customStyle="1" w:styleId="FloatTok">
     <w:name w:val="FloatTok"/>
     <w:basedOn w:val="VerbatimChar"/>
     <w:rPr>
-      <w:color w:val="ad0000"/>
-      <w:shd w:val="clear" w:fill="f1f3f5"/>
+      <w:color w:val="005cc5"/>
     </w:rPr>
   </w:style>
   <w:style w:type="character" w:customStyle="1" w:styleId="ConstantTok">
     <w:name w:val="ConstantTok"/>
     <w:basedOn w:val="VerbatimChar"/>
     <w:rPr>
-      <w:color w:val="8f5902"/>
-      <w:shd w:val="clear" w:fill="f1f3f5"/>
+      <w:color w:val="005cc5"/>
     </w:rPr>
   </w:style>
   <w:style w:type="character" w:customStyle="1" w:styleId="CharTok">
     <w:name w:val="CharTok"/>
     <w:basedOn w:val="VerbatimChar"/>
     <w:rPr>
-      <w:color w:val="20794d"/>
-      <w:shd w:val="clear" w:fill="f1f3f5"/>
+      <w:color w:val="032f62"/>
     </w:rPr>
   </w:style>
   <w:style w:type="character" w:customStyle="1" w:styleId="SpecialCharTok">
     <w:name w:val="SpecialCharTok"/>
     <w:basedOn w:val="VerbatimChar"/>
     <w:rPr>
-      <w:color w:val="5e5e5e"/>
-      <w:shd w:val="clear" w:fill="f1f3f5"/>
+      <w:color w:val="005cc5"/>
     </w:rPr>
   </w:style>
   <w:style w:type="character" w:customStyle="1" w:styleId="StringTok">
     <w:name w:val="StringTok"/>
     <w:basedOn w:val="VerbatimChar"/>
     <w:rPr>
-      <w:color w:val="20794d"/>
-      <w:shd w:val="clear" w:fill="f1f3f5"/>
+      <w:color w:val="032f62"/>
     </w:rPr>
   </w:style>
   <w:style w:type="character" w:customStyle="1" w:styleId="VerbatimStringTok">
     <w:name w:val="VerbatimStringTok"/>
     <w:basedOn w:val="VerbatimChar"/>
     <w:rPr>
-      <w:color w:val="20794d"/>
-      <w:shd w:val="clear" w:fill="f1f3f5"/>
+      <w:color w:val="032f62"/>
     </w:rPr>
   </w:style>
   <w:style w:type="character" w:customStyle="1" w:styleId="SpecialStringTok">
     <w:name w:val="SpecialStringTok"/>
     <w:basedOn w:val="VerbatimChar"/>
     <w:rPr>
-      <w:color w:val="20794d"/>
-      <w:shd w:val="clear" w:fill="f1f3f5"/>
+      <w:color w:val="032f62"/>
     </w:rPr>
   </w:style>
   <w:style w:type="character" w:customStyle="1" w:styleId="ImportTok">
     <w:name w:val="ImportTok"/>
     <w:basedOn w:val="VerbatimChar"/>
     <w:rPr>
-      <w:color w:val="00769e"/>
-      <w:shd w:val="clear" w:fill="f1f3f5"/>
+      <w:color w:val="032f62"/>
     </w:rPr>
   </w:style>
   <w:style w:type="character" w:customStyle="1" w:styleId="CommentTok">
     <w:name w:val="CommentTok"/>
     <w:basedOn w:val="VerbatimChar"/>
     <w:rPr>
-      <w:color w:val="5e5e5e"/>
-      <w:shd w:val="clear" w:fill="f1f3f5"/>
+      <w:color w:val="6a737d"/>
     </w:rPr>
   </w:style>
   <w:style w:type="character" w:customStyle="1" w:styleId="DocumentationTok">
     <w:name w:val="DocumentationTok"/>
     <w:basedOn w:val="VerbatimChar"/>
     <w:rPr>
-      <w:i/>
-      <w:color w:val="5e5e5e"/>
-      <w:shd w:val="clear" w:fill="f1f3f5"/>
+      <w:color w:val="6a737d"/>
     </w:rPr>
   </w:style>
   <w:style w:type="character" w:customStyle="1" w:styleId="AnnotationTok">
     <w:name w:val="AnnotationTok"/>
     <w:basedOn w:val="VerbatimChar"/>
     <w:rPr>
-      <w:color w:val="5e5e5e"/>
-      <w:shd w:val="clear" w:fill="f1f3f5"/>
+      <w:color w:val="6a737d"/>
     </w:rPr>
   </w:style>
   <w:style w:type="character" w:customStyle="1" w:styleId="CommentVarTok">
     <w:name w:val="CommentVarTok"/>
     <w:basedOn w:val="VerbatimChar"/>
     <w:rPr>
-      <w:i/>
-      <w:color w:val="5e5e5e"/>
-      <w:shd w:val="clear" w:fill="f1f3f5"/>
+      <w:color w:val="6a737d"/>
     </w:rPr>
   </w:style>
   <w:style w:type="character" w:customStyle="1" w:styleId="OtherTok">
     <w:name w:val="OtherTok"/>
     <w:basedOn w:val="VerbatimChar"/>
     <w:rPr>
-      <w:color w:val="003b4f"/>
-      <w:shd w:val="clear" w:fill="f1f3f5"/>
+      <w:color w:val="6f42c1"/>
     </w:rPr>
   </w:style>
   <w:style w:type="character" w:customStyle="1" w:styleId="FunctionTok">
     <w:name w:val="FunctionTok"/>
     <w:basedOn w:val="VerbatimChar"/>
     <w:rPr>
-      <w:color w:val="4758ab"/>
-      <w:shd w:val="clear" w:fill="f1f3f5"/>
+      <w:color w:val="6f42c1"/>
     </w:rPr>
   </w:style>
   <w:style w:type="character" w:customStyle="1" w:styleId="VariableTok">
     <w:name w:val="VariableTok"/>
     <w:basedOn w:val="VerbatimChar"/>
     <w:rPr>
-      <w:color w:val="111111"/>
-      <w:shd w:val="clear" w:fill="f1f3f5"/>
+      <w:color w:val="e36209"/>
     </w:rPr>
   </w:style>
   <w:style w:type="character" w:customStyle="1" w:styleId="ControlFlowTok">
     <w:name w:val="ControlFlowTok"/>
     <w:basedOn w:val="VerbatimChar"/>
     <w:rPr>
-      <w:b/>
-      <w:color w:val="003b4f"/>
-      <w:shd w:val="clear" w:fill="f1f3f5"/>
+      <w:color w:val="d73a49"/>
     </w:rPr>
   </w:style>
   <w:style w:type="character" w:customStyle="1" w:styleId="OperatorTok">
     <w:name w:val="OperatorTok"/>
     <w:basedOn w:val="VerbatimChar"/>
     <w:rPr>
-      <w:color w:val="5e5e5e"/>
-      <w:shd w:val="clear" w:fill="f1f3f5"/>
+      <w:color w:val="24292e"/>
     </w:rPr>
   </w:style>
   <w:style w:type="character" w:customStyle="1" w:styleId="BuiltInTok">
     <w:name w:val="BuiltInTok"/>
     <w:basedOn w:val="VerbatimChar"/>
     <w:rPr>
-      <w:color w:val="003b4f"/>
-      <w:shd w:val="clear" w:fill="f1f3f5"/>
+      <w:color w:val="d73a49"/>
     </w:rPr>
   </w:style>
   <w:style w:type="character" w:customStyle="1" w:styleId="ExtensionTok">
     <w:name w:val="ExtensionTok"/>
     <w:basedOn w:val="VerbatimChar"/>
     <w:rPr>
-      <w:color w:val="003b4f"/>
-      <w:shd w:val="clear" w:fill="f1f3f5"/>
+      <w:b/>
+      <w:color w:val="d73a49"/>
     </w:rPr>
   </w:style>
   <w:style w:type="character" w:customStyle="1" w:styleId="PreprocessorTok">
     <w:name w:val="PreprocessorTok"/>
     <w:basedOn w:val="VerbatimChar"/>
     <w:rPr>
-      <w:color w:val="ad0000"/>
-      <w:shd w:val="clear" w:fill="f1f3f5"/>
+      <w:color w:val="d73a49"/>
     </w:rPr>
   </w:style>
   <w:style w:type="character" w:customStyle="1" w:styleId="AttributeTok">
     <w:name w:val="AttributeTok"/>
     <w:basedOn w:val="VerbatimChar"/>
     <w:rPr>
-      <w:color w:val="657422"/>
-      <w:shd w:val="clear" w:fill="f1f3f5"/>
+      <w:color w:val="d73a49"/>
     </w:rPr>
   </w:style>
   <w:style w:type="character" w:customStyle="1" w:styleId="RegionMarkerTok">
     <w:name w:val="RegionMarkerTok"/>
     <w:basedOn w:val="VerbatimChar"/>
     <w:rPr>
-      <w:color w:val="003b4f"/>
-      <w:shd w:val="clear" w:fill="f1f3f5"/>
+      <w:color w:val="6a737d"/>
     </w:rPr>
   </w:style>
   <w:style w:type="character" w:customStyle="1" w:styleId="InformationTok">
     <w:name w:val="InformationTok"/>
     <w:basedOn w:val="VerbatimChar"/>
     <w:rPr>
-      <w:color w:val="5e5e5e"/>
-      <w:shd w:val="clear" w:fill="f1f3f5"/>
+      <w:color w:val="6a737d"/>
     </w:rPr>
   </w:style>
   <w:style w:type="character" w:customStyle="1" w:styleId="WarningTok">
     <w:name w:val="WarningTok"/>
     <w:basedOn w:val="VerbatimChar"/>
     <w:rPr>
-      <w:i/>
-      <w:color w:val="5e5e5e"/>
-      <w:shd w:val="clear" w:fill="f1f3f5"/>
+      <w:color w:val="ff5555"/>
     </w:rPr>
   </w:style>
   <w:style w:type="character" w:customStyle="1" w:styleId="AlertTok">
     <w:name w:val="AlertTok"/>
     <w:basedOn w:val="VerbatimChar"/>
     <w:rPr>
-      <w:color w:val="ad0000"/>
-      <w:shd w:val="clear" w:fill="f1f3f5"/>
+      <w:b/>
+      <w:color w:val="ff5555"/>
     </w:rPr>
   </w:style>
   <w:style w:type="character" w:customStyle="1" w:styleId="ErrorTok">
     <w:name w:val="ErrorTok"/>
     <w:basedOn w:val="VerbatimChar"/>
     <w:rPr>
-      <w:color w:val="ad0000"/>
-      <w:shd w:val="clear" w:fill="f1f3f5"/>
+      <w:color w:val="ff5555"/>
+      <w:u/>
     </w:rPr>
   </w:style>
   <w:style w:type="character" w:customStyle="1" w:styleId="NormalTok">
     <w:name w:val="NormalTok"/>
     <w:basedOn w:val="VerbatimChar"/>
     <w:rPr>
-      <w:color w:val="003b4f"/>
-      <w:shd w:val="clear" w:fill="f1f3f5"/>
+      <w:color w:val="24292e"/>
     </w:rPr>
   </w:style>
 </w:styles>
@@ -5677,7 +5997,7 @@
         <a:latin typeface="Aptos" panose="02110004020202020204"/>
         <a:ea typeface=""/>
         <a:cs typeface=""/>
-        <a:font script="Jpan" typeface="游明朝"/>
+        <a:font script="Jpan" typeface="游ゴシック"/>
         <a:font script="Hang" typeface="맑은 고딕"/>
         <a:font script="Hans" typeface="等线"/>
         <a:font script="Hant" typeface="新細明體"/>
@@ -5868,7 +6188,7 @@
   <a:extraClrSchemeLst/>
   <a:extLst>
     <a:ext uri="{05A4C25C-085E-4340-85A3-A5531E510DB2}">
-      <thm15:themeFamily xmlns:thm15="http://schemas.microsoft.com/office/thememl/2012/main" name="Office Theme" id="{2E142A2C-CD16-42D6-873A-C26D2A0506FA}" vid="{1BDDFF52-6CD6-40A5-AB3C-68EB2F1E4D0A}"/>
+      <thm15:themeFamily xmlns:thm15="http://schemas.microsoft.com/office/thememl/2012/main" name="Office Theme" id="{62F939B6-93AF-4DB8-9C6B-D6C7DFDC589F}" vid="{4A3C46E8-61CC-4603-A589-7422A47A8E4A}"/>
     </a:ext>
   </a:extLst>
 </a:theme>

--- a/docs/quizzes/05_quiz_quarto.docx
+++ b/docs/quizzes/05_quiz_quarto.docx
@@ -31,7 +31,7 @@
         <w:pStyle w:val="Date"/>
       </w:pPr>
       <w:r>
-        <w:t xml:space="preserve">2026-09-03</w:t>
+        <w:t xml:space="preserve">2026-09-04</w:t>
       </w:r>
     </w:p>
     <w:bookmarkStart w:id="10" w:name="quiz-05-quarto-and-markdown-reports"/>
